--- a/v2-infrastructure-as-code/Some notes on the scenario.docx
+++ b/v2-infrastructure-as-code/Some notes on the scenario.docx
@@ -11,26 +11,32 @@
       </w:pPr>
       <w:r/>
       <w:r/>
-      <w:r/>
     </w:p>
     <w:p>
       <w:pPr>
         <w:pBdr/>
-        <w:shd w:val="nil"/>
+        <w:shd w:val="nil" w:color="auto"/>
         <w:spacing/>
         <w:ind/>
         <w:rPr>
           <w14:ligatures w14:val="none"/>
         </w:rPr>
       </w:pPr>
-      <w:r/>
-      <w:r/>
-      <w:r/>
+      <w:r>
+        <w:rPr>
+          <w14:ligatures w14:val="none"/>
+        </w:rPr>
+      </w:r>
+      <w:r>
+        <w:rPr>
+          <w14:ligatures w14:val="none"/>
+        </w:rPr>
+      </w:r>
     </w:p>
     <w:p>
       <w:pPr>
         <w:pBdr/>
-        <w:shd w:val="nil"/>
+        <w:shd w:val="nil" w:color="auto"/>
         <w:spacing/>
         <w:ind/>
         <w:rPr>
@@ -43,11 +49,6 @@
           <w:highlight w:val="none"/>
         </w:rPr>
         <w:t xml:space="preserve">Since the file clean-up has been done by the Lambda function, we need the ETL job to aggregate the TotalAmount by CustomerEmail to identify high-value VIP customers so that I can target them with exclusive loyalty rewards. </w:t>
-      </w:r>
-      <w:r>
-        <w:rPr>
-          <w:highlight w:val="none"/>
-        </w:rPr>
       </w:r>
       <w:r>
         <w:rPr>
@@ -63,6 +64,7 @@
       <w:r>
         <w:rPr>
           <w:highlight w:val="none"/>
+          <w14:ligatures w14:val="none"/>
         </w:rPr>
       </w:r>
     </w:p>
@@ -90,6 +92,2294 @@
       <w:r>
         <w:rPr>
           <w:highlight w:val="none"/>
+          <w14:ligatures w14:val="none"/>
+        </w:rPr>
+      </w:r>
+    </w:p>
+    <w:p>
+      <w:pPr>
+        <w:pBdr/>
+        <w:shd w:val="nil" w:color="000000"/>
+        <w:spacing/>
+        <w:ind/>
+        <w:rPr>
+          <w:highlight w:val="none"/>
+          <w14:ligatures w14:val="none"/>
+        </w:rPr>
+      </w:pPr>
+      <w:r>
+        <w:rPr>
+          <w:highlight w:val="none"/>
+        </w:rPr>
+      </w:r>
+      <w:r>
+        <w:rPr>
+          <w:highlight w:val="none"/>
+        </w:rPr>
+      </w:r>
+      <w:r>
+        <w:rPr>
+          <w:highlight w:val="none"/>
+          <w14:ligatures w14:val="none"/>
+        </w:rPr>
+      </w:r>
+    </w:p>
+    <w:p>
+      <w:pPr>
+        <w:pBdr/>
+        <w:shd w:val="nil" w:color="000000"/>
+        <w:spacing/>
+        <w:ind/>
+        <w:rPr>
+          <w:highlight w:val="none"/>
+          <w14:ligatures w14:val="none"/>
+        </w:rPr>
+      </w:pPr>
+      <w:r>
+        <w:rPr>
+          <w:highlight w:val="none"/>
+        </w:rPr>
+        <w:t xml:space="preserve">Issue with SNS during the deployment</w:t>
+      </w:r>
+      <w:r>
+        <w:rPr>
+          <w:highlight w:val="none"/>
+        </w:rPr>
+      </w:r>
+      <w:r>
+        <w:rPr>
+          <w:highlight w:val="none"/>
+          <w14:ligatures w14:val="none"/>
+        </w:rPr>
+      </w:r>
+    </w:p>
+    <w:p>
+      <w:pPr>
+        <w:pBdr/>
+        <w:shd w:val="nil" w:color="auto"/>
+        <w:spacing/>
+        <w:ind/>
+        <w:rPr>
+          <w14:ligatures w14:val="none"/>
+        </w:rPr>
+      </w:pPr>
+      <w:r>
+        <w:t xml:space="preserve">The SNS issue is a CDK limitation — it always recreates the subscription on every </w:t>
+      </w:r>
+      <w:r>
+        <w:rPr>
+          <w14:ligatures w14:val="none"/>
+        </w:rPr>
+      </w:r>
+    </w:p>
+    <w:p>
+      <w:pPr>
+        <w:pBdr/>
+        <w:shd w:val="nil" w:color="auto"/>
+        <w:spacing/>
+        <w:ind/>
+        <w:rPr>
+          <w14:ligatures w14:val="none"/>
+        </w:rPr>
+      </w:pPr>
+      <w:r>
+        <w:t xml:space="preserve">cdk deploy</w:t>
+      </w:r>
+      <w:r>
+        <w:rPr>
+          <w14:ligatures w14:val="none"/>
+        </w:rPr>
+      </w:r>
+    </w:p>
+    <w:p>
+      <w:pPr>
+        <w:pBdr/>
+        <w:shd w:val="nil" w:color="auto"/>
+        <w:spacing/>
+        <w:ind/>
+        <w:rPr>
+          <w14:ligatures w14:val="none"/>
+        </w:rPr>
+      </w:pPr>
+      <w:r>
+        <w:t xml:space="preserve"> which triggers the unsubscribe/resubscribe loop.</w:t>
+      </w:r>
+      <w:r>
+        <w:rPr>
+          <w14:ligatures w14:val="none"/>
+        </w:rPr>
+      </w:r>
+    </w:p>
+    <w:p>
+      <w:pPr>
+        <w:pBdr/>
+        <w:shd w:val="nil" w:color="auto"/>
+        <w:spacing/>
+        <w:ind/>
+        <w:rPr>
+          <w14:ligatures w14:val="none"/>
+        </w:rPr>
+      </w:pPr>
+      <w:r>
+        <w:t xml:space="preserve">The fix is already in the code (we removed </w:t>
+      </w:r>
+      <w:r>
+        <w:rPr>
+          <w14:ligatures w14:val="none"/>
+        </w:rPr>
+      </w:r>
+    </w:p>
+    <w:p>
+      <w:pPr>
+        <w:pBdr/>
+        <w:shd w:val="nil" w:color="auto"/>
+        <w:spacing/>
+        <w:ind/>
+        <w:rPr>
+          <w14:ligatures w14:val="none"/>
+        </w:rPr>
+      </w:pPr>
+      <w:r>
+        <w:t xml:space="preserve">add_subscription</w:t>
+      </w:r>
+      <w:r>
+        <w:rPr>
+          <w14:ligatures w14:val="none"/>
+        </w:rPr>
+      </w:r>
+    </w:p>
+    <w:p>
+      <w:pPr>
+        <w:pBdr/>
+        <w:shd w:val="nil" w:color="auto"/>
+        <w:spacing/>
+        <w:ind/>
+        <w:rPr>
+          <w14:ligatures w14:val="none"/>
+        </w:rPr>
+      </w:pPr>
+      <w:r>
+        <w:t xml:space="preserve"> from the stack). So the process going forward when you redeploy is simply:</w:t>
+      </w:r>
+      <w:r>
+        <w:rPr>
+          <w14:ligatures w14:val="none"/>
+        </w:rPr>
+      </w:r>
+    </w:p>
+    <w:p>
+      <w:pPr>
+        <w:pBdr/>
+        <w:shd w:val="nil" w:color="auto"/>
+        <w:spacing/>
+        <w:ind/>
+        <w:rPr>
+          <w14:ligatures w14:val="none"/>
+        </w:rPr>
+      </w:pPr>
+      <w:r>
+        <w:t xml:space="preserve">After each </w:t>
+      </w:r>
+      <w:r>
+        <w:t xml:space="preserve">cdk deploy</w:t>
+      </w:r>
+      <w:r>
+        <w:t xml:space="preserve">, run this once:</w:t>
+      </w:r>
+      <w:r>
+        <w:rPr>
+          <w14:ligatures w14:val="none"/>
+        </w:rPr>
+      </w:r>
+    </w:p>
+    <w:p>
+      <w:pPr>
+        <w:pBdr/>
+        <w:shd w:val="nil" w:color="auto"/>
+        <w:spacing/>
+        <w:ind/>
+        <w:rPr>
+          <w14:ligatures w14:val="none"/>
+        </w:rPr>
+      </w:pPr>
+      <w:r>
+        <w:t xml:space="preserve">aws sns subscribe --topic-arn arn:aws:sns:us-east</w:t>
+      </w:r>
+      <w:r>
+        <w:t xml:space="preserve">-1</w:t>
+      </w:r>
+      <w:r>
+        <w:t xml:space="preserve">:</w:t>
+      </w:r>
+      <w:r>
+        <w:t xml:space="preserve">370314719865</w:t>
+      </w:r>
+      <w:r>
+        <w:t xml:space="preserve">:pipeline-alerts-nak76700 --protocol email --notification-endpoint nak76700.awsproject@outlook.com </w:t>
+      </w:r>
+      <w:r>
+        <w:rPr>
+          <w14:ligatures w14:val="none"/>
+        </w:rPr>
+      </w:r>
+    </w:p>
+    <w:p>
+      <w:pPr>
+        <w:pBdr/>
+        <w:shd w:val="nil" w:color="auto"/>
+        <w:spacing/>
+        <w:ind/>
+        <w:rPr>
+          <w14:ligatures w14:val="none"/>
+        </w:rPr>
+      </w:pPr>
+      <w:r>
+        <w:t xml:space="preserve">Copy</w:t>
+      </w:r>
+      <w:r>
+        <w:rPr>
+          <w14:ligatures w14:val="none"/>
+        </w:rPr>
+      </w:r>
+    </w:p>
+    <w:p>
+      <w:pPr>
+        <w:pBdr/>
+        <w:shd w:val="nil" w:color="auto"/>
+        <w:spacing/>
+        <w:ind/>
+        <w:rPr>
+          <w14:ligatures w14:val="none"/>
+        </w:rPr>
+      </w:pPr>
+      <w:r>
+        <w:t xml:space="preserve">Then confirm the email immediately.</w:t>
+      </w:r>
+      <w:r>
+        <w:rPr>
+          <w14:ligatures w14:val="none"/>
+        </w:rPr>
+      </w:r>
+    </w:p>
+    <w:p>
+      <w:pPr>
+        <w:pBdr/>
+        <w:shd w:val="nil" w:color="auto"/>
+        <w:spacing/>
+        <w:ind/>
+        <w:rPr>
+          <w14:ligatures w14:val="none"/>
+        </w:rPr>
+      </w:pPr>
+      <w:r>
+        <w:t xml:space="preserve">Since the subscription is no longer managed by CDK, it will </w:t>
+      </w:r>
+      <w:r>
+        <w:t xml:space="preserve">only</w:t>
+      </w:r>
+      <w:r>
+        <w:t xml:space="preserve"> get wiped if you run </w:t>
+      </w:r>
+      <w:r>
+        <w:rPr>
+          <w14:ligatures w14:val="none"/>
+        </w:rPr>
+      </w:r>
+    </w:p>
+    <w:p>
+      <w:pPr>
+        <w:pBdr/>
+        <w:shd w:val="nil" w:color="auto"/>
+        <w:spacing/>
+        <w:ind/>
+        <w:rPr>
+          <w14:ligatures w14:val="none"/>
+        </w:rPr>
+      </w:pPr>
+      <w:r>
+        <w:t xml:space="preserve">cdk destroy</w:t>
+      </w:r>
+      <w:r>
+        <w:rPr>
+          <w14:ligatures w14:val="none"/>
+        </w:rPr>
+      </w:r>
+    </w:p>
+    <w:p>
+      <w:pPr>
+        <w:pBdr/>
+        <w:shd w:val="nil" w:color="auto"/>
+        <w:spacing/>
+        <w:ind/>
+        <w:rPr>
+          <w14:ligatures w14:val="none"/>
+        </w:rPr>
+      </w:pPr>
+      <w:r>
+        <w:t xml:space="preserve"> — not on regular deploys. So in practice you only need to do this once per full deployment cycle.</w:t>
+      </w:r>
+      <w:r>
+        <w:rPr>
+          <w14:ligatures w14:val="none"/>
+        </w:rPr>
+      </w:r>
+    </w:p>
+    <w:p>
+      <w:pPr>
+        <w:pBdr/>
+        <w:shd w:val="nil" w:color="auto"/>
+        <w:spacing/>
+        <w:ind/>
+        <w:rPr>
+          <w14:ligatures w14:val="none"/>
+        </w:rPr>
+      </w:pPr>
+      <w:r>
+        <w:rPr>
+          <w14:ligatures w14:val="none"/>
+        </w:rPr>
+      </w:r>
+      <w:r>
+        <w:rPr>
+          <w14:ligatures w14:val="none"/>
+        </w:rPr>
+      </w:r>
+    </w:p>
+    <w:p>
+      <w:pPr>
+        <w:pBdr/>
+        <w:shd w:val="nil" w:color="000000"/>
+        <w:spacing/>
+        <w:ind/>
+        <w:rPr>
+          <w:highlight w:val="none"/>
+          <w14:ligatures w14:val="none"/>
+        </w:rPr>
+      </w:pPr>
+      <w:r>
+        <w:rPr>
+          <w:highlight w:val="none"/>
+        </w:rPr>
+      </w:r>
+      <w:r>
+        <w:rPr>
+          <w:highlight w:val="none"/>
+        </w:rPr>
+      </w:r>
+      <w:r>
+        <w:rPr>
+          <w:highlight w:val="none"/>
+          <w14:ligatures w14:val="none"/>
+        </w:rPr>
+      </w:r>
+    </w:p>
+    <w:p>
+      <w:pPr>
+        <w:pBdr/>
+        <w:shd w:val="nil" w:color="000000"/>
+        <w:spacing/>
+        <w:ind/>
+        <w:rPr>
+          <w:highlight w:val="none"/>
+          <w14:ligatures w14:val="none"/>
+        </w:rPr>
+      </w:pPr>
+      <w:r>
+        <w:rPr>
+          <w:highlight w:val="none"/>
+        </w:rPr>
+      </w:r>
+      <w:r>
+        <w:rPr>
+          <w:highlight w:val="none"/>
+        </w:rPr>
+      </w:r>
+      <w:r>
+        <w:rPr>
+          <w:highlight w:val="none"/>
+          <w14:ligatures w14:val="none"/>
+        </w:rPr>
+      </w:r>
+    </w:p>
+    <w:p>
+      <w:pPr>
+        <w:pBdr/>
+        <w:shd w:val="nil" w:color="000000"/>
+        <w:spacing/>
+        <w:ind/>
+        <w:rPr>
+          <w:highlight w:val="none"/>
+          <w14:ligatures w14:val="none"/>
+        </w:rPr>
+      </w:pPr>
+      <w:r>
+        <w:rPr>
+          <w:highlight w:val="none"/>
+        </w:rPr>
+      </w:r>
+      <w:r>
+        <w:rPr>
+          <w:highlight w:val="none"/>
+        </w:rPr>
+      </w:r>
+      <w:r>
+        <w:rPr>
+          <w:highlight w:val="none"/>
+          <w14:ligatures w14:val="none"/>
+        </w:rPr>
+      </w:r>
+    </w:p>
+    <w:p>
+      <w:pPr>
+        <w:pBdr/>
+        <w:shd w:val="nil" w:color="auto"/>
+        <w:spacing/>
+        <w:ind/>
+        <w:rPr>
+          <w:highlight w:val="none"/>
+          <w14:ligatures w14:val="none"/>
+        </w:rPr>
+      </w:pPr>
+      <w:r>
+        <w:rPr>
+          <w:b/>
+          <w:bCs/>
+          <w:color w:val="0070c0"/>
+          <w:sz w:val="24"/>
+          <w:szCs w:val="24"/>
+          <w:highlight w:val="none"/>
+        </w:rPr>
+      </w:r>
+      <w:r>
+        <w:rPr>
+          <w:rFonts w:ascii="Arial" w:hAnsi="Arial" w:eastAsia="Arial" w:cs="Arial"/>
+          <w:b/>
+          <w:bCs/>
+          <w:color w:val="0070c0"/>
+          <w:sz w:val="24"/>
+          <w:szCs w:val="24"/>
+        </w:rPr>
+        <w:t xml:space="preserve">Serverless Event-Driven Framework for Automated Data Validation and ETL Orchestration</w:t>
+      </w:r>
+      <w:r>
+        <w:rPr>
+          <w:highlight w:val="none"/>
+        </w:rPr>
+      </w:r>
+      <w:r>
+        <w:rPr>
+          <w:highlight w:val="none"/>
+          <w14:ligatures w14:val="none"/>
+        </w:rPr>
+      </w:r>
+    </w:p>
+    <w:p>
+      <w:pPr>
+        <w:pBdr/>
+        <w:shd w:val="nil" w:color="auto"/>
+        <w:spacing/>
+        <w:ind/>
+        <w:rPr>
+          <w14:ligatures w14:val="none"/>
+        </w:rPr>
+      </w:pPr>
+      <w:r>
+        <w:t xml:space="preserve">I have created a new folder called v3-Serverless Event-Driven Framework for Automated Data Validation and ETL Orchestration</w:t>
+      </w:r>
+      <w:r>
+        <w:rPr>
+          <w14:ligatures w14:val="none"/>
+        </w:rPr>
+      </w:r>
+    </w:p>
+    <w:p>
+      <w:pPr>
+        <w:pBdr/>
+        <w:shd w:val="nil" w:color="auto"/>
+        <w:spacing/>
+        <w:ind/>
+        <w:rPr>
+          <w14:ligatures w14:val="none"/>
+        </w:rPr>
+      </w:pPr>
+      <w:r>
+        <w:t xml:space="preserve">This will be an evolution of the previous project we did.</w:t>
+        <w:br/>
+        <w:t xml:space="preserve">You will find inside a picture of the new architecture with these following instructions</w:t>
+        <w:br/>
+        <w:t xml:space="preserve">First when Raw CSV data is uploaded to the raw-file-pipeline S3 bucket, an EventBridge rule will detects the </w:t>
+      </w:r>
+      <w:r>
+        <w:t xml:space="preserve">file upload and triggers the AWS Step Functions workflow to begin orchestration. The metadata of the S3 file should be passed to the step function. Then when the step function start the workflow, it should trigger the Lambda function the preliminary valida</w:t>
+      </w:r>
+      <w:r>
+        <w:t xml:space="preserve">tion on the file. In case of an issue, then a CATCH block is configured to capture execution failures and send alert notifications via Amazon SNS.</w:t>
+        <w:br/>
+        <w:t xml:space="preserve">Otherwise, if it is successful, then the cleaned filed is stored in the processed-file bucket and an AWS Glue</w:t>
+      </w:r>
+      <w:r>
+        <w:t xml:space="preserve"> Crawler is started to scan the data, infer the schema, and update the Glue Data Catalog.</w:t>
+        <w:br/>
+        <w:t xml:space="preserve">The AWS Glue Job is initiated to execute the primary Extract, Transform, and Load (ETL) logic by retrieving the data from the processed-file-pipeline S3 bucket.</w:t>
+        <w:br/>
+        <w:t xml:space="preserve">In th</w:t>
+      </w:r>
+      <w:r>
+        <w:t xml:space="preserve">e end, the transformed data is written to the final-file-pipeline S3 bucket, partitioned by date and converted into the Parquet format.</w:t>
+        <w:br/>
+        <w:t xml:space="preserve">The end-user (Actor) performs SQL queries on the final dataset using Amazon Athena for analysis and reporting. To this e</w:t>
+      </w:r>
+      <w:r>
+        <w:t xml:space="preserve">nd, once the ETL job has finished it is triggering a Glue crawler to update the update the Glue Data catalog accordingly.</w:t>
+      </w:r>
+      <w:r>
+        <w:rPr>
+          <w14:ligatures w14:val="none"/>
+        </w:rPr>
+      </w:r>
+    </w:p>
+    <w:p>
+      <w:pPr>
+        <w:pBdr/>
+        <w:shd w:val="nil" w:color="auto"/>
+        <w:spacing/>
+        <w:ind/>
+        <w:rPr>
+          <w14:ligatures w14:val="none"/>
+        </w:rPr>
+      </w:pPr>
+      <w:r>
+        <w:t xml:space="preserve">What do you think of it and can you do the CDK as in the previous folder with the same set of requirement</w:t>
+      </w:r>
+      <w:r>
+        <w:rPr>
+          <w14:ligatures w14:val="none"/>
+        </w:rPr>
+      </w:r>
+    </w:p>
+    <w:p>
+      <w:pPr>
+        <w:pBdr/>
+        <w:shd w:val="nil" w:color="auto"/>
+        <w:spacing/>
+        <w:ind/>
+        <w:rPr>
+          <w:highlight w:val="none"/>
+          <w14:ligatures w14:val="none"/>
+        </w:rPr>
+      </w:pPr>
+      <w:r>
+        <w:rPr>
+          <w:highlight w:val="none"/>
+        </w:rPr>
+      </w:r>
+      <w:r>
+        <w:rPr>
+          <w:highlight w:val="none"/>
+        </w:rPr>
+      </w:r>
+      <w:r>
+        <w:rPr>
+          <w:highlight w:val="none"/>
+          <w14:ligatures w14:val="none"/>
+        </w:rPr>
+      </w:r>
+    </w:p>
+    <w:p>
+      <w:pPr>
+        <w:pBdr/>
+        <w:shd w:val="nil" w:color="auto"/>
+        <w:spacing/>
+        <w:ind/>
+        <w:rPr>
+          <w:highlight w:val="none"/>
+          <w14:ligatures w14:val="none"/>
+        </w:rPr>
+      </w:pPr>
+      <w:r>
+        <w:rPr>
+          <w:highlight w:val="none"/>
+        </w:rPr>
+      </w:r>
+      <w:r>
+        <w:rPr>
+          <w:highlight w:val="none"/>
+        </w:rPr>
+      </w:r>
+      <w:r>
+        <w:rPr>
+          <w:highlight w:val="none"/>
+          <w14:ligatures w14:val="none"/>
+        </w:rPr>
+      </w:r>
+    </w:p>
+    <w:p>
+      <w:pPr>
+        <w:pBdr/>
+        <w:shd w:val="nil" w:color="auto"/>
+        <w:spacing/>
+        <w:ind/>
+        <w:rPr>
+          <w14:ligatures w14:val="none"/>
+        </w:rPr>
+      </w:pPr>
+      <w:r>
+        <w:t xml:space="preserve">My thoughts on the architecture</w:t>
+      </w:r>
+      <w:r>
+        <w:rPr>
+          <w14:ligatures w14:val="none"/>
+        </w:rPr>
+      </w:r>
+    </w:p>
+    <w:p>
+      <w:pPr>
+        <w:pBdr/>
+        <w:shd w:val="nil" w:color="auto"/>
+        <w:spacing/>
+        <w:ind/>
+        <w:rPr>
+          <w14:ligatures w14:val="none"/>
+        </w:rPr>
+      </w:pPr>
+      <w:r>
+        <w:t xml:space="preserve">It's a solid evolution — here's what genuinely improves over v2:</w:t>
+      </w:r>
+      <w:r>
+        <w:rPr>
+          <w14:ligatures w14:val="none"/>
+        </w:rPr>
+      </w:r>
+    </w:p>
+    <w:p>
+      <w:pPr>
+        <w:pBdr/>
+        <w:shd w:val="nil" w:color="auto"/>
+        <w:spacing/>
+        <w:ind/>
+        <w:rPr>
+          <w14:ligatures w14:val="none"/>
+        </w:rPr>
+      </w:pPr>
+      <w:r>
+        <w:t xml:space="preserve">Step Functions as orchestrator </w:t>
+      </w:r>
+      <w:r>
+        <w:t xml:space="preserve">is the right call. In v2, the pipeline steps (Lambda → Crawler → ETL job) were run manually in sequence. Step Functions makes that orchestration explicit, auditable, and automatic with built-in retry/catch logic</w:t>
+      </w:r>
+      <w:r>
+        <w:rPr>
+          <w14:ligatures w14:val="none"/>
+        </w:rPr>
+      </w:r>
+    </w:p>
+    <w:p>
+      <w:pPr>
+        <w:pBdr/>
+        <w:shd w:val="nil" w:color="auto"/>
+        <w:spacing/>
+        <w:ind/>
+        <w:rPr>
+          <w14:ligatures w14:val="none"/>
+        </w:rPr>
+      </w:pPr>
+      <w:r>
+        <w:t xml:space="preserve">EventBridge instead of S3 direct notification </w:t>
+      </w:r>
+      <w:r>
+        <w:t xml:space="preserve">is cleaner — it decouples the trigger from the pipeline, making it easier to add more rules later (e.g. only trigger on </w:t>
+      </w:r>
+      <w:r>
+        <w:rPr>
+          <w14:ligatures w14:val="none"/>
+        </w:rPr>
+      </w:r>
+    </w:p>
+    <w:p>
+      <w:pPr>
+        <w:pBdr/>
+        <w:shd w:val="nil" w:color="auto"/>
+        <w:spacing/>
+        <w:ind/>
+        <w:rPr>
+          <w14:ligatures w14:val="none"/>
+        </w:rPr>
+      </w:pPr>
+      <w:r>
+        <w:t xml:space="preserve">.csv</w:t>
+      </w:r>
+      <w:r>
+        <w:rPr>
+          <w14:ligatures w14:val="none"/>
+        </w:rPr>
+      </w:r>
+    </w:p>
+    <w:p>
+      <w:pPr>
+        <w:pBdr/>
+        <w:shd w:val="nil" w:color="auto"/>
+        <w:spacing/>
+        <w:ind/>
+        <w:rPr>
+          <w14:ligatures w14:val="none"/>
+        </w:rPr>
+      </w:pPr>
+      <w:r>
+        <w:t xml:space="preserve"> files, or from specific prefixes)</w:t>
+      </w:r>
+      <w:r>
+        <w:rPr>
+          <w14:ligatures w14:val="none"/>
+        </w:rPr>
+      </w:r>
+    </w:p>
+    <w:p>
+      <w:pPr>
+        <w:pBdr/>
+        <w:shd w:val="nil" w:color="auto"/>
+        <w:spacing/>
+        <w:ind/>
+        <w:rPr>
+          <w14:ligatures w14:val="none"/>
+        </w:rPr>
+      </w:pPr>
+      <w:r>
+        <w:t xml:space="preserve">Two Glue Crawlers </w:t>
+      </w:r>
+      <w:r>
+        <w:t xml:space="preserve">(one after Lambda, one after ETL) is the right pattern — the first catalogs the cleaned CSV, the second catalogs the final Parquet output for Athena</w:t>
+      </w:r>
+      <w:r>
+        <w:rPr>
+          <w14:ligatures w14:val="none"/>
+        </w:rPr>
+      </w:r>
+    </w:p>
+    <w:p>
+      <w:pPr>
+        <w:pBdr/>
+        <w:shd w:val="nil" w:color="auto"/>
+        <w:spacing/>
+        <w:ind/>
+        <w:rPr>
+          <w14:ligatures w14:val="none"/>
+        </w:rPr>
+      </w:pPr>
+      <w:r>
+        <w:t xml:space="preserve">Parquet + date partitioning for the final output </w:t>
+      </w:r>
+      <w:r>
+        <w:t xml:space="preserve">is the correct choice for Athena — Parquet is columnar (faster/cheaper queries) and partitioning by date dramatically reduces the data scanned per query</w:t>
+      </w:r>
+      <w:r>
+        <w:rPr>
+          <w14:ligatures w14:val="none"/>
+        </w:rPr>
+      </w:r>
+    </w:p>
+    <w:p>
+      <w:pPr>
+        <w:pBdr/>
+        <w:shd w:val="nil" w:color="auto"/>
+        <w:spacing/>
+        <w:ind/>
+        <w:rPr>
+          <w14:ligatures w14:val="none"/>
+        </w:rPr>
+      </w:pPr>
+      <w:r>
+        <w:t xml:space="preserve">Athena instead of QuickSight </w:t>
+      </w:r>
+      <w:r>
+        <w:t xml:space="preserve">as the query layer is more flexible for ad-hoc analysis</w:t>
+      </w:r>
+      <w:r>
+        <w:rPr>
+          <w14:ligatures w14:val="none"/>
+        </w:rPr>
+      </w:r>
+    </w:p>
+    <w:p>
+      <w:pPr>
+        <w:pBdr/>
+        <w:shd w:val="nil" w:color="auto"/>
+        <w:spacing/>
+        <w:ind/>
+        <w:rPr>
+          <w14:ligatures w14:val="none"/>
+        </w:rPr>
+      </w:pPr>
+      <w:r>
+        <w:t xml:space="preserve">One thing to flag: the CATCH block in Step Functions sends SNS alerts — this replaces the SQS DLQ pattern from v2. I'll keep the DLQ as well since it's useful for storing the raw failed event for manual inspection, while SNS handles the notification.</w:t>
+      </w:r>
+      <w:r>
+        <w:rPr>
+          <w14:ligatures w14:val="none"/>
+        </w:rPr>
+      </w:r>
+    </w:p>
+    <w:p>
+      <w:pPr>
+        <w:pBdr/>
+        <w:shd w:val="nil" w:color="000000"/>
+        <w:spacing/>
+        <w:ind/>
+        <w:rPr>
+          <w:highlight w:val="none"/>
+          <w14:ligatures w14:val="none"/>
+        </w:rPr>
+      </w:pPr>
+      <w:r>
+        <w:rPr>
+          <w:highlight w:val="none"/>
+        </w:rPr>
+      </w:r>
+      <w:r>
+        <w:rPr>
+          <w:highlight w:val="none"/>
+        </w:rPr>
+      </w:r>
+      <w:r>
+        <w:rPr>
+          <w:highlight w:val="none"/>
+          <w14:ligatures w14:val="none"/>
+        </w:rPr>
+      </w:r>
+    </w:p>
+    <w:p>
+      <w:pPr>
+        <w:pBdr/>
+        <w:shd w:val="nil" w:color="auto"/>
+        <w:spacing/>
+        <w:ind/>
+        <w:rPr>
+          <w:b/>
+          <w:bCs/>
+          <w:color w:val="0070c0"/>
+          <w14:ligatures w14:val="none"/>
+        </w:rPr>
+      </w:pPr>
+      <w:r>
+        <w:rPr>
+          <w:b/>
+          <w:bCs/>
+          <w:color w:val="0070c0"/>
+        </w:rPr>
+        <w:t xml:space="preserve">What changed from v2</w:t>
+      </w:r>
+      <w:r>
+        <w:rPr>
+          <w:b/>
+          <w:bCs/>
+          <w:color w:val="0070c0"/>
+        </w:rPr>
+      </w:r>
+      <w:r>
+        <w:rPr>
+          <w:b/>
+          <w:bCs/>
+          <w:color w:val="0070c0"/>
+          <w14:ligatures w14:val="none"/>
+        </w:rPr>
+      </w:r>
+    </w:p>
+    <w:p>
+      <w:pPr>
+        <w:pBdr/>
+        <w:shd w:val="nil" w:color="auto"/>
+        <w:spacing/>
+        <w:ind/>
+        <w:rPr>
+          <w:b/>
+          <w:bCs/>
+          <w14:ligatures w14:val="none"/>
+        </w:rPr>
+      </w:pPr>
+      <w:r>
+        <w:rPr>
+          <w:b/>
+          <w:bCs/>
+        </w:rPr>
+        <w:t xml:space="preserve">New services:</w:t>
+      </w:r>
+      <w:r>
+        <w:rPr>
+          <w:b/>
+          <w:bCs/>
+        </w:rPr>
+      </w:r>
+      <w:r>
+        <w:rPr>
+          <w:b/>
+          <w:bCs/>
+          <w14:ligatures w14:val="none"/>
+        </w:rPr>
+      </w:r>
+    </w:p>
+    <w:p>
+      <w:pPr>
+        <w:pStyle w:val="900"/>
+        <w:numPr>
+          <w:ilvl w:val="0"/>
+          <w:numId w:val="5"/>
+        </w:numPr>
+        <w:pBdr/>
+        <w:shd w:val="nil" w:color="auto"/>
+        <w:spacing/>
+        <w:ind/>
+        <w:rPr>
+          <w14:ligatures w14:val="none"/>
+        </w:rPr>
+      </w:pPr>
+      <w:r>
+        <w:t xml:space="preserve">EventBridge rule — listens for </w:t>
+      </w:r>
+      <w:r>
+        <w:t xml:space="preserve">Object Created </w:t>
+      </w:r>
+      <w:r>
+        <w:t xml:space="preserve">events on the raw bucket (CSV files only via </w:t>
+      </w:r>
+      <w:r>
+        <w:t xml:space="preserve">.csv</w:t>
+      </w:r>
+      <w:r>
+        <w:t xml:space="preserve">suffix filter), triggers Step Functions with the full S3 metadata as input</w:t>
+      </w:r>
+      <w:r>
+        <w:rPr>
+          <w14:ligatures w14:val="none"/>
+        </w:rPr>
+      </w:r>
+    </w:p>
+    <w:p>
+      <w:pPr>
+        <w:pStyle w:val="900"/>
+        <w:numPr>
+          <w:ilvl w:val="0"/>
+          <w:numId w:val="5"/>
+        </w:numPr>
+        <w:pBdr/>
+        <w:shd w:val="nil" w:color="auto"/>
+        <w:spacing/>
+        <w:ind/>
+        <w:rPr>
+          <w14:ligatures w14:val="none"/>
+        </w:rPr>
+      </w:pPr>
+      <w:r>
+        <w:t xml:space="preserve">Step Functions — orchestrates the entire pipeline end-to-end, replacing the manual CLI commands you had to run in v2</w:t>
+      </w:r>
+      <w:r>
+        <w:rPr>
+          <w14:ligatures w14:val="none"/>
+        </w:rPr>
+      </w:r>
+    </w:p>
+    <w:p>
+      <w:pPr>
+        <w:pBdr/>
+        <w:shd w:val="nil" w:color="auto"/>
+        <w:spacing/>
+        <w:ind/>
+        <w:rPr>
+          <w14:ligatures w14:val="none"/>
+        </w:rPr>
+      </w:pPr>
+      <w:r>
+        <w:t xml:space="preserve">Athena workgroup — pre-configured with KMS-encrypted results landing in a dedicated </w:t>
+      </w:r>
+      <w:r>
+        <w:rPr>
+          <w14:ligatures w14:val="none"/>
+        </w:rPr>
+      </w:r>
+    </w:p>
+    <w:p>
+      <w:pPr>
+        <w:pBdr/>
+        <w:shd w:val="nil" w:color="auto"/>
+        <w:spacing/>
+        <w:ind/>
+        <w:rPr>
+          <w14:ligatures w14:val="none"/>
+        </w:rPr>
+      </w:pPr>
+      <w:r>
+        <w:t xml:space="preserve">athena-results </w:t>
+      </w:r>
+      <w:r>
+        <w:t xml:space="preserve">bucket, ready to query the final Parquet data</w:t>
+      </w:r>
+      <w:r>
+        <w:rPr>
+          <w14:ligatures w14:val="none"/>
+        </w:rPr>
+      </w:r>
+    </w:p>
+    <w:p>
+      <w:pPr>
+        <w:pBdr/>
+        <w:shd w:val="nil" w:color="auto"/>
+        <w:spacing/>
+        <w:ind/>
+        <w:rPr>
+          <w14:ligatures w14:val="none"/>
+        </w:rPr>
+      </w:pPr>
+      <w:r>
+        <w:t xml:space="preserve">Two Glue Crawlers instead of one:</w:t>
+      </w:r>
+      <w:r>
+        <w:rPr>
+          <w14:ligatures w14:val="none"/>
+        </w:rPr>
+      </w:r>
+    </w:p>
+    <w:p>
+      <w:pPr>
+        <w:pBdr/>
+        <w:shd w:val="nil" w:color="auto"/>
+        <w:spacing/>
+        <w:ind/>
+        <w:rPr>
+          <w14:ligatures w14:val="none"/>
+        </w:rPr>
+      </w:pPr>
+      <w:r>
+        <w:t xml:space="preserve">pipeline-processed-crawler</w:t>
+      </w:r>
+      <w:r>
+        <w:rPr>
+          <w14:ligatures w14:val="none"/>
+        </w:rPr>
+      </w:r>
+    </w:p>
+    <w:p>
+      <w:pPr>
+        <w:pBdr/>
+        <w:shd w:val="nil" w:color="auto"/>
+        <w:spacing/>
+        <w:ind/>
+        <w:rPr>
+          <w14:ligatures w14:val="none"/>
+        </w:rPr>
+      </w:pPr>
+      <w:r>
+        <w:t xml:space="preserve"> — runs after Lambda, catalogs the cleaned CSV in </w:t>
+      </w:r>
+      <w:r>
+        <w:rPr>
+          <w14:ligatures w14:val="none"/>
+        </w:rPr>
+      </w:r>
+    </w:p>
+    <w:p>
+      <w:pPr>
+        <w:pBdr/>
+        <w:shd w:val="nil" w:color="auto"/>
+        <w:spacing/>
+        <w:ind/>
+        <w:rPr>
+          <w14:ligatures w14:val="none"/>
+        </w:rPr>
+      </w:pPr>
+      <w:r>
+        <w:t xml:space="preserve">processed/orders/</w:t>
+      </w:r>
+      <w:r>
+        <w:rPr>
+          <w14:ligatures w14:val="none"/>
+        </w:rPr>
+      </w:r>
+    </w:p>
+    <w:p>
+      <w:pPr>
+        <w:pBdr/>
+        <w:shd w:val="nil" w:color="auto"/>
+        <w:spacing/>
+        <w:ind/>
+        <w:rPr>
+          <w14:ligatures w14:val="none"/>
+        </w:rPr>
+      </w:pPr>
+      <w:r>
+        <w:t xml:space="preserve">pipeline-final-crawler</w:t>
+      </w:r>
+      <w:r>
+        <w:rPr>
+          <w14:ligatures w14:val="none"/>
+        </w:rPr>
+      </w:r>
+    </w:p>
+    <w:p>
+      <w:pPr>
+        <w:pBdr/>
+        <w:shd w:val="nil" w:color="auto"/>
+        <w:spacing/>
+        <w:ind/>
+        <w:rPr>
+          <w14:ligatures w14:val="none"/>
+        </w:rPr>
+      </w:pPr>
+      <w:r>
+        <w:t xml:space="preserve"> — runs after the ETL job, catalogs the Parquet output so Athena can query it immediately</w:t>
+      </w:r>
+      <w:r>
+        <w:rPr>
+          <w14:ligatures w14:val="none"/>
+        </w:rPr>
+      </w:r>
+    </w:p>
+    <w:p>
+      <w:pPr>
+        <w:pBdr/>
+        <w:shd w:val="nil" w:color="auto"/>
+        <w:spacing/>
+        <w:ind/>
+        <w:rPr>
+          <w14:ligatures w14:val="none"/>
+        </w:rPr>
+      </w:pPr>
+      <w:r>
+        <w:t xml:space="preserve">Step Functions workflow:</w:t>
+      </w:r>
+      <w:r>
+        <w:rPr>
+          <w14:ligatures w14:val="none"/>
+        </w:rPr>
+      </w:r>
+    </w:p>
+    <w:p>
+      <w:pPr>
+        <w:pBdr/>
+        <w:shd w:val="nil" w:color="auto"/>
+        <w:spacing/>
+        <w:ind/>
+        <w:rPr>
+          <w14:ligatures w14:val="none"/>
+        </w:rPr>
+      </w:pPr>
+      <w:r>
+        <w:t xml:space="preserve">S3 Upload → EventBridge → Step Functions   → Lambda (validate + clean)     ──CATCH──→ SNS alert → FAIL   → Start processed crawler   → Poll until </w:t>
+      </w:r>
+      <w:r>
+        <w:t xml:space="preserve">READY</w:t>
+      </w:r>
+      <w:r>
+        <w:t xml:space="preserve"> (every </w:t>
+      </w:r>
+      <w:r>
+        <w:t xml:space="preserve">15</w:t>
+      </w:r>
+      <w:r>
+        <w:t xml:space="preserve">s)   → Start Glue ETL job   → Poll until </w:t>
+      </w:r>
+      <w:r>
+        <w:t xml:space="preserve">SUCCEEDED</w:t>
+      </w:r>
+      <w:r>
+        <w:t xml:space="preserve"> (every </w:t>
+      </w:r>
+      <w:r>
+        <w:t xml:space="preserve">30</w:t>
+      </w:r>
+      <w:r>
+        <w:t xml:space="preserve">s) ──FAILED──→ SNS alert → FAIL   → Start final crawler   → Poll until </w:t>
+      </w:r>
+      <w:r>
+        <w:t xml:space="preserve">READY</w:t>
+      </w:r>
+      <w:r>
+        <w:t xml:space="preserve"> (every </w:t>
+      </w:r>
+      <w:r>
+        <w:t xml:space="preserve">15</w:t>
+      </w:r>
+      <w:r>
+        <w:t xml:space="preserve">s)   → SUCCEED </w:t>
+      </w:r>
+      <w:r>
+        <w:rPr>
+          <w14:ligatures w14:val="none"/>
+        </w:rPr>
+      </w:r>
+    </w:p>
+    <w:p>
+      <w:pPr>
+        <w:pBdr/>
+        <w:shd w:val="nil" w:color="auto"/>
+        <w:spacing/>
+        <w:ind/>
+        <w:rPr>
+          <w14:ligatures w14:val="none"/>
+        </w:rPr>
+      </w:pPr>
+      <w:r>
+        <w:t xml:space="preserve">Copy</w:t>
+      </w:r>
+      <w:r>
+        <w:rPr>
+          <w14:ligatures w14:val="none"/>
+        </w:rPr>
+      </w:r>
+    </w:p>
+    <w:p>
+      <w:pPr>
+        <w:pBdr/>
+        <w:shd w:val="nil" w:color="auto"/>
+        <w:spacing/>
+        <w:ind/>
+        <w:rPr>
+          <w14:ligatures w14:val="none"/>
+        </w:rPr>
+      </w:pPr>
+      <w:r>
+        <w:t xml:space="preserve">ETL job — Parquet + partitioning:</w:t>
+      </w:r>
+      <w:r>
+        <w:rPr>
+          <w14:ligatures w14:val="none"/>
+        </w:rPr>
+      </w:r>
+    </w:p>
+    <w:p>
+      <w:pPr>
+        <w:pBdr/>
+        <w:shd w:val="nil" w:color="auto"/>
+        <w:spacing/>
+        <w:ind/>
+        <w:rPr>
+          <w14:ligatures w14:val="none"/>
+        </w:rPr>
+      </w:pPr>
+      <w:r>
+        <w:t xml:space="preserve">Full orders dataset written as Parquet partitioned by </w:t>
+      </w:r>
+      <w:r>
+        <w:rPr>
+          <w14:ligatures w14:val="none"/>
+        </w:rPr>
+      </w:r>
+    </w:p>
+    <w:p>
+      <w:pPr>
+        <w:pBdr/>
+        <w:shd w:val="nil" w:color="auto"/>
+        <w:spacing/>
+        <w:ind/>
+        <w:rPr>
+          <w14:ligatures w14:val="none"/>
+        </w:rPr>
+      </w:pPr>
+      <w:r>
+        <w:t xml:space="preserve">year/month/day</w:t>
+      </w:r>
+      <w:r>
+        <w:rPr>
+          <w14:ligatures w14:val="none"/>
+        </w:rPr>
+      </w:r>
+    </w:p>
+    <w:p>
+      <w:pPr>
+        <w:pBdr/>
+        <w:shd w:val="nil" w:color="auto"/>
+        <w:spacing/>
+        <w:ind/>
+        <w:rPr>
+          <w14:ligatures w14:val="none"/>
+        </w:rPr>
+      </w:pPr>
+      <w:r>
+        <w:t xml:space="preserve"> — Athena only scans the partitions matching your query predicate, dramatically reducing cost</w:t>
+      </w:r>
+      <w:r>
+        <w:rPr>
+          <w14:ligatures w14:val="none"/>
+        </w:rPr>
+      </w:r>
+    </w:p>
+    <w:p>
+      <w:pPr>
+        <w:pBdr/>
+        <w:shd w:val="nil" w:color="auto"/>
+        <w:spacing/>
+        <w:ind/>
+        <w:rPr>
+          <w14:ligatures w14:val="none"/>
+        </w:rPr>
+      </w:pPr>
+      <w:r>
+        <w:t xml:space="preserve">VIP customers and market performance aggregations also written as Parquet</w:t>
+      </w:r>
+      <w:r>
+        <w:rPr>
+          <w14:ligatures w14:val="none"/>
+        </w:rPr>
+      </w:r>
+    </w:p>
+    <w:p>
+      <w:pPr>
+        <w:pBdr/>
+        <w:shd w:val="nil" w:color="auto"/>
+        <w:spacing/>
+        <w:ind/>
+        <w:rPr>
+          <w14:ligatures w14:val="none"/>
+        </w:rPr>
+      </w:pPr>
+      <w:r>
+        <w:t xml:space="preserve">Deploy steps</w:t>
+      </w:r>
+      <w:r>
+        <w:t xml:space="preserve"> are identical to v2 — just run from the v3 folder, and upload the new ETL script:</w:t>
+      </w:r>
+      <w:r>
+        <w:rPr>
+          <w14:ligatures w14:val="none"/>
+        </w:rPr>
+      </w:r>
+    </w:p>
+    <w:p>
+      <w:pPr>
+        <w:pBdr/>
+        <w:shd w:val="nil" w:color="auto"/>
+        <w:spacing/>
+        <w:ind/>
+        <w:rPr>
+          <w14:ligatures w14:val="none"/>
+        </w:rPr>
+      </w:pPr>
+      <w:r>
+        <w:t xml:space="preserve">cd </w:t>
+      </w:r>
+      <w:r>
+        <w:t xml:space="preserve">"v3-Serverless Event-Driven Framework for Automated Data Validation and ETL Orchestration"</w:t>
+      </w:r>
+      <w:r>
+        <w:t xml:space="preserve"> py -m pip install -r requirements.txt cdk bootstrap cdk deploy aws s3 cp lambda_fn\etl_job.py s3:</w:t>
+      </w:r>
+      <w:r>
+        <w:t xml:space="preserve">//glue-scripts-nak76700/scripts/etl_job.py</w:t>
+      </w:r>
+      <w:r>
+        <w:rPr>
+          <w14:ligatures w14:val="none"/>
+        </w:rPr>
+      </w:r>
+    </w:p>
+    <w:p>
+      <w:pPr>
+        <w:pBdr/>
+        <w:shd w:val="nil" w:color="auto"/>
+        <w:spacing/>
+        <w:ind/>
+        <w:rPr>
+          <w14:ligatures w14:val="none"/>
+        </w:rPr>
+      </w:pPr>
+      <w:r>
+        <w:t xml:space="preserve">Copy</w:t>
+      </w:r>
+      <w:r>
+        <w:rPr>
+          <w14:ligatures w14:val="none"/>
+        </w:rPr>
+      </w:r>
+    </w:p>
+    <w:p>
+      <w:pPr>
+        <w:pBdr/>
+        <w:shd w:val="nil" w:color="000000"/>
+        <w:spacing/>
+        <w:ind/>
+        <w:rPr>
+          <w:highlight w:val="none"/>
+          <w14:ligatures w14:val="none"/>
+        </w:rPr>
+      </w:pPr>
+      <w:r>
+        <w:rPr>
+          <w:highlight w:val="none"/>
+          <w14:ligatures w14:val="none"/>
+        </w:rPr>
+      </w:r>
+      <w:r>
+        <w:rPr>
+          <w:highlight w:val="none"/>
+          <w14:ligatures w14:val="none"/>
+        </w:rPr>
+      </w:r>
+      <w:r>
+        <w:rPr>
+          <w:highlight w:val="none"/>
+          <w14:ligatures w14:val="none"/>
+        </w:rPr>
+      </w:r>
+    </w:p>
+    <w:p>
+      <w:pPr>
+        <w:pBdr/>
+        <w:shd w:val="nil" w:color="auto"/>
+        <w:spacing/>
+        <w:ind/>
+        <w:rPr>
+          <w:highlight w:val="none"/>
+          <w14:ligatures w14:val="none"/>
+        </w:rPr>
+      </w:pPr>
+      <w:r>
+        <w:rPr>
+          <w:highlight w:val="none"/>
+        </w:rPr>
+        <w:t xml:space="preserve">I have also added a lifecycle in the S3 bucket to move old files to the IA S3 class to reduce the costs...</w:t>
+      </w:r>
+      <w:r>
+        <w:rPr>
+          <w:highlight w:val="none"/>
+          <w14:ligatures w14:val="none"/>
+        </w:rPr>
+      </w:r>
+    </w:p>
+    <w:p>
+      <w:pPr>
+        <w:pBdr/>
+        <w:shd w:val="nil" w:color="000000"/>
+        <w:spacing/>
+        <w:ind/>
+        <w:rPr>
+          <w:highlight w:val="none"/>
+          <w14:ligatures w14:val="none"/>
+        </w:rPr>
+      </w:pPr>
+      <w:r>
+        <w:rPr>
+          <w:highlight w:val="none"/>
+          <w14:ligatures w14:val="none"/>
+        </w:rPr>
+      </w:r>
+      <w:r>
+        <w:rPr>
+          <w:highlight w:val="none"/>
+          <w14:ligatures w14:val="none"/>
+        </w:rPr>
+      </w:r>
+      <w:r>
+        <w:rPr>
+          <w:highlight w:val="none"/>
+          <w14:ligatures w14:val="none"/>
+        </w:rPr>
+      </w:r>
+    </w:p>
+    <w:p>
+      <w:pPr>
+        <w:pBdr/>
+        <w:shd w:val="nil" w:color="000000"/>
+        <w:spacing/>
+        <w:ind/>
+        <w:rPr>
+          <w:b/>
+          <w:bCs/>
+          <w:color w:val="5b9bd5" w:themeColor="accent1"/>
+          <w:sz w:val="28"/>
+          <w:szCs w:val="28"/>
+          <w:highlight w:val="none"/>
+          <w14:ligatures w14:val="none"/>
+        </w:rPr>
+      </w:pPr>
+      <w:r>
+        <w:rPr>
+          <w:b/>
+          <w:bCs/>
+          <w:color w:val="5b9bd5" w:themeColor="accent1"/>
+          <w:sz w:val="28"/>
+          <w:szCs w:val="28"/>
+          <w:highlight w:val="none"/>
+          <w14:ligatures w14:val="none"/>
+        </w:rPr>
+        <w:t xml:space="preserve">Deployment phase</w:t>
+      </w:r>
+      <w:r>
+        <w:rPr>
+          <w:b/>
+          <w:bCs/>
+          <w:color w:val="5b9bd5" w:themeColor="accent1"/>
+          <w:sz w:val="28"/>
+          <w:szCs w:val="28"/>
+          <w:highlight w:val="none"/>
+          <w14:ligatures w14:val="none"/>
+        </w:rPr>
+      </w:r>
+      <w:r>
+        <w:rPr>
+          <w:b/>
+          <w:bCs/>
+          <w:color w:val="5b9bd5" w:themeColor="accent1"/>
+          <w:sz w:val="28"/>
+          <w:szCs w:val="28"/>
+          <w:highlight w:val="none"/>
+          <w14:ligatures w14:val="none"/>
+        </w:rPr>
+      </w:r>
+    </w:p>
+    <w:p>
+      <w:pPr>
+        <w:pBdr/>
+        <w:shd w:val="nil" w:color="000000"/>
+        <w:spacing/>
+        <w:ind/>
+        <w:rPr>
+          <w:highlight w:val="none"/>
+          <w14:ligatures w14:val="none"/>
+        </w:rPr>
+      </w:pPr>
+      <w:r>
+        <w:rPr>
+          <w:highlight w:val="none"/>
+        </w:rPr>
+      </w:r>
+      <w:r>
+        <w:rPr>
+          <w:highlight w:val="none"/>
+        </w:rPr>
+      </w:r>
+      <w:r>
+        <w:rPr>
+          <w:highlight w:val="none"/>
+        </w:rPr>
+      </w:r>
+    </w:p>
+    <w:p>
+      <w:pPr>
+        <w:pBdr/>
+        <w:shd w:val="nil" w:color="000000"/>
+        <w:spacing/>
+        <w:ind/>
+        <w:rPr>
+          <w:highlight w:val="none"/>
+          <w14:ligatures w14:val="none"/>
+        </w:rPr>
+      </w:pPr>
+      <w:r>
+        <w:rPr>
+          <w:highlight w:val="none"/>
+        </w:rPr>
+        <w:t xml:space="preserve">I have the deployed the </w:t>
+      </w:r>
+      <w:r>
+        <w:rPr>
+          <w:highlight w:val="none"/>
+        </w:rPr>
+        <w:t xml:space="preserve">infrastructure with cdk deploy after the boostrap. </w:t>
+      </w:r>
+      <w:r>
+        <w:rPr>
+          <w:highlight w:val="none"/>
+          <w14:ligatures w14:val="none"/>
+        </w:rPr>
+      </w:r>
+    </w:p>
+    <w:p>
+      <w:pPr>
+        <w:pBdr/>
+        <w:shd w:val="nil" w:color="000000"/>
+        <w:spacing/>
+        <w:ind/>
+        <w:rPr>
+          <w:highlight w:val="none"/>
+          <w14:ligatures w14:val="none"/>
+        </w:rPr>
+      </w:pPr>
+      <w:r>
+        <w:rPr>
+          <w:highlight w:val="none"/>
+          <w14:ligatures w14:val="none"/>
+        </w:rPr>
+      </w:r>
+      <w:r>
+        <w:rPr>
+          <w:highlight w:val="none"/>
+          <w14:ligatures w14:val="none"/>
+        </w:rPr>
+      </w:r>
+      <w:r>
+        <w:rPr>
+          <w:highlight w:val="none"/>
+          <w14:ligatures w14:val="none"/>
+        </w:rPr>
+      </w:r>
+    </w:p>
+    <w:p>
+      <w:pPr>
+        <w:pBdr/>
+        <w:shd w:val="nil" w:color="000000"/>
+        <w:spacing/>
+        <w:ind/>
+        <w:rPr>
+          <w:highlight w:val="none"/>
+          <w14:ligatures w14:val="none"/>
+        </w:rPr>
+      </w:pPr>
+      <w:r>
+        <w:rPr>
+          <w:b/>
+          <w:bCs/>
+          <w:color w:val="7030a0"/>
+          <w:highlight w:val="none"/>
+          <w14:ligatures w14:val="none"/>
+        </w:rPr>
+        <w:t xml:space="preserve">EventBridge </w:t>
+      </w:r>
+      <w:r>
+        <w:rPr>
+          <w:highlight w:val="none"/>
+          <w14:ligatures w14:val="none"/>
+        </w:rPr>
+      </w:r>
+    </w:p>
+    <w:p>
+      <w:pPr>
+        <w:pBdr/>
+        <w:shd w:val="nil" w:color="000000"/>
+        <w:spacing/>
+        <w:ind/>
+        <w:rPr>
+          <w:sz w:val="22"/>
+          <w:szCs w:val="22"/>
+          <w:highlight w:val="none"/>
+          <w14:ligatures w14:val="none"/>
+        </w:rPr>
+      </w:pPr>
+      <w:r>
+        <w:rPr>
+          <w:sz w:val="22"/>
+          <w:szCs w:val="22"/>
+          <w:highlight w:val="none"/>
+        </w:rPr>
+        <w:t xml:space="preserve">A quick look at EventBridge made me realise that we used the default eventbus. Here is the reason why:</w:t>
+      </w:r>
+      <w:r>
+        <w:rPr>
+          <w:sz w:val="22"/>
+          <w:szCs w:val="22"/>
+          <w:highlight w:val="none"/>
+          <w14:ligatures w14:val="none"/>
+        </w:rPr>
+      </w:r>
+    </w:p>
+    <w:p>
+      <w:pPr>
+        <w:pBdr/>
+        <w:shd w:val="nil"/>
+        <w:spacing/>
+        <w:ind/>
+        <w:rPr>
+          <w:sz w:val="22"/>
+          <w:szCs w:val="22"/>
+          <w14:ligatures w14:val="none"/>
+        </w:rPr>
+      </w:pPr>
+      <w:r>
+        <w:rPr>
+          <w:sz w:val="22"/>
+          <w:szCs w:val="22"/>
+        </w:rPr>
+        <w:t xml:space="preserve">The reason the default bus was used here is actually </w:t>
+      </w:r>
+      <w:r>
+        <w:rPr>
+          <w:sz w:val="22"/>
+          <w:szCs w:val="22"/>
+        </w:rPr>
+        <w:t xml:space="preserve">correct and intentional</w:t>
+      </w:r>
+      <w:r>
+        <w:rPr>
+          <w:sz w:val="22"/>
+          <w:szCs w:val="22"/>
+        </w:rPr>
+        <w:t xml:space="preserve"> — it's not a mistake. Here's why:</w:t>
+      </w:r>
+      <w:r>
+        <w:rPr>
+          <w:sz w:val="22"/>
+          <w:szCs w:val="22"/>
+        </w:rPr>
+      </w:r>
+    </w:p>
+    <w:p>
+      <w:pPr>
+        <w:pBdr/>
+        <w:shd w:val="nil"/>
+        <w:spacing/>
+        <w:ind/>
+        <w:rPr>
+          <w:sz w:val="22"/>
+          <w:szCs w:val="22"/>
+          <w14:ligatures w14:val="none"/>
+        </w:rPr>
+      </w:pPr>
+      <w:r>
+        <w:rPr>
+          <w:sz w:val="22"/>
+          <w:szCs w:val="22"/>
+        </w:rPr>
+        <w:t xml:space="preserve">S3 events (</w:t>
+      </w:r>
+      <w:r>
+        <w:rPr>
+          <w:sz w:val="22"/>
+          <w:szCs w:val="22"/>
+        </w:rPr>
+      </w:r>
+    </w:p>
+    <w:p>
+      <w:pPr>
+        <w:pBdr/>
+        <w:shd w:val="nil"/>
+        <w:spacing/>
+        <w:ind/>
+        <w:rPr>
+          <w:sz w:val="22"/>
+          <w:szCs w:val="22"/>
+          <w14:ligatures w14:val="none"/>
+        </w:rPr>
+      </w:pPr>
+      <w:r>
+        <w:rPr>
+          <w:sz w:val="22"/>
+          <w:szCs w:val="22"/>
+        </w:rPr>
+        <w:t xml:space="preserve">aws.s3</w:t>
+      </w:r>
+      <w:r>
+        <w:rPr>
+          <w:sz w:val="22"/>
+          <w:szCs w:val="22"/>
+        </w:rPr>
+      </w:r>
+    </w:p>
+    <w:p>
+      <w:pPr>
+        <w:pBdr/>
+        <w:shd w:val="nil"/>
+        <w:spacing/>
+        <w:ind/>
+        <w:rPr>
+          <w:sz w:val="22"/>
+          <w:szCs w:val="22"/>
+          <w14:ligatures w14:val="none"/>
+        </w:rPr>
+      </w:pPr>
+      <w:r>
+        <w:rPr>
+          <w:sz w:val="22"/>
+          <w:szCs w:val="22"/>
+        </w:rPr>
+        <w:t xml:space="preserve"> source, </w:t>
+      </w:r>
+      <w:r>
+        <w:rPr>
+          <w:sz w:val="22"/>
+          <w:szCs w:val="22"/>
+        </w:rPr>
+      </w:r>
+    </w:p>
+    <w:p>
+      <w:pPr>
+        <w:pBdr/>
+        <w:shd w:val="nil"/>
+        <w:spacing/>
+        <w:ind/>
+        <w:rPr>
+          <w:sz w:val="22"/>
+          <w:szCs w:val="22"/>
+          <w14:ligatures w14:val="none"/>
+        </w:rPr>
+      </w:pPr>
+      <w:r>
+        <w:rPr>
+          <w:sz w:val="22"/>
+          <w:szCs w:val="22"/>
+        </w:rPr>
+        <w:t xml:space="preserve">Object Created</w:t>
+      </w:r>
+      <w:r>
+        <w:rPr>
+          <w:sz w:val="22"/>
+          <w:szCs w:val="22"/>
+        </w:rPr>
+      </w:r>
+    </w:p>
+    <w:p>
+      <w:pPr>
+        <w:pBdr/>
+        <w:shd w:val="nil"/>
+        <w:spacing/>
+        <w:ind/>
+        <w:rPr>
+          <w:sz w:val="22"/>
+          <w:szCs w:val="22"/>
+          <w14:ligatures w14:val="none"/>
+        </w:rPr>
+      </w:pPr>
+      <w:r>
+        <w:rPr>
+          <w:sz w:val="22"/>
+          <w:szCs w:val="22"/>
+        </w:rPr>
+        <w:t xml:space="preserve"> detail type) are </w:t>
+      </w:r>
+      <w:r>
+        <w:rPr>
+          <w:sz w:val="22"/>
+          <w:szCs w:val="22"/>
+        </w:rPr>
+        <w:t xml:space="preserve">AWS service events</w:t>
+      </w:r>
+      <w:r>
+        <w:rPr>
+          <w:sz w:val="22"/>
+          <w:szCs w:val="22"/>
+        </w:rPr>
+        <w:t xml:space="preserve">. AWS services publish their events exclusively to the </w:t>
+      </w:r>
+      <w:r>
+        <w:rPr>
+          <w:sz w:val="22"/>
+          <w:szCs w:val="22"/>
+        </w:rPr>
+        <w:t xml:space="preserve">default event bus</w:t>
+      </w:r>
+      <w:r>
+        <w:rPr>
+          <w:sz w:val="22"/>
+          <w:szCs w:val="22"/>
+        </w:rPr>
+        <w:t xml:space="preserve"> — they cannot publish to a custom bus.</w:t>
+      </w:r>
+      <w:r>
+        <w:rPr>
+          <w:sz w:val="22"/>
+          <w:szCs w:val="22"/>
+        </w:rPr>
+      </w:r>
+    </w:p>
+    <w:p>
+      <w:pPr>
+        <w:pBdr/>
+        <w:shd w:val="nil"/>
+        <w:spacing/>
+        <w:ind/>
+        <w:rPr>
+          <w:sz w:val="22"/>
+          <w:szCs w:val="22"/>
+          <w14:ligatures w14:val="none"/>
+        </w:rPr>
+      </w:pPr>
+      <w:r>
+        <w:rPr>
+          <w:sz w:val="22"/>
+          <w:szCs w:val="22"/>
+        </w:rPr>
+        <w:t xml:space="preserve">A dedicated custom bus is only useful when you're routing </w:t>
+      </w:r>
+      <w:r>
+        <w:rPr>
+          <w:sz w:val="22"/>
+          <w:szCs w:val="22"/>
+        </w:rPr>
+        <w:t xml:space="preserve">your own application events</w:t>
+      </w:r>
+      <w:r>
+        <w:rPr>
+          <w:sz w:val="22"/>
+          <w:szCs w:val="22"/>
+        </w:rPr>
+        <w:t xml:space="preserve"> (e.g., events you publish yourself via </w:t>
+      </w:r>
+      <w:r>
+        <w:rPr>
+          <w:sz w:val="22"/>
+          <w:szCs w:val="22"/>
+        </w:rPr>
+      </w:r>
+    </w:p>
+    <w:p>
+      <w:pPr>
+        <w:pBdr/>
+        <w:shd w:val="nil"/>
+        <w:spacing/>
+        <w:ind/>
+        <w:rPr>
+          <w:sz w:val="22"/>
+          <w:szCs w:val="22"/>
+          <w14:ligatures w14:val="none"/>
+        </w:rPr>
+      </w:pPr>
+      <w:r>
+        <w:rPr>
+          <w:sz w:val="22"/>
+          <w:szCs w:val="22"/>
+        </w:rPr>
+        <w:t xml:space="preserve">PutEvents</w:t>
+      </w:r>
+      <w:r>
+        <w:rPr>
+          <w:sz w:val="22"/>
+          <w:szCs w:val="22"/>
+        </w:rPr>
+      </w:r>
+    </w:p>
+    <w:p>
+      <w:pPr>
+        <w:pBdr/>
+        <w:shd w:val="nil"/>
+        <w:spacing/>
+        <w:ind/>
+        <w:rPr>
+          <w:sz w:val="22"/>
+          <w:szCs w:val="22"/>
+          <w14:ligatures w14:val="none"/>
+        </w:rPr>
+      </w:pPr>
+      <w:r>
+        <w:rPr>
+          <w:sz w:val="22"/>
+          <w:szCs w:val="22"/>
+        </w:rPr>
+        <w:t xml:space="preserve">).</w:t>
+      </w:r>
+      <w:r>
+        <w:rPr>
+          <w:sz w:val="22"/>
+          <w:szCs w:val="22"/>
+        </w:rPr>
+      </w:r>
+    </w:p>
+    <w:p>
+      <w:pPr>
+        <w:pBdr/>
+        <w:shd w:val="nil"/>
+        <w:spacing/>
+        <w:ind/>
+        <w:rPr>
+          <w:sz w:val="22"/>
+          <w:szCs w:val="22"/>
+          <w14:ligatures w14:val="none"/>
+        </w:rPr>
+      </w:pPr>
+      <w:r>
+        <w:rPr>
+          <w:sz w:val="22"/>
+          <w:szCs w:val="22"/>
+        </w:rPr>
+        <w:t xml:space="preserve">If you had created a custom bus here, the S3 events would never arrive on it, and the rule would never trigger.</w:t>
+      </w:r>
+      <w:r>
+        <w:rPr>
+          <w:sz w:val="22"/>
+          <w:szCs w:val="22"/>
+        </w:rPr>
+      </w:r>
+    </w:p>
+    <w:p>
+      <w:pPr>
+        <w:pBdr/>
+        <w:shd w:val="nil"/>
+        <w:spacing/>
+        <w:ind/>
+        <w:rPr>
+          <w:sz w:val="22"/>
+          <w:szCs w:val="22"/>
+        </w:rPr>
+      </w:pPr>
+      <w:r>
+        <w:rPr>
+          <w:sz w:val="22"/>
+          <w:szCs w:val="22"/>
+        </w:rPr>
+        <w:t xml:space="preserve">So the architecture is correct as-is. A dedicated bus would only make sense if you were adding custom appl</w:t>
+      </w:r>
+      <w:r>
+        <w:rPr>
+          <w:color w:val="auto"/>
+          <w:sz w:val="22"/>
+          <w:szCs w:val="22"/>
+        </w:rPr>
+        <w:t xml:space="preserve">ic</w:t>
+      </w:r>
+      <w:r>
+        <w:rPr>
+          <w:rFonts w:ascii="Arial" w:hAnsi="Arial" w:eastAsia="Arial" w:cs="Arial"/>
+          <w:color w:val="auto"/>
+          <w:sz w:val="22"/>
+          <w:szCs w:val="22"/>
+        </w:rPr>
+        <w:t xml:space="preserve">ation-level events on top of the S3 trigger.</w:t>
+      </w:r>
+      <w:r>
+        <w:rPr>
+          <w:sz w:val="22"/>
+          <w:szCs w:val="22"/>
+        </w:rPr>
+      </w:r>
+    </w:p>
+    <w:p>
+      <w:pPr>
+        <w:pBdr/>
+        <w:shd w:val="nil" w:color="000000"/>
+        <w:spacing/>
+        <w:ind/>
+        <w:rPr>
+          <w:highlight w:val="none"/>
+          <w14:ligatures w14:val="none"/>
+        </w:rPr>
+      </w:pPr>
+      <w:r>
+        <w:rPr>
+          <w:highlight w:val="none"/>
+          <w14:ligatures w14:val="none"/>
+        </w:rPr>
+      </w:r>
+      <w:r>
+        <w:rPr>
+          <w:highlight w:val="none"/>
+          <w14:ligatures w14:val="none"/>
+        </w:rPr>
+      </w:r>
+      <w:r>
+        <w:rPr>
+          <w:highlight w:val="none"/>
+          <w14:ligatures w14:val="none"/>
+        </w:rPr>
+      </w:r>
+    </w:p>
+    <w:p>
+      <w:pPr>
+        <w:pBdr/>
+        <w:shd w:val="nil" w:color="000000"/>
+        <w:spacing/>
+        <w:ind/>
+        <w:rPr>
+          <w:highlight w:val="none"/>
+          <w14:ligatures w14:val="none"/>
+        </w:rPr>
+      </w:pPr>
+      <w:r>
+        <w:rPr>
+          <w:highlight w:val="none"/>
+          <w14:ligatures w14:val="none"/>
+        </w:rPr>
+      </w:r>
+      <w:r>
+        <w:rPr>
+          <w:highlight w:val="none"/>
+          <w14:ligatures w14:val="none"/>
+        </w:rPr>
+      </w:r>
+      <w:r>
+        <w:rPr>
+          <w:highlight w:val="none"/>
+          <w14:ligatures w14:val="none"/>
+        </w:rPr>
+      </w:r>
+    </w:p>
+    <w:p>
+      <w:pPr>
+        <w:pBdr/>
+        <w:shd w:val="nil" w:color="000000"/>
+        <w:spacing/>
+        <w:ind/>
+        <w:rPr>
+          <w:highlight w:val="none"/>
+          <w14:ligatures w14:val="none"/>
+        </w:rPr>
+      </w:pPr>
+      <w:r>
+        <w:rPr>
+          <w:highlight w:val="none"/>
+          <w14:ligatures w14:val="none"/>
+        </w:rPr>
+      </w:r>
+      <w:r>
+        <w:rPr>
+          <w:highlight w:val="none"/>
+          <w14:ligatures w14:val="none"/>
+        </w:rPr>
+      </w:r>
+      <w:r>
+        <w:rPr>
+          <w:highlight w:val="none"/>
+          <w14:ligatures w14:val="none"/>
+        </w:rPr>
+      </w:r>
+    </w:p>
+    <w:p>
+      <w:pPr>
+        <w:pBdr/>
+        <w:shd w:val="nil" w:color="000000"/>
+        <w:spacing/>
+        <w:ind/>
+        <w:rPr>
+          <w:highlight w:val="none"/>
+          <w14:ligatures w14:val="none"/>
+        </w:rPr>
+      </w:pPr>
+      <w:r>
+        <w:rPr>
+          <w:highlight w:val="none"/>
+          <w14:ligatures w14:val="none"/>
+        </w:rPr>
+      </w:r>
+      <w:r>
+        <w:rPr>
+          <w:highlight w:val="none"/>
+          <w14:ligatures w14:val="none"/>
+        </w:rPr>
+      </w:r>
+      <w:r>
+        <w:rPr>
+          <w:highlight w:val="none"/>
+          <w14:ligatures w14:val="none"/>
+        </w:rPr>
+      </w:r>
+    </w:p>
+    <w:p>
+      <w:pPr>
+        <w:pBdr/>
+        <w:shd w:val="nil" w:color="000000"/>
+        <w:spacing/>
+        <w:ind/>
+        <w:rPr>
+          <w:b/>
+          <w:bCs/>
+          <w:color w:val="5b9bd5" w:themeColor="accent1"/>
+          <w:sz w:val="28"/>
+          <w:szCs w:val="28"/>
+          <w:highlight w:val="none"/>
+          <w14:ligatures w14:val="none"/>
+        </w:rPr>
+      </w:pPr>
+      <w:r>
+        <w:rPr>
+          <w:b/>
+          <w:bCs/>
+          <w:color w:val="5b9bd5" w:themeColor="accent1"/>
+          <w:sz w:val="28"/>
+          <w:szCs w:val="28"/>
+          <w:highlight w:val="none"/>
+        </w:rPr>
+        <w:t xml:space="preserve">Athena query</w:t>
+      </w:r>
+      <w:r>
+        <w:rPr>
+          <w:b/>
+          <w:bCs/>
+          <w:color w:val="5b9bd5" w:themeColor="accent1"/>
+          <w:sz w:val="28"/>
+          <w:szCs w:val="28"/>
+          <w:highlight w:val="none"/>
+          <w14:ligatures w14:val="none"/>
+        </w:rPr>
+      </w:r>
+    </w:p>
+    <w:p>
+      <w:pPr>
+        <w:pBdr/>
+        <w:shd w:val="nil" w:color="000000"/>
+        <w:spacing/>
+        <w:ind/>
+        <w:rPr>
+          <w:b/>
+          <w:bCs/>
+          <w:color w:val="5b9bd5" w:themeColor="accent1"/>
+          <w:sz w:val="28"/>
+          <w:szCs w:val="28"/>
+          <w:highlight w:val="none"/>
+          <w14:ligatures w14:val="none"/>
+        </w:rPr>
+      </w:pPr>
+      <w:r>
+        <w:rPr>
+          <w:b/>
+          <w:bCs/>
+          <w:color w:val="5b9bd5" w:themeColor="accent1"/>
+          <w:sz w:val="28"/>
+          <w:szCs w:val="28"/>
+          <w:highlight w:val="none"/>
+          <w14:ligatures w14:val="none"/>
+        </w:rPr>
+      </w:r>
+      <w:r>
+        <w:rPr>
+          <w:b/>
+          <w:bCs/>
+          <w:color w:val="5b9bd5" w:themeColor="accent1"/>
+          <w:sz w:val="28"/>
+          <w:szCs w:val="28"/>
+          <w:highlight w:val="none"/>
+          <w14:ligatures w14:val="none"/>
+        </w:rPr>
+      </w:r>
+      <w:r>
+        <w:rPr>
+          <w:b/>
+          <w:bCs/>
+          <w:color w:val="5b9bd5" w:themeColor="accent1"/>
+          <w:sz w:val="28"/>
+          <w:szCs w:val="28"/>
+          <w:highlight w:val="none"/>
+          <w14:ligatures w14:val="none"/>
+        </w:rPr>
+      </w:r>
+    </w:p>
+    <w:p>
+      <w:pPr>
+        <w:pBdr/>
+        <w:shd w:val="nil" w:color="000000"/>
+        <w:spacing/>
+        <w:ind/>
+        <w:rPr>
+          <w:b w:val="0"/>
+          <w:bCs w:val="0"/>
+          <w:color w:val="auto"/>
+          <w:sz w:val="28"/>
+          <w:szCs w:val="28"/>
+          <w:highlight w:val="none"/>
+          <w14:ligatures w14:val="none"/>
+        </w:rPr>
+      </w:pPr>
+      <w:r>
+        <w:rPr>
+          <w:b w:val="0"/>
+          <w:bCs w:val="0"/>
+          <w:color w:val="auto"/>
+          <w:sz w:val="28"/>
+          <w:szCs w:val="28"/>
+          <w:highlight w:val="none"/>
+        </w:rPr>
+      </w:r>
+      <w:r>
+        <w:rPr>
+          <w:b/>
+          <w:bCs/>
+          <w:color w:val="5b9bd5" w:themeColor="accent1"/>
+          <w:sz w:val="28"/>
+          <w:szCs w:val="28"/>
+          <w:highlight w:val="none"/>
+        </w:rPr>
+      </w:r>
+      <w:r>
+        <w:rPr>
+          <w:b w:val="0"/>
+          <w:bCs w:val="0"/>
+          <w:color w:val="auto"/>
+          <w:sz w:val="28"/>
+          <w:szCs w:val="28"/>
+          <w:highlight w:val="none"/>
+          <w14:ligatures w14:val="none"/>
         </w:rPr>
       </w:r>
     </w:p>
@@ -115,7 +2405,6 @@
         <w:ind/>
         <w:rPr/>
       </w:pPr>
-      <w:r/>
       <w:r>
         <w:separator/>
       </w:r>
@@ -130,7 +2419,6 @@
         <w:ind/>
         <w:rPr/>
       </w:pPr>
-      <w:r/>
       <w:r>
         <w:continuationSeparator/>
       </w:r>
@@ -150,7 +2438,6 @@
         <w:ind/>
         <w:rPr/>
       </w:pPr>
-      <w:r/>
       <w:r>
         <w:separator/>
       </w:r>
@@ -165,7 +2452,6 @@
         <w:ind/>
         <w:rPr/>
       </w:pPr>
-      <w:r/>
       <w:r>
         <w:continuationSeparator/>
       </w:r>
@@ -173,6 +2459,911 @@
     </w:p>
   </w:footnote>
 </w:footnotes>
+</file>
+
+<file path=word/numbering.xml><?xml version="1.0" encoding="utf-8"?>
+<w:numbering xmlns:wpc="http://schemas.microsoft.com/office/word/2010/wordprocessingCanvas" xmlns:mc="http://schemas.openxmlformats.org/markup-compatibility/2006" xmlns:o="urn:schemas-microsoft-com:office:office" xmlns:r="http://schemas.openxmlformats.org/officeDocument/2006/relationships" xmlns:m="http://schemas.openxmlformats.org/officeDocument/2006/math" xmlns:v="urn:schemas-microsoft-com:vml" xmlns:wp14="http://schemas.microsoft.com/office/word/2010/wordprocessingDrawing" xmlns:wp="http://schemas.openxmlformats.org/drawingml/2006/wordprocessingDrawing" xmlns:w10="urn:schemas-microsoft-com:office:word" xmlns:w="http://schemas.openxmlformats.org/wordprocessingml/2006/main" xmlns:w14="http://schemas.microsoft.com/office/word/2010/wordml" xmlns:w15="http://schemas.microsoft.com/office/word/2012/wordml" xmlns:wpg="http://schemas.microsoft.com/office/word/2010/wordprocessingGroup" xmlns:wpi="http://schemas.microsoft.com/office/word/2010/wordprocessingInk" xmlns:wne="http://schemas.microsoft.com/office/word/2006/wordml" xmlns:wps="http://schemas.microsoft.com/office/word/2010/wordprocessingShape" mc:Ignorable="w14 w15 wp14">
+  <w:abstractNum w:abstractNumId="0">
+    <w:nsid w:val="53A5A8F1"/>
+    <w:lvl w:ilvl="0">
+      <w:isLgl w:val="false"/>
+      <w:lvlJc w:val="left"/>
+      <w:lvlText w:val="·"/>
+      <w:numFmt w:val="bullet"/>
+      <w:pPr>
+        <w:pBdr/>
+        <w:spacing/>
+        <w:ind w:hanging="360" w:left="709"/>
+      </w:pPr>
+      <w:rPr>
+        <w:rFonts w:hint="default" w:ascii="Symbol" w:hAnsi="Symbol" w:eastAsia="Symbol" w:cs="Symbol"/>
+      </w:rPr>
+      <w:start w:val="1"/>
+      <w:suff w:val="tab"/>
+    </w:lvl>
+    <w:lvl w:ilvl="1">
+      <w:isLgl w:val="false"/>
+      <w:lvlJc w:val="left"/>
+      <w:lvlText w:val="o"/>
+      <w:numFmt w:val="bullet"/>
+      <w:pPr>
+        <w:pBdr/>
+        <w:spacing/>
+        <w:ind w:hanging="360" w:left="1429"/>
+      </w:pPr>
+      <w:rPr>
+        <w:rFonts w:hint="default" w:ascii="Courier New" w:hAnsi="Courier New" w:eastAsia="Courier New" w:cs="Courier New"/>
+      </w:rPr>
+      <w:start w:val="1"/>
+      <w:suff w:val="tab"/>
+    </w:lvl>
+    <w:lvl w:ilvl="2">
+      <w:isLgl w:val="false"/>
+      <w:lvlJc w:val="left"/>
+      <w:lvlText w:val="§"/>
+      <w:numFmt w:val="bullet"/>
+      <w:pPr>
+        <w:pBdr/>
+        <w:spacing/>
+        <w:ind w:hanging="360" w:left="2149"/>
+      </w:pPr>
+      <w:rPr>
+        <w:rFonts w:hint="default" w:ascii="Wingdings" w:hAnsi="Wingdings" w:eastAsia="Wingdings" w:cs="Wingdings"/>
+      </w:rPr>
+      <w:start w:val="1"/>
+      <w:suff w:val="tab"/>
+    </w:lvl>
+    <w:lvl w:ilvl="3">
+      <w:isLgl w:val="false"/>
+      <w:lvlJc w:val="left"/>
+      <w:lvlText w:val="·"/>
+      <w:numFmt w:val="bullet"/>
+      <w:pPr>
+        <w:pBdr/>
+        <w:spacing/>
+        <w:ind w:hanging="360" w:left="2869"/>
+      </w:pPr>
+      <w:rPr>
+        <w:rFonts w:hint="default" w:ascii="Symbol" w:hAnsi="Symbol" w:eastAsia="Symbol" w:cs="Symbol"/>
+      </w:rPr>
+      <w:start w:val="1"/>
+      <w:suff w:val="tab"/>
+    </w:lvl>
+    <w:lvl w:ilvl="4">
+      <w:isLgl w:val="false"/>
+      <w:lvlJc w:val="left"/>
+      <w:lvlText w:val="o"/>
+      <w:numFmt w:val="bullet"/>
+      <w:pPr>
+        <w:pBdr/>
+        <w:spacing/>
+        <w:ind w:hanging="360" w:left="3589"/>
+      </w:pPr>
+      <w:rPr>
+        <w:rFonts w:hint="default" w:ascii="Courier New" w:hAnsi="Courier New" w:eastAsia="Courier New" w:cs="Courier New"/>
+      </w:rPr>
+      <w:start w:val="1"/>
+      <w:suff w:val="tab"/>
+    </w:lvl>
+    <w:lvl w:ilvl="5">
+      <w:isLgl w:val="false"/>
+      <w:lvlJc w:val="left"/>
+      <w:lvlText w:val="§"/>
+      <w:numFmt w:val="bullet"/>
+      <w:pPr>
+        <w:pBdr/>
+        <w:spacing/>
+        <w:ind w:hanging="360" w:left="4309"/>
+      </w:pPr>
+      <w:rPr>
+        <w:rFonts w:hint="default" w:ascii="Wingdings" w:hAnsi="Wingdings" w:eastAsia="Wingdings" w:cs="Wingdings"/>
+      </w:rPr>
+      <w:start w:val="1"/>
+      <w:suff w:val="tab"/>
+    </w:lvl>
+    <w:lvl w:ilvl="6">
+      <w:isLgl w:val="false"/>
+      <w:lvlJc w:val="left"/>
+      <w:lvlText w:val="·"/>
+      <w:numFmt w:val="bullet"/>
+      <w:pPr>
+        <w:pBdr/>
+        <w:spacing/>
+        <w:ind w:hanging="360" w:left="5029"/>
+      </w:pPr>
+      <w:rPr>
+        <w:rFonts w:hint="default" w:ascii="Symbol" w:hAnsi="Symbol" w:eastAsia="Symbol" w:cs="Symbol"/>
+      </w:rPr>
+      <w:start w:val="1"/>
+      <w:suff w:val="tab"/>
+    </w:lvl>
+    <w:lvl w:ilvl="7">
+      <w:isLgl w:val="false"/>
+      <w:lvlJc w:val="left"/>
+      <w:lvlText w:val="o"/>
+      <w:numFmt w:val="bullet"/>
+      <w:pPr>
+        <w:pBdr/>
+        <w:spacing/>
+        <w:ind w:hanging="360" w:left="5749"/>
+      </w:pPr>
+      <w:rPr>
+        <w:rFonts w:hint="default" w:ascii="Courier New" w:hAnsi="Courier New" w:eastAsia="Courier New" w:cs="Courier New"/>
+      </w:rPr>
+      <w:start w:val="1"/>
+      <w:suff w:val="tab"/>
+    </w:lvl>
+    <w:lvl w:ilvl="8">
+      <w:isLgl w:val="false"/>
+      <w:lvlJc w:val="left"/>
+      <w:lvlText w:val="§"/>
+      <w:numFmt w:val="bullet"/>
+      <w:pPr>
+        <w:pBdr/>
+        <w:spacing/>
+        <w:ind w:hanging="360" w:left="6469"/>
+      </w:pPr>
+      <w:rPr>
+        <w:rFonts w:hint="default" w:ascii="Wingdings" w:hAnsi="Wingdings" w:eastAsia="Wingdings" w:cs="Wingdings"/>
+      </w:rPr>
+      <w:start w:val="1"/>
+      <w:suff w:val="tab"/>
+    </w:lvl>
+  </w:abstractNum>
+  <w:abstractNum w:abstractNumId="1">
+    <w:nsid w:val="29E36163"/>
+    <w:lvl w:ilvl="0">
+      <w:isLgl w:val="false"/>
+      <w:lvlJc w:val="left"/>
+      <w:lvlText w:val="·"/>
+      <w:numFmt w:val="bullet"/>
+      <w:pPr>
+        <w:pBdr/>
+        <w:spacing/>
+        <w:ind w:hanging="360" w:left="709"/>
+      </w:pPr>
+      <w:rPr>
+        <w:rFonts w:hint="default" w:ascii="Symbol" w:hAnsi="Symbol" w:eastAsia="Symbol" w:cs="Symbol"/>
+      </w:rPr>
+      <w:start w:val="1"/>
+      <w:suff w:val="tab"/>
+    </w:lvl>
+    <w:lvl w:ilvl="1">
+      <w:isLgl w:val="false"/>
+      <w:lvlJc w:val="left"/>
+      <w:lvlText w:val="o"/>
+      <w:numFmt w:val="bullet"/>
+      <w:pPr>
+        <w:pBdr/>
+        <w:spacing/>
+        <w:ind w:hanging="360" w:left="1429"/>
+      </w:pPr>
+      <w:rPr>
+        <w:rFonts w:hint="default" w:ascii="Courier New" w:hAnsi="Courier New" w:eastAsia="Courier New" w:cs="Courier New"/>
+      </w:rPr>
+      <w:start w:val="1"/>
+      <w:suff w:val="tab"/>
+    </w:lvl>
+    <w:lvl w:ilvl="2">
+      <w:isLgl w:val="false"/>
+      <w:lvlJc w:val="left"/>
+      <w:lvlText w:val="§"/>
+      <w:numFmt w:val="bullet"/>
+      <w:pPr>
+        <w:pBdr/>
+        <w:spacing/>
+        <w:ind w:hanging="360" w:left="2149"/>
+      </w:pPr>
+      <w:rPr>
+        <w:rFonts w:hint="default" w:ascii="Wingdings" w:hAnsi="Wingdings" w:eastAsia="Wingdings" w:cs="Wingdings"/>
+      </w:rPr>
+      <w:start w:val="1"/>
+      <w:suff w:val="tab"/>
+    </w:lvl>
+    <w:lvl w:ilvl="3">
+      <w:isLgl w:val="false"/>
+      <w:lvlJc w:val="left"/>
+      <w:lvlText w:val="·"/>
+      <w:numFmt w:val="bullet"/>
+      <w:pPr>
+        <w:pBdr/>
+        <w:spacing/>
+        <w:ind w:hanging="360" w:left="2869"/>
+      </w:pPr>
+      <w:rPr>
+        <w:rFonts w:hint="default" w:ascii="Symbol" w:hAnsi="Symbol" w:eastAsia="Symbol" w:cs="Symbol"/>
+      </w:rPr>
+      <w:start w:val="1"/>
+      <w:suff w:val="tab"/>
+    </w:lvl>
+    <w:lvl w:ilvl="4">
+      <w:isLgl w:val="false"/>
+      <w:lvlJc w:val="left"/>
+      <w:lvlText w:val="o"/>
+      <w:numFmt w:val="bullet"/>
+      <w:pPr>
+        <w:pBdr/>
+        <w:spacing/>
+        <w:ind w:hanging="360" w:left="3589"/>
+      </w:pPr>
+      <w:rPr>
+        <w:rFonts w:hint="default" w:ascii="Courier New" w:hAnsi="Courier New" w:eastAsia="Courier New" w:cs="Courier New"/>
+      </w:rPr>
+      <w:start w:val="1"/>
+      <w:suff w:val="tab"/>
+    </w:lvl>
+    <w:lvl w:ilvl="5">
+      <w:isLgl w:val="false"/>
+      <w:lvlJc w:val="left"/>
+      <w:lvlText w:val="§"/>
+      <w:numFmt w:val="bullet"/>
+      <w:pPr>
+        <w:pBdr/>
+        <w:spacing/>
+        <w:ind w:hanging="360" w:left="4309"/>
+      </w:pPr>
+      <w:rPr>
+        <w:rFonts w:hint="default" w:ascii="Wingdings" w:hAnsi="Wingdings" w:eastAsia="Wingdings" w:cs="Wingdings"/>
+      </w:rPr>
+      <w:start w:val="1"/>
+      <w:suff w:val="tab"/>
+    </w:lvl>
+    <w:lvl w:ilvl="6">
+      <w:isLgl w:val="false"/>
+      <w:lvlJc w:val="left"/>
+      <w:lvlText w:val="·"/>
+      <w:numFmt w:val="bullet"/>
+      <w:pPr>
+        <w:pBdr/>
+        <w:spacing/>
+        <w:ind w:hanging="360" w:left="5029"/>
+      </w:pPr>
+      <w:rPr>
+        <w:rFonts w:hint="default" w:ascii="Symbol" w:hAnsi="Symbol" w:eastAsia="Symbol" w:cs="Symbol"/>
+      </w:rPr>
+      <w:start w:val="1"/>
+      <w:suff w:val="tab"/>
+    </w:lvl>
+    <w:lvl w:ilvl="7">
+      <w:isLgl w:val="false"/>
+      <w:lvlJc w:val="left"/>
+      <w:lvlText w:val="o"/>
+      <w:numFmt w:val="bullet"/>
+      <w:pPr>
+        <w:pBdr/>
+        <w:spacing/>
+        <w:ind w:hanging="360" w:left="5749"/>
+      </w:pPr>
+      <w:rPr>
+        <w:rFonts w:hint="default" w:ascii="Courier New" w:hAnsi="Courier New" w:eastAsia="Courier New" w:cs="Courier New"/>
+      </w:rPr>
+      <w:start w:val="1"/>
+      <w:suff w:val="tab"/>
+    </w:lvl>
+    <w:lvl w:ilvl="8">
+      <w:isLgl w:val="false"/>
+      <w:lvlJc w:val="left"/>
+      <w:lvlText w:val="§"/>
+      <w:numFmt w:val="bullet"/>
+      <w:pPr>
+        <w:pBdr/>
+        <w:spacing/>
+        <w:ind w:hanging="360" w:left="6469"/>
+      </w:pPr>
+      <w:rPr>
+        <w:rFonts w:hint="default" w:ascii="Wingdings" w:hAnsi="Wingdings" w:eastAsia="Wingdings" w:cs="Wingdings"/>
+      </w:rPr>
+      <w:start w:val="1"/>
+      <w:suff w:val="tab"/>
+    </w:lvl>
+  </w:abstractNum>
+  <w:abstractNum w:abstractNumId="2">
+    <w:nsid w:val="6D52A701"/>
+    <w:lvl w:ilvl="0">
+      <w:isLgl w:val="false"/>
+      <w:lvlJc w:val="left"/>
+      <w:lvlText w:val="·"/>
+      <w:numFmt w:val="bullet"/>
+      <w:pPr>
+        <w:pBdr/>
+        <w:spacing/>
+        <w:ind w:hanging="360" w:left="709"/>
+      </w:pPr>
+      <w:rPr>
+        <w:rFonts w:hint="default" w:ascii="Symbol" w:hAnsi="Symbol" w:eastAsia="Symbol" w:cs="Symbol"/>
+      </w:rPr>
+      <w:start w:val="1"/>
+      <w:suff w:val="tab"/>
+    </w:lvl>
+    <w:lvl w:ilvl="1">
+      <w:isLgl w:val="false"/>
+      <w:lvlJc w:val="left"/>
+      <w:lvlText w:val="o"/>
+      <w:numFmt w:val="bullet"/>
+      <w:pPr>
+        <w:pBdr/>
+        <w:spacing/>
+        <w:ind w:hanging="360" w:left="1429"/>
+      </w:pPr>
+      <w:rPr>
+        <w:rFonts w:hint="default" w:ascii="Courier New" w:hAnsi="Courier New" w:eastAsia="Courier New" w:cs="Courier New"/>
+      </w:rPr>
+      <w:start w:val="1"/>
+      <w:suff w:val="tab"/>
+    </w:lvl>
+    <w:lvl w:ilvl="2">
+      <w:isLgl w:val="false"/>
+      <w:lvlJc w:val="left"/>
+      <w:lvlText w:val="§"/>
+      <w:numFmt w:val="bullet"/>
+      <w:pPr>
+        <w:pBdr/>
+        <w:spacing/>
+        <w:ind w:hanging="360" w:left="2149"/>
+      </w:pPr>
+      <w:rPr>
+        <w:rFonts w:hint="default" w:ascii="Wingdings" w:hAnsi="Wingdings" w:eastAsia="Wingdings" w:cs="Wingdings"/>
+      </w:rPr>
+      <w:start w:val="1"/>
+      <w:suff w:val="tab"/>
+    </w:lvl>
+    <w:lvl w:ilvl="3">
+      <w:isLgl w:val="false"/>
+      <w:lvlJc w:val="left"/>
+      <w:lvlText w:val="·"/>
+      <w:numFmt w:val="bullet"/>
+      <w:pPr>
+        <w:pBdr/>
+        <w:spacing/>
+        <w:ind w:hanging="360" w:left="2869"/>
+      </w:pPr>
+      <w:rPr>
+        <w:rFonts w:hint="default" w:ascii="Symbol" w:hAnsi="Symbol" w:eastAsia="Symbol" w:cs="Symbol"/>
+      </w:rPr>
+      <w:start w:val="1"/>
+      <w:suff w:val="tab"/>
+    </w:lvl>
+    <w:lvl w:ilvl="4">
+      <w:isLgl w:val="false"/>
+      <w:lvlJc w:val="left"/>
+      <w:lvlText w:val="o"/>
+      <w:numFmt w:val="bullet"/>
+      <w:pPr>
+        <w:pBdr/>
+        <w:spacing/>
+        <w:ind w:hanging="360" w:left="3589"/>
+      </w:pPr>
+      <w:rPr>
+        <w:rFonts w:hint="default" w:ascii="Courier New" w:hAnsi="Courier New" w:eastAsia="Courier New" w:cs="Courier New"/>
+      </w:rPr>
+      <w:start w:val="1"/>
+      <w:suff w:val="tab"/>
+    </w:lvl>
+    <w:lvl w:ilvl="5">
+      <w:isLgl w:val="false"/>
+      <w:lvlJc w:val="left"/>
+      <w:lvlText w:val="§"/>
+      <w:numFmt w:val="bullet"/>
+      <w:pPr>
+        <w:pBdr/>
+        <w:spacing/>
+        <w:ind w:hanging="360" w:left="4309"/>
+      </w:pPr>
+      <w:rPr>
+        <w:rFonts w:hint="default" w:ascii="Wingdings" w:hAnsi="Wingdings" w:eastAsia="Wingdings" w:cs="Wingdings"/>
+      </w:rPr>
+      <w:start w:val="1"/>
+      <w:suff w:val="tab"/>
+    </w:lvl>
+    <w:lvl w:ilvl="6">
+      <w:isLgl w:val="false"/>
+      <w:lvlJc w:val="left"/>
+      <w:lvlText w:val="·"/>
+      <w:numFmt w:val="bullet"/>
+      <w:pPr>
+        <w:pBdr/>
+        <w:spacing/>
+        <w:ind w:hanging="360" w:left="5029"/>
+      </w:pPr>
+      <w:rPr>
+        <w:rFonts w:hint="default" w:ascii="Symbol" w:hAnsi="Symbol" w:eastAsia="Symbol" w:cs="Symbol"/>
+      </w:rPr>
+      <w:start w:val="1"/>
+      <w:suff w:val="tab"/>
+    </w:lvl>
+    <w:lvl w:ilvl="7">
+      <w:isLgl w:val="false"/>
+      <w:lvlJc w:val="left"/>
+      <w:lvlText w:val="o"/>
+      <w:numFmt w:val="bullet"/>
+      <w:pPr>
+        <w:pBdr/>
+        <w:spacing/>
+        <w:ind w:hanging="360" w:left="5749"/>
+      </w:pPr>
+      <w:rPr>
+        <w:rFonts w:hint="default" w:ascii="Courier New" w:hAnsi="Courier New" w:eastAsia="Courier New" w:cs="Courier New"/>
+      </w:rPr>
+      <w:start w:val="1"/>
+      <w:suff w:val="tab"/>
+    </w:lvl>
+    <w:lvl w:ilvl="8">
+      <w:isLgl w:val="false"/>
+      <w:lvlJc w:val="left"/>
+      <w:lvlText w:val="§"/>
+      <w:numFmt w:val="bullet"/>
+      <w:pPr>
+        <w:pBdr/>
+        <w:spacing/>
+        <w:ind w:hanging="360" w:left="6469"/>
+      </w:pPr>
+      <w:rPr>
+        <w:rFonts w:hint="default" w:ascii="Wingdings" w:hAnsi="Wingdings" w:eastAsia="Wingdings" w:cs="Wingdings"/>
+      </w:rPr>
+      <w:start w:val="1"/>
+      <w:suff w:val="tab"/>
+    </w:lvl>
+  </w:abstractNum>
+  <w:abstractNum w:abstractNumId="3">
+    <w:nsid w:val="19249472"/>
+    <w:lvl w:ilvl="0">
+      <w:isLgl w:val="false"/>
+      <w:lvlJc w:val="left"/>
+      <w:lvlText w:val="·"/>
+      <w:numFmt w:val="bullet"/>
+      <w:pPr>
+        <w:pBdr/>
+        <w:spacing/>
+        <w:ind w:hanging="360" w:left="709"/>
+      </w:pPr>
+      <w:rPr>
+        <w:rFonts w:hint="default" w:ascii="Symbol" w:hAnsi="Symbol" w:eastAsia="Symbol" w:cs="Symbol"/>
+      </w:rPr>
+      <w:start w:val="1"/>
+      <w:suff w:val="tab"/>
+    </w:lvl>
+    <w:lvl w:ilvl="1">
+      <w:isLgl w:val="false"/>
+      <w:lvlJc w:val="left"/>
+      <w:lvlText w:val="o"/>
+      <w:numFmt w:val="bullet"/>
+      <w:pPr>
+        <w:pBdr/>
+        <w:spacing/>
+        <w:ind w:hanging="360" w:left="1429"/>
+      </w:pPr>
+      <w:rPr>
+        <w:rFonts w:hint="default" w:ascii="Courier New" w:hAnsi="Courier New" w:eastAsia="Courier New" w:cs="Courier New"/>
+      </w:rPr>
+      <w:start w:val="1"/>
+      <w:suff w:val="tab"/>
+    </w:lvl>
+    <w:lvl w:ilvl="2">
+      <w:isLgl w:val="false"/>
+      <w:lvlJc w:val="left"/>
+      <w:lvlText w:val="§"/>
+      <w:numFmt w:val="bullet"/>
+      <w:pPr>
+        <w:pBdr/>
+        <w:spacing/>
+        <w:ind w:hanging="360" w:left="2149"/>
+      </w:pPr>
+      <w:rPr>
+        <w:rFonts w:hint="default" w:ascii="Wingdings" w:hAnsi="Wingdings" w:eastAsia="Wingdings" w:cs="Wingdings"/>
+      </w:rPr>
+      <w:start w:val="1"/>
+      <w:suff w:val="tab"/>
+    </w:lvl>
+    <w:lvl w:ilvl="3">
+      <w:isLgl w:val="false"/>
+      <w:lvlJc w:val="left"/>
+      <w:lvlText w:val="·"/>
+      <w:numFmt w:val="bullet"/>
+      <w:pPr>
+        <w:pBdr/>
+        <w:spacing/>
+        <w:ind w:hanging="360" w:left="2869"/>
+      </w:pPr>
+      <w:rPr>
+        <w:rFonts w:hint="default" w:ascii="Symbol" w:hAnsi="Symbol" w:eastAsia="Symbol" w:cs="Symbol"/>
+      </w:rPr>
+      <w:start w:val="1"/>
+      <w:suff w:val="tab"/>
+    </w:lvl>
+    <w:lvl w:ilvl="4">
+      <w:isLgl w:val="false"/>
+      <w:lvlJc w:val="left"/>
+      <w:lvlText w:val="o"/>
+      <w:numFmt w:val="bullet"/>
+      <w:pPr>
+        <w:pBdr/>
+        <w:spacing/>
+        <w:ind w:hanging="360" w:left="3589"/>
+      </w:pPr>
+      <w:rPr>
+        <w:rFonts w:hint="default" w:ascii="Courier New" w:hAnsi="Courier New" w:eastAsia="Courier New" w:cs="Courier New"/>
+      </w:rPr>
+      <w:start w:val="1"/>
+      <w:suff w:val="tab"/>
+    </w:lvl>
+    <w:lvl w:ilvl="5">
+      <w:isLgl w:val="false"/>
+      <w:lvlJc w:val="left"/>
+      <w:lvlText w:val="§"/>
+      <w:numFmt w:val="bullet"/>
+      <w:pPr>
+        <w:pBdr/>
+        <w:spacing/>
+        <w:ind w:hanging="360" w:left="4309"/>
+      </w:pPr>
+      <w:rPr>
+        <w:rFonts w:hint="default" w:ascii="Wingdings" w:hAnsi="Wingdings" w:eastAsia="Wingdings" w:cs="Wingdings"/>
+      </w:rPr>
+      <w:start w:val="1"/>
+      <w:suff w:val="tab"/>
+    </w:lvl>
+    <w:lvl w:ilvl="6">
+      <w:isLgl w:val="false"/>
+      <w:lvlJc w:val="left"/>
+      <w:lvlText w:val="·"/>
+      <w:numFmt w:val="bullet"/>
+      <w:pPr>
+        <w:pBdr/>
+        <w:spacing/>
+        <w:ind w:hanging="360" w:left="5029"/>
+      </w:pPr>
+      <w:rPr>
+        <w:rFonts w:hint="default" w:ascii="Symbol" w:hAnsi="Symbol" w:eastAsia="Symbol" w:cs="Symbol"/>
+      </w:rPr>
+      <w:start w:val="1"/>
+      <w:suff w:val="tab"/>
+    </w:lvl>
+    <w:lvl w:ilvl="7">
+      <w:isLgl w:val="false"/>
+      <w:lvlJc w:val="left"/>
+      <w:lvlText w:val="o"/>
+      <w:numFmt w:val="bullet"/>
+      <w:pPr>
+        <w:pBdr/>
+        <w:spacing/>
+        <w:ind w:hanging="360" w:left="5749"/>
+      </w:pPr>
+      <w:rPr>
+        <w:rFonts w:hint="default" w:ascii="Courier New" w:hAnsi="Courier New" w:eastAsia="Courier New" w:cs="Courier New"/>
+      </w:rPr>
+      <w:start w:val="1"/>
+      <w:suff w:val="tab"/>
+    </w:lvl>
+    <w:lvl w:ilvl="8">
+      <w:isLgl w:val="false"/>
+      <w:lvlJc w:val="left"/>
+      <w:lvlText w:val="§"/>
+      <w:numFmt w:val="bullet"/>
+      <w:pPr>
+        <w:pBdr/>
+        <w:spacing/>
+        <w:ind w:hanging="360" w:left="6469"/>
+      </w:pPr>
+      <w:rPr>
+        <w:rFonts w:hint="default" w:ascii="Wingdings" w:hAnsi="Wingdings" w:eastAsia="Wingdings" w:cs="Wingdings"/>
+      </w:rPr>
+      <w:start w:val="1"/>
+      <w:suff w:val="tab"/>
+    </w:lvl>
+  </w:abstractNum>
+  <w:abstractNum w:abstractNumId="4">
+    <w:nsid w:val="2B22DBDB"/>
+    <w:lvl w:ilvl="0">
+      <w:isLgl w:val="false"/>
+      <w:lvlJc w:val="left"/>
+      <w:lvlText w:val="·"/>
+      <w:numFmt w:val="bullet"/>
+      <w:pPr>
+        <w:pBdr/>
+        <w:spacing/>
+        <w:ind w:hanging="360" w:left="709"/>
+      </w:pPr>
+      <w:rPr>
+        <w:rFonts w:hint="default" w:ascii="Symbol" w:hAnsi="Symbol" w:eastAsia="Symbol" w:cs="Symbol"/>
+      </w:rPr>
+      <w:start w:val="1"/>
+      <w:suff w:val="tab"/>
+    </w:lvl>
+    <w:lvl w:ilvl="1">
+      <w:isLgl w:val="false"/>
+      <w:lvlJc w:val="left"/>
+      <w:lvlText w:val="o"/>
+      <w:numFmt w:val="bullet"/>
+      <w:pPr>
+        <w:pBdr/>
+        <w:spacing/>
+        <w:ind w:hanging="360" w:left="1429"/>
+      </w:pPr>
+      <w:rPr>
+        <w:rFonts w:hint="default" w:ascii="Courier New" w:hAnsi="Courier New" w:eastAsia="Courier New" w:cs="Courier New"/>
+      </w:rPr>
+      <w:start w:val="1"/>
+      <w:suff w:val="tab"/>
+    </w:lvl>
+    <w:lvl w:ilvl="2">
+      <w:isLgl w:val="false"/>
+      <w:lvlJc w:val="left"/>
+      <w:lvlText w:val="§"/>
+      <w:numFmt w:val="bullet"/>
+      <w:pPr>
+        <w:pBdr/>
+        <w:spacing/>
+        <w:ind w:hanging="360" w:left="2149"/>
+      </w:pPr>
+      <w:rPr>
+        <w:rFonts w:hint="default" w:ascii="Wingdings" w:hAnsi="Wingdings" w:eastAsia="Wingdings" w:cs="Wingdings"/>
+      </w:rPr>
+      <w:start w:val="1"/>
+      <w:suff w:val="tab"/>
+    </w:lvl>
+    <w:lvl w:ilvl="3">
+      <w:isLgl w:val="false"/>
+      <w:lvlJc w:val="left"/>
+      <w:lvlText w:val="·"/>
+      <w:numFmt w:val="bullet"/>
+      <w:pPr>
+        <w:pBdr/>
+        <w:spacing/>
+        <w:ind w:hanging="360" w:left="2869"/>
+      </w:pPr>
+      <w:rPr>
+        <w:rFonts w:hint="default" w:ascii="Symbol" w:hAnsi="Symbol" w:eastAsia="Symbol" w:cs="Symbol"/>
+      </w:rPr>
+      <w:start w:val="1"/>
+      <w:suff w:val="tab"/>
+    </w:lvl>
+    <w:lvl w:ilvl="4">
+      <w:isLgl w:val="false"/>
+      <w:lvlJc w:val="left"/>
+      <w:lvlText w:val="o"/>
+      <w:numFmt w:val="bullet"/>
+      <w:pPr>
+        <w:pBdr/>
+        <w:spacing/>
+        <w:ind w:hanging="360" w:left="3589"/>
+      </w:pPr>
+      <w:rPr>
+        <w:rFonts w:hint="default" w:ascii="Courier New" w:hAnsi="Courier New" w:eastAsia="Courier New" w:cs="Courier New"/>
+      </w:rPr>
+      <w:start w:val="1"/>
+      <w:suff w:val="tab"/>
+    </w:lvl>
+    <w:lvl w:ilvl="5">
+      <w:isLgl w:val="false"/>
+      <w:lvlJc w:val="left"/>
+      <w:lvlText w:val="§"/>
+      <w:numFmt w:val="bullet"/>
+      <w:pPr>
+        <w:pBdr/>
+        <w:spacing/>
+        <w:ind w:hanging="360" w:left="4309"/>
+      </w:pPr>
+      <w:rPr>
+        <w:rFonts w:hint="default" w:ascii="Wingdings" w:hAnsi="Wingdings" w:eastAsia="Wingdings" w:cs="Wingdings"/>
+      </w:rPr>
+      <w:start w:val="1"/>
+      <w:suff w:val="tab"/>
+    </w:lvl>
+    <w:lvl w:ilvl="6">
+      <w:isLgl w:val="false"/>
+      <w:lvlJc w:val="left"/>
+      <w:lvlText w:val="·"/>
+      <w:numFmt w:val="bullet"/>
+      <w:pPr>
+        <w:pBdr/>
+        <w:spacing/>
+        <w:ind w:hanging="360" w:left="5029"/>
+      </w:pPr>
+      <w:rPr>
+        <w:rFonts w:hint="default" w:ascii="Symbol" w:hAnsi="Symbol" w:eastAsia="Symbol" w:cs="Symbol"/>
+      </w:rPr>
+      <w:start w:val="1"/>
+      <w:suff w:val="tab"/>
+    </w:lvl>
+    <w:lvl w:ilvl="7">
+      <w:isLgl w:val="false"/>
+      <w:lvlJc w:val="left"/>
+      <w:lvlText w:val="o"/>
+      <w:numFmt w:val="bullet"/>
+      <w:pPr>
+        <w:pBdr/>
+        <w:spacing/>
+        <w:ind w:hanging="360" w:left="5749"/>
+      </w:pPr>
+      <w:rPr>
+        <w:rFonts w:hint="default" w:ascii="Courier New" w:hAnsi="Courier New" w:eastAsia="Courier New" w:cs="Courier New"/>
+      </w:rPr>
+      <w:start w:val="1"/>
+      <w:suff w:val="tab"/>
+    </w:lvl>
+    <w:lvl w:ilvl="8">
+      <w:isLgl w:val="false"/>
+      <w:lvlJc w:val="left"/>
+      <w:lvlText w:val="§"/>
+      <w:numFmt w:val="bullet"/>
+      <w:pPr>
+        <w:pBdr/>
+        <w:spacing/>
+        <w:ind w:hanging="360" w:left="6469"/>
+      </w:pPr>
+      <w:rPr>
+        <w:rFonts w:hint="default" w:ascii="Wingdings" w:hAnsi="Wingdings" w:eastAsia="Wingdings" w:cs="Wingdings"/>
+      </w:rPr>
+      <w:start w:val="1"/>
+      <w:suff w:val="tab"/>
+    </w:lvl>
+  </w:abstractNum>
+  <w:abstractNum w:abstractNumId="5">
+    <w:nsid w:val="2E5E9F83"/>
+    <w:lvl w:ilvl="0">
+      <w:isLgl w:val="false"/>
+      <w:lvlJc w:val="left"/>
+      <w:lvlText w:val="·"/>
+      <w:numFmt w:val="bullet"/>
+      <w:pPr>
+        <w:pBdr/>
+        <w:spacing/>
+        <w:ind w:hanging="360" w:left="709"/>
+      </w:pPr>
+      <w:rPr>
+        <w:rFonts w:hint="default" w:ascii="Symbol" w:hAnsi="Symbol" w:eastAsia="Symbol" w:cs="Symbol"/>
+      </w:rPr>
+      <w:start w:val="1"/>
+      <w:suff w:val="tab"/>
+    </w:lvl>
+    <w:lvl w:ilvl="1">
+      <w:isLgl w:val="false"/>
+      <w:lvlJc w:val="left"/>
+      <w:lvlText w:val="o"/>
+      <w:numFmt w:val="bullet"/>
+      <w:pPr>
+        <w:pBdr/>
+        <w:spacing/>
+        <w:ind w:hanging="360" w:left="1429"/>
+      </w:pPr>
+      <w:rPr>
+        <w:rFonts w:hint="default" w:ascii="Courier New" w:hAnsi="Courier New" w:eastAsia="Courier New" w:cs="Courier New"/>
+      </w:rPr>
+      <w:start w:val="1"/>
+      <w:suff w:val="tab"/>
+    </w:lvl>
+    <w:lvl w:ilvl="2">
+      <w:isLgl w:val="false"/>
+      <w:lvlJc w:val="left"/>
+      <w:lvlText w:val="§"/>
+      <w:numFmt w:val="bullet"/>
+      <w:pPr>
+        <w:pBdr/>
+        <w:spacing/>
+        <w:ind w:hanging="360" w:left="2149"/>
+      </w:pPr>
+      <w:rPr>
+        <w:rFonts w:hint="default" w:ascii="Wingdings" w:hAnsi="Wingdings" w:eastAsia="Wingdings" w:cs="Wingdings"/>
+      </w:rPr>
+      <w:start w:val="1"/>
+      <w:suff w:val="tab"/>
+    </w:lvl>
+    <w:lvl w:ilvl="3">
+      <w:isLgl w:val="false"/>
+      <w:lvlJc w:val="left"/>
+      <w:lvlText w:val="·"/>
+      <w:numFmt w:val="bullet"/>
+      <w:pPr>
+        <w:pBdr/>
+        <w:spacing/>
+        <w:ind w:hanging="360" w:left="2869"/>
+      </w:pPr>
+      <w:rPr>
+        <w:rFonts w:hint="default" w:ascii="Symbol" w:hAnsi="Symbol" w:eastAsia="Symbol" w:cs="Symbol"/>
+      </w:rPr>
+      <w:start w:val="1"/>
+      <w:suff w:val="tab"/>
+    </w:lvl>
+    <w:lvl w:ilvl="4">
+      <w:isLgl w:val="false"/>
+      <w:lvlJc w:val="left"/>
+      <w:lvlText w:val="o"/>
+      <w:numFmt w:val="bullet"/>
+      <w:pPr>
+        <w:pBdr/>
+        <w:spacing/>
+        <w:ind w:hanging="360" w:left="3589"/>
+      </w:pPr>
+      <w:rPr>
+        <w:rFonts w:hint="default" w:ascii="Courier New" w:hAnsi="Courier New" w:eastAsia="Courier New" w:cs="Courier New"/>
+      </w:rPr>
+      <w:start w:val="1"/>
+      <w:suff w:val="tab"/>
+    </w:lvl>
+    <w:lvl w:ilvl="5">
+      <w:isLgl w:val="false"/>
+      <w:lvlJc w:val="left"/>
+      <w:lvlText w:val="§"/>
+      <w:numFmt w:val="bullet"/>
+      <w:pPr>
+        <w:pBdr/>
+        <w:spacing/>
+        <w:ind w:hanging="360" w:left="4309"/>
+      </w:pPr>
+      <w:rPr>
+        <w:rFonts w:hint="default" w:ascii="Wingdings" w:hAnsi="Wingdings" w:eastAsia="Wingdings" w:cs="Wingdings"/>
+      </w:rPr>
+      <w:start w:val="1"/>
+      <w:suff w:val="tab"/>
+    </w:lvl>
+    <w:lvl w:ilvl="6">
+      <w:isLgl w:val="false"/>
+      <w:lvlJc w:val="left"/>
+      <w:lvlText w:val="·"/>
+      <w:numFmt w:val="bullet"/>
+      <w:pPr>
+        <w:pBdr/>
+        <w:spacing/>
+        <w:ind w:hanging="360" w:left="5029"/>
+      </w:pPr>
+      <w:rPr>
+        <w:rFonts w:hint="default" w:ascii="Symbol" w:hAnsi="Symbol" w:eastAsia="Symbol" w:cs="Symbol"/>
+      </w:rPr>
+      <w:start w:val="1"/>
+      <w:suff w:val="tab"/>
+    </w:lvl>
+    <w:lvl w:ilvl="7">
+      <w:isLgl w:val="false"/>
+      <w:lvlJc w:val="left"/>
+      <w:lvlText w:val="o"/>
+      <w:numFmt w:val="bullet"/>
+      <w:pPr>
+        <w:pBdr/>
+        <w:spacing/>
+        <w:ind w:hanging="360" w:left="5749"/>
+      </w:pPr>
+      <w:rPr>
+        <w:rFonts w:hint="default" w:ascii="Courier New" w:hAnsi="Courier New" w:eastAsia="Courier New" w:cs="Courier New"/>
+      </w:rPr>
+      <w:start w:val="1"/>
+      <w:suff w:val="tab"/>
+    </w:lvl>
+    <w:lvl w:ilvl="8">
+      <w:isLgl w:val="false"/>
+      <w:lvlJc w:val="left"/>
+      <w:lvlText w:val="§"/>
+      <w:numFmt w:val="bullet"/>
+      <w:pPr>
+        <w:pBdr/>
+        <w:spacing/>
+        <w:ind w:hanging="360" w:left="6469"/>
+      </w:pPr>
+      <w:rPr>
+        <w:rFonts w:hint="default" w:ascii="Wingdings" w:hAnsi="Wingdings" w:eastAsia="Wingdings" w:cs="Wingdings"/>
+      </w:rPr>
+      <w:start w:val="1"/>
+      <w:suff w:val="tab"/>
+    </w:lvl>
+  </w:abstractNum>
+  <w:num w:numId="1">
+    <w:abstractNumId w:val="0"/>
+  </w:num>
+  <w:num w:numId="2">
+    <w:abstractNumId w:val="1"/>
+  </w:num>
+  <w:num w:numId="3">
+    <w:abstractNumId w:val="2"/>
+  </w:num>
+  <w:num w:numId="4">
+    <w:abstractNumId w:val="3"/>
+  </w:num>
+  <w:num w:numId="5">
+    <w:abstractNumId w:val="4"/>
+  </w:num>
+  <w:num w:numId="6">
+    <w:abstractNumId w:val="5"/>
+  </w:num>
+</w:numbering>
 </file>
 
 <file path=word/styles.xml><?xml version="1.0" encoding="utf-8"?>
@@ -333,9 +3524,9 @@
     <w:lsdException w:name="Bibliography" w:uiPriority="37"/>
     <w:lsdException w:name="TOC Heading" w:uiPriority="39" w:qFormat="1"/>
   </w:latentStyles>
-  <w:style w:type="table" w:styleId="12">
+  <w:style w:type="table" w:styleId="711">
     <w:name w:val="Table Grid"/>
-    <w:basedOn w:val="665"/>
+    <w:basedOn w:val="897"/>
     <w:uiPriority w:val="59"/>
     <w:pPr>
       <w:pBdr/>
@@ -532,9 +3723,9 @@
       </w:tcPr>
     </w:tblStylePr>
   </w:style>
-  <w:style w:type="table" w:styleId="13">
+  <w:style w:type="table" w:styleId="712">
     <w:name w:val="Table Grid Light"/>
-    <w:basedOn w:val="665"/>
+    <w:basedOn w:val="897"/>
     <w:uiPriority w:val="59"/>
     <w:pPr>
       <w:pBdr/>
@@ -731,9 +3922,9 @@
       </w:tcPr>
     </w:tblStylePr>
   </w:style>
-  <w:style w:type="table" w:styleId="14">
+  <w:style w:type="table" w:styleId="713">
     <w:name w:val="Plain Table 1"/>
-    <w:basedOn w:val="665"/>
+    <w:basedOn w:val="897"/>
     <w:uiPriority w:val="59"/>
     <w:pPr>
       <w:pBdr/>
@@ -956,9 +4147,9 @@
       </w:tcPr>
     </w:tblStylePr>
   </w:style>
-  <w:style w:type="table" w:styleId="15">
+  <w:style w:type="table" w:styleId="714">
     <w:name w:val="Plain Table 2"/>
-    <w:basedOn w:val="665"/>
+    <w:basedOn w:val="897"/>
     <w:uiPriority w:val="59"/>
     <w:pPr>
       <w:pBdr/>
@@ -1189,9 +4380,9 @@
       </w:tcPr>
     </w:tblStylePr>
   </w:style>
-  <w:style w:type="table" w:styleId="16">
+  <w:style w:type="table" w:styleId="715">
     <w:name w:val="Plain Table 3"/>
-    <w:basedOn w:val="665"/>
+    <w:basedOn w:val="897"/>
     <w:uiPriority w:val="99"/>
     <w:pPr>
       <w:pBdr/>
@@ -1419,9 +4610,9 @@
       </w:tcPr>
     </w:tblStylePr>
   </w:style>
-  <w:style w:type="table" w:styleId="17">
+  <w:style w:type="table" w:styleId="716">
     <w:name w:val="Plain Table 4"/>
-    <w:basedOn w:val="665"/>
+    <w:basedOn w:val="897"/>
     <w:uiPriority w:val="99"/>
     <w:pPr>
       <w:pBdr/>
@@ -1635,9 +4826,9 @@
       </w:tcPr>
     </w:tblStylePr>
   </w:style>
-  <w:style w:type="table" w:styleId="18">
+  <w:style w:type="table" w:styleId="717">
     <w:name w:val="Plain Table 5"/>
-    <w:basedOn w:val="665"/>
+    <w:basedOn w:val="897"/>
     <w:uiPriority w:val="99"/>
     <w:pPr>
       <w:pBdr/>
@@ -1868,9 +5059,9 @@
       </w:tcPr>
     </w:tblStylePr>
   </w:style>
-  <w:style w:type="table" w:styleId="19">
+  <w:style w:type="table" w:styleId="718">
     <w:name w:val="Grid Table 1 Light"/>
-    <w:basedOn w:val="665"/>
+    <w:basedOn w:val="897"/>
     <w:uiPriority w:val="99"/>
     <w:pPr>
       <w:pBdr/>
@@ -2091,9 +5282,9 @@
       </w:tcPr>
     </w:tblStylePr>
   </w:style>
-  <w:style w:type="table" w:styleId="20">
+  <w:style w:type="table" w:styleId="719">
     <w:name w:val="Grid Table 1 Light - Accent 1"/>
-    <w:basedOn w:val="665"/>
+    <w:basedOn w:val="897"/>
     <w:uiPriority w:val="99"/>
     <w:pPr>
       <w:pBdr/>
@@ -2314,9 +5505,9 @@
       </w:tcPr>
     </w:tblStylePr>
   </w:style>
-  <w:style w:type="table" w:styleId="21">
+  <w:style w:type="table" w:styleId="720">
     <w:name w:val="Grid Table 1 Light - Accent 2"/>
-    <w:basedOn w:val="665"/>
+    <w:basedOn w:val="897"/>
     <w:uiPriority w:val="99"/>
     <w:pPr>
       <w:pBdr/>
@@ -2537,9 +5728,9 @@
       </w:tcPr>
     </w:tblStylePr>
   </w:style>
-  <w:style w:type="table" w:styleId="22">
+  <w:style w:type="table" w:styleId="721">
     <w:name w:val="Grid Table 1 Light - Accent 3"/>
-    <w:basedOn w:val="665"/>
+    <w:basedOn w:val="897"/>
     <w:uiPriority w:val="99"/>
     <w:pPr>
       <w:pBdr/>
@@ -2760,9 +5951,9 @@
       </w:tcPr>
     </w:tblStylePr>
   </w:style>
-  <w:style w:type="table" w:styleId="23">
+  <w:style w:type="table" w:styleId="722">
     <w:name w:val="Grid Table 1 Light - Accent 4"/>
-    <w:basedOn w:val="665"/>
+    <w:basedOn w:val="897"/>
     <w:uiPriority w:val="99"/>
     <w:pPr>
       <w:pBdr/>
@@ -2983,9 +6174,9 @@
       </w:tcPr>
     </w:tblStylePr>
   </w:style>
-  <w:style w:type="table" w:styleId="24">
+  <w:style w:type="table" w:styleId="723">
     <w:name w:val="Grid Table 1 Light - Accent 5"/>
-    <w:basedOn w:val="665"/>
+    <w:basedOn w:val="897"/>
     <w:uiPriority w:val="99"/>
     <w:pPr>
       <w:pBdr/>
@@ -3206,9 +6397,9 @@
       </w:tcPr>
     </w:tblStylePr>
   </w:style>
-  <w:style w:type="table" w:styleId="25">
+  <w:style w:type="table" w:styleId="724">
     <w:name w:val="Grid Table 1 Light - Accent 6"/>
-    <w:basedOn w:val="665"/>
+    <w:basedOn w:val="897"/>
     <w:uiPriority w:val="99"/>
     <w:pPr>
       <w:pBdr/>
@@ -3429,9 +6620,9 @@
       </w:tcPr>
     </w:tblStylePr>
   </w:style>
-  <w:style w:type="table" w:styleId="26">
+  <w:style w:type="table" w:styleId="725">
     <w:name w:val="Grid Table 2"/>
-    <w:basedOn w:val="665"/>
+    <w:basedOn w:val="897"/>
     <w:uiPriority w:val="99"/>
     <w:pPr>
       <w:pBdr/>
@@ -3661,9 +6852,9 @@
       </w:tcPr>
     </w:tblStylePr>
   </w:style>
-  <w:style w:type="table" w:styleId="27">
+  <w:style w:type="table" w:styleId="726">
     <w:name w:val="Grid Table 2 - Accent 1"/>
-    <w:basedOn w:val="665"/>
+    <w:basedOn w:val="897"/>
     <w:uiPriority w:val="99"/>
     <w:pPr>
       <w:pBdr/>
@@ -3893,9 +7084,9 @@
       </w:tcPr>
     </w:tblStylePr>
   </w:style>
-  <w:style w:type="table" w:styleId="28">
+  <w:style w:type="table" w:styleId="727">
     <w:name w:val="Grid Table 2 - Accent 2"/>
-    <w:basedOn w:val="665"/>
+    <w:basedOn w:val="897"/>
     <w:uiPriority w:val="99"/>
     <w:pPr>
       <w:pBdr/>
@@ -4125,9 +7316,9 @@
       </w:tcPr>
     </w:tblStylePr>
   </w:style>
-  <w:style w:type="table" w:styleId="29">
+  <w:style w:type="table" w:styleId="728">
     <w:name w:val="Grid Table 2 - Accent 3"/>
-    <w:basedOn w:val="665"/>
+    <w:basedOn w:val="897"/>
     <w:uiPriority w:val="99"/>
     <w:pPr>
       <w:pBdr/>
@@ -4357,9 +7548,9 @@
       </w:tcPr>
     </w:tblStylePr>
   </w:style>
-  <w:style w:type="table" w:styleId="30">
+  <w:style w:type="table" w:styleId="729">
     <w:name w:val="Grid Table 2 - Accent 4"/>
-    <w:basedOn w:val="665"/>
+    <w:basedOn w:val="897"/>
     <w:uiPriority w:val="99"/>
     <w:pPr>
       <w:pBdr/>
@@ -4589,9 +7780,9 @@
       </w:tcPr>
     </w:tblStylePr>
   </w:style>
-  <w:style w:type="table" w:styleId="31">
+  <w:style w:type="table" w:styleId="730">
     <w:name w:val="Grid Table 2 - Accent 5"/>
-    <w:basedOn w:val="665"/>
+    <w:basedOn w:val="897"/>
     <w:uiPriority w:val="99"/>
     <w:pPr>
       <w:pBdr/>
@@ -4821,9 +8012,9 @@
       </w:tcPr>
     </w:tblStylePr>
   </w:style>
-  <w:style w:type="table" w:styleId="32">
+  <w:style w:type="table" w:styleId="731">
     <w:name w:val="Grid Table 2 - Accent 6"/>
-    <w:basedOn w:val="665"/>
+    <w:basedOn w:val="897"/>
     <w:uiPriority w:val="99"/>
     <w:pPr>
       <w:pBdr/>
@@ -5053,9 +8244,9 @@
       </w:tcPr>
     </w:tblStylePr>
   </w:style>
-  <w:style w:type="table" w:styleId="33">
+  <w:style w:type="table" w:styleId="732">
     <w:name w:val="Grid Table 3"/>
-    <w:basedOn w:val="665"/>
+    <w:basedOn w:val="897"/>
     <w:uiPriority w:val="99"/>
     <w:pPr>
       <w:pBdr/>
@@ -5154,29 +8345,6 @@
         <w:tblBorders/>
       </w:tblPr>
       <w:tcPr>
-        <w:shd w:color="ffffff"/>
-        <w:tcBorders>
-          <w:top w:val="none" w:color="000000" w:sz="4" w:space="0"/>
-          <w:left w:val="none" w:color="000000" w:sz="4" w:space="0"/>
-          <w:bottom w:val="none" w:color="000000" w:sz="4" w:space="0"/>
-          <w:right w:val="none" w:color="000000" w:sz="4" w:space="0"/>
-        </w:tcBorders>
-      </w:tcPr>
-    </w:tblStylePr>
-    <w:tblStylePr w:type="firstRow">
-      <w:rPr>
-        <w:b/>
-        <w:color w:val="404040"/>
-      </w:rPr>
-      <w:pPr>
-        <w:pBdr/>
-        <w:spacing/>
-        <w:ind/>
-      </w:pPr>
-      <w:tblPr>
-        <w:tblBorders/>
-      </w:tblPr>
-      <w:tcPr>
         <w:shd w:val="clear" w:color="ffffff"/>
         <w:tcBorders>
           <w:top w:val="none" w:color="000000" w:sz="4" w:space="0"/>
@@ -5186,30 +8354,7 @@
         </w:tcBorders>
       </w:tcPr>
     </w:tblStylePr>
-    <w:tblStylePr w:type="lastCol">
-      <w:rPr>
-        <w:i/>
-        <w:color w:val="404040"/>
-      </w:rPr>
-      <w:pPr>
-        <w:pBdr/>
-        <w:spacing/>
-        <w:ind/>
-      </w:pPr>
-      <w:tblPr>
-        <w:tblBorders/>
-      </w:tblPr>
-      <w:tcPr>
-        <w:shd w:color="ffffff"/>
-        <w:tcBorders>
-          <w:top w:val="none" w:color="000000" w:sz="4" w:space="0"/>
-          <w:left w:val="none" w:color="000000" w:sz="4" w:space="0"/>
-          <w:bottom w:val="none" w:color="000000" w:sz="4" w:space="0"/>
-          <w:right w:val="none" w:color="000000" w:sz="4" w:space="0"/>
-        </w:tcBorders>
-      </w:tcPr>
-    </w:tblStylePr>
-    <w:tblStylePr w:type="lastRow">
+    <w:tblStylePr w:type="firstRow">
       <w:rPr>
         <w:b/>
         <w:color w:val="404040"/>
@@ -5232,6 +8377,52 @@
         </w:tcBorders>
       </w:tcPr>
     </w:tblStylePr>
+    <w:tblStylePr w:type="lastCol">
+      <w:rPr>
+        <w:i/>
+        <w:color w:val="404040"/>
+      </w:rPr>
+      <w:pPr>
+        <w:pBdr/>
+        <w:spacing/>
+        <w:ind/>
+      </w:pPr>
+      <w:tblPr>
+        <w:tblBorders/>
+      </w:tblPr>
+      <w:tcPr>
+        <w:shd w:val="clear" w:color="ffffff"/>
+        <w:tcBorders>
+          <w:top w:val="none" w:color="000000" w:sz="4" w:space="0"/>
+          <w:left w:val="none" w:color="000000" w:sz="4" w:space="0"/>
+          <w:bottom w:val="none" w:color="000000" w:sz="4" w:space="0"/>
+          <w:right w:val="none" w:color="000000" w:sz="4" w:space="0"/>
+        </w:tcBorders>
+      </w:tcPr>
+    </w:tblStylePr>
+    <w:tblStylePr w:type="lastRow">
+      <w:rPr>
+        <w:b/>
+        <w:color w:val="404040"/>
+      </w:rPr>
+      <w:pPr>
+        <w:pBdr/>
+        <w:spacing/>
+        <w:ind/>
+      </w:pPr>
+      <w:tblPr>
+        <w:tblBorders/>
+      </w:tblPr>
+      <w:tcPr>
+        <w:shd w:val="clear" w:color="ffffff"/>
+        <w:tcBorders>
+          <w:top w:val="none" w:color="000000" w:sz="4" w:space="0"/>
+          <w:left w:val="none" w:color="000000" w:sz="4" w:space="0"/>
+          <w:bottom w:val="none" w:color="000000" w:sz="4" w:space="0"/>
+          <w:right w:val="none" w:color="000000" w:sz="4" w:space="0"/>
+        </w:tcBorders>
+      </w:tcPr>
+    </w:tblStylePr>
     <w:tblStylePr w:type="nwCell">
       <w:pPr>
         <w:pBdr/>
@@ -5298,9 +8489,9 @@
       </w:tcPr>
     </w:tblStylePr>
   </w:style>
-  <w:style w:type="table" w:styleId="34">
+  <w:style w:type="table" w:styleId="733">
     <w:name w:val="Grid Table 3 - Accent 1"/>
-    <w:basedOn w:val="665"/>
+    <w:basedOn w:val="897"/>
     <w:uiPriority w:val="99"/>
     <w:pPr>
       <w:pBdr/>
@@ -5399,29 +8590,6 @@
         <w:tblBorders/>
       </w:tblPr>
       <w:tcPr>
-        <w:shd w:color="ffffff"/>
-        <w:tcBorders>
-          <w:top w:val="none" w:color="000000" w:sz="4" w:space="0"/>
-          <w:left w:val="none" w:color="000000" w:sz="4" w:space="0"/>
-          <w:bottom w:val="none" w:color="000000" w:sz="4" w:space="0"/>
-          <w:right w:val="none" w:color="000000" w:sz="4" w:space="0"/>
-        </w:tcBorders>
-      </w:tcPr>
-    </w:tblStylePr>
-    <w:tblStylePr w:type="firstRow">
-      <w:rPr>
-        <w:b/>
-        <w:color w:val="404040"/>
-      </w:rPr>
-      <w:pPr>
-        <w:pBdr/>
-        <w:spacing/>
-        <w:ind/>
-      </w:pPr>
-      <w:tblPr>
-        <w:tblBorders/>
-      </w:tblPr>
-      <w:tcPr>
         <w:shd w:val="clear" w:color="ffffff"/>
         <w:tcBorders>
           <w:top w:val="none" w:color="000000" w:sz="4" w:space="0"/>
@@ -5431,30 +8599,7 @@
         </w:tcBorders>
       </w:tcPr>
     </w:tblStylePr>
-    <w:tblStylePr w:type="lastCol">
-      <w:rPr>
-        <w:i/>
-        <w:color w:val="404040"/>
-      </w:rPr>
-      <w:pPr>
-        <w:pBdr/>
-        <w:spacing/>
-        <w:ind/>
-      </w:pPr>
-      <w:tblPr>
-        <w:tblBorders/>
-      </w:tblPr>
-      <w:tcPr>
-        <w:shd w:color="ffffff"/>
-        <w:tcBorders>
-          <w:top w:val="none" w:color="000000" w:sz="4" w:space="0"/>
-          <w:left w:val="none" w:color="000000" w:sz="4" w:space="0"/>
-          <w:bottom w:val="none" w:color="000000" w:sz="4" w:space="0"/>
-          <w:right w:val="none" w:color="000000" w:sz="4" w:space="0"/>
-        </w:tcBorders>
-      </w:tcPr>
-    </w:tblStylePr>
-    <w:tblStylePr w:type="lastRow">
+    <w:tblStylePr w:type="firstRow">
       <w:rPr>
         <w:b/>
         <w:color w:val="404040"/>
@@ -5477,6 +8622,52 @@
         </w:tcBorders>
       </w:tcPr>
     </w:tblStylePr>
+    <w:tblStylePr w:type="lastCol">
+      <w:rPr>
+        <w:i/>
+        <w:color w:val="404040"/>
+      </w:rPr>
+      <w:pPr>
+        <w:pBdr/>
+        <w:spacing/>
+        <w:ind/>
+      </w:pPr>
+      <w:tblPr>
+        <w:tblBorders/>
+      </w:tblPr>
+      <w:tcPr>
+        <w:shd w:val="clear" w:color="ffffff"/>
+        <w:tcBorders>
+          <w:top w:val="none" w:color="000000" w:sz="4" w:space="0"/>
+          <w:left w:val="none" w:color="000000" w:sz="4" w:space="0"/>
+          <w:bottom w:val="none" w:color="000000" w:sz="4" w:space="0"/>
+          <w:right w:val="none" w:color="000000" w:sz="4" w:space="0"/>
+        </w:tcBorders>
+      </w:tcPr>
+    </w:tblStylePr>
+    <w:tblStylePr w:type="lastRow">
+      <w:rPr>
+        <w:b/>
+        <w:color w:val="404040"/>
+      </w:rPr>
+      <w:pPr>
+        <w:pBdr/>
+        <w:spacing/>
+        <w:ind/>
+      </w:pPr>
+      <w:tblPr>
+        <w:tblBorders/>
+      </w:tblPr>
+      <w:tcPr>
+        <w:shd w:val="clear" w:color="ffffff"/>
+        <w:tcBorders>
+          <w:top w:val="none" w:color="000000" w:sz="4" w:space="0"/>
+          <w:left w:val="none" w:color="000000" w:sz="4" w:space="0"/>
+          <w:bottom w:val="none" w:color="000000" w:sz="4" w:space="0"/>
+          <w:right w:val="none" w:color="000000" w:sz="4" w:space="0"/>
+        </w:tcBorders>
+      </w:tcPr>
+    </w:tblStylePr>
     <w:tblStylePr w:type="nwCell">
       <w:pPr>
         <w:pBdr/>
@@ -5543,9 +8734,9 @@
       </w:tcPr>
     </w:tblStylePr>
   </w:style>
-  <w:style w:type="table" w:styleId="35">
+  <w:style w:type="table" w:styleId="734">
     <w:name w:val="Grid Table 3 - Accent 2"/>
-    <w:basedOn w:val="665"/>
+    <w:basedOn w:val="897"/>
     <w:uiPriority w:val="99"/>
     <w:pPr>
       <w:pBdr/>
@@ -5644,29 +8835,6 @@
         <w:tblBorders/>
       </w:tblPr>
       <w:tcPr>
-        <w:shd w:color="ffffff"/>
-        <w:tcBorders>
-          <w:top w:val="none" w:color="000000" w:sz="4" w:space="0"/>
-          <w:left w:val="none" w:color="000000" w:sz="4" w:space="0"/>
-          <w:bottom w:val="none" w:color="000000" w:sz="4" w:space="0"/>
-          <w:right w:val="none" w:color="000000" w:sz="4" w:space="0"/>
-        </w:tcBorders>
-      </w:tcPr>
-    </w:tblStylePr>
-    <w:tblStylePr w:type="firstRow">
-      <w:rPr>
-        <w:b/>
-        <w:color w:val="404040"/>
-      </w:rPr>
-      <w:pPr>
-        <w:pBdr/>
-        <w:spacing/>
-        <w:ind/>
-      </w:pPr>
-      <w:tblPr>
-        <w:tblBorders/>
-      </w:tblPr>
-      <w:tcPr>
         <w:shd w:val="clear" w:color="ffffff"/>
         <w:tcBorders>
           <w:top w:val="none" w:color="000000" w:sz="4" w:space="0"/>
@@ -5676,30 +8844,7 @@
         </w:tcBorders>
       </w:tcPr>
     </w:tblStylePr>
-    <w:tblStylePr w:type="lastCol">
-      <w:rPr>
-        <w:i/>
-        <w:color w:val="404040"/>
-      </w:rPr>
-      <w:pPr>
-        <w:pBdr/>
-        <w:spacing/>
-        <w:ind/>
-      </w:pPr>
-      <w:tblPr>
-        <w:tblBorders/>
-      </w:tblPr>
-      <w:tcPr>
-        <w:shd w:color="ffffff"/>
-        <w:tcBorders>
-          <w:top w:val="none" w:color="000000" w:sz="4" w:space="0"/>
-          <w:left w:val="none" w:color="000000" w:sz="4" w:space="0"/>
-          <w:bottom w:val="none" w:color="000000" w:sz="4" w:space="0"/>
-          <w:right w:val="none" w:color="000000" w:sz="4" w:space="0"/>
-        </w:tcBorders>
-      </w:tcPr>
-    </w:tblStylePr>
-    <w:tblStylePr w:type="lastRow">
+    <w:tblStylePr w:type="firstRow">
       <w:rPr>
         <w:b/>
         <w:color w:val="404040"/>
@@ -5722,6 +8867,52 @@
         </w:tcBorders>
       </w:tcPr>
     </w:tblStylePr>
+    <w:tblStylePr w:type="lastCol">
+      <w:rPr>
+        <w:i/>
+        <w:color w:val="404040"/>
+      </w:rPr>
+      <w:pPr>
+        <w:pBdr/>
+        <w:spacing/>
+        <w:ind/>
+      </w:pPr>
+      <w:tblPr>
+        <w:tblBorders/>
+      </w:tblPr>
+      <w:tcPr>
+        <w:shd w:val="clear" w:color="ffffff"/>
+        <w:tcBorders>
+          <w:top w:val="none" w:color="000000" w:sz="4" w:space="0"/>
+          <w:left w:val="none" w:color="000000" w:sz="4" w:space="0"/>
+          <w:bottom w:val="none" w:color="000000" w:sz="4" w:space="0"/>
+          <w:right w:val="none" w:color="000000" w:sz="4" w:space="0"/>
+        </w:tcBorders>
+      </w:tcPr>
+    </w:tblStylePr>
+    <w:tblStylePr w:type="lastRow">
+      <w:rPr>
+        <w:b/>
+        <w:color w:val="404040"/>
+      </w:rPr>
+      <w:pPr>
+        <w:pBdr/>
+        <w:spacing/>
+        <w:ind/>
+      </w:pPr>
+      <w:tblPr>
+        <w:tblBorders/>
+      </w:tblPr>
+      <w:tcPr>
+        <w:shd w:val="clear" w:color="ffffff"/>
+        <w:tcBorders>
+          <w:top w:val="none" w:color="000000" w:sz="4" w:space="0"/>
+          <w:left w:val="none" w:color="000000" w:sz="4" w:space="0"/>
+          <w:bottom w:val="none" w:color="000000" w:sz="4" w:space="0"/>
+          <w:right w:val="none" w:color="000000" w:sz="4" w:space="0"/>
+        </w:tcBorders>
+      </w:tcPr>
+    </w:tblStylePr>
     <w:tblStylePr w:type="nwCell">
       <w:pPr>
         <w:pBdr/>
@@ -5788,9 +8979,9 @@
       </w:tcPr>
     </w:tblStylePr>
   </w:style>
-  <w:style w:type="table" w:styleId="36">
+  <w:style w:type="table" w:styleId="735">
     <w:name w:val="Grid Table 3 - Accent 3"/>
-    <w:basedOn w:val="665"/>
+    <w:basedOn w:val="897"/>
     <w:uiPriority w:val="99"/>
     <w:pPr>
       <w:pBdr/>
@@ -5889,29 +9080,6 @@
         <w:tblBorders/>
       </w:tblPr>
       <w:tcPr>
-        <w:shd w:color="ffffff"/>
-        <w:tcBorders>
-          <w:top w:val="none" w:color="000000" w:sz="4" w:space="0"/>
-          <w:left w:val="none" w:color="000000" w:sz="4" w:space="0"/>
-          <w:bottom w:val="none" w:color="000000" w:sz="4" w:space="0"/>
-          <w:right w:val="none" w:color="000000" w:sz="4" w:space="0"/>
-        </w:tcBorders>
-      </w:tcPr>
-    </w:tblStylePr>
-    <w:tblStylePr w:type="firstRow">
-      <w:rPr>
-        <w:b/>
-        <w:color w:val="404040"/>
-      </w:rPr>
-      <w:pPr>
-        <w:pBdr/>
-        <w:spacing/>
-        <w:ind/>
-      </w:pPr>
-      <w:tblPr>
-        <w:tblBorders/>
-      </w:tblPr>
-      <w:tcPr>
         <w:shd w:val="clear" w:color="ffffff"/>
         <w:tcBorders>
           <w:top w:val="none" w:color="000000" w:sz="4" w:space="0"/>
@@ -5921,30 +9089,7 @@
         </w:tcBorders>
       </w:tcPr>
     </w:tblStylePr>
-    <w:tblStylePr w:type="lastCol">
-      <w:rPr>
-        <w:i/>
-        <w:color w:val="404040"/>
-      </w:rPr>
-      <w:pPr>
-        <w:pBdr/>
-        <w:spacing/>
-        <w:ind/>
-      </w:pPr>
-      <w:tblPr>
-        <w:tblBorders/>
-      </w:tblPr>
-      <w:tcPr>
-        <w:shd w:color="ffffff"/>
-        <w:tcBorders>
-          <w:top w:val="none" w:color="000000" w:sz="4" w:space="0"/>
-          <w:left w:val="none" w:color="000000" w:sz="4" w:space="0"/>
-          <w:bottom w:val="none" w:color="000000" w:sz="4" w:space="0"/>
-          <w:right w:val="none" w:color="000000" w:sz="4" w:space="0"/>
-        </w:tcBorders>
-      </w:tcPr>
-    </w:tblStylePr>
-    <w:tblStylePr w:type="lastRow">
+    <w:tblStylePr w:type="firstRow">
       <w:rPr>
         <w:b/>
         <w:color w:val="404040"/>
@@ -5967,6 +9112,52 @@
         </w:tcBorders>
       </w:tcPr>
     </w:tblStylePr>
+    <w:tblStylePr w:type="lastCol">
+      <w:rPr>
+        <w:i/>
+        <w:color w:val="404040"/>
+      </w:rPr>
+      <w:pPr>
+        <w:pBdr/>
+        <w:spacing/>
+        <w:ind/>
+      </w:pPr>
+      <w:tblPr>
+        <w:tblBorders/>
+      </w:tblPr>
+      <w:tcPr>
+        <w:shd w:val="clear" w:color="ffffff"/>
+        <w:tcBorders>
+          <w:top w:val="none" w:color="000000" w:sz="4" w:space="0"/>
+          <w:left w:val="none" w:color="000000" w:sz="4" w:space="0"/>
+          <w:bottom w:val="none" w:color="000000" w:sz="4" w:space="0"/>
+          <w:right w:val="none" w:color="000000" w:sz="4" w:space="0"/>
+        </w:tcBorders>
+      </w:tcPr>
+    </w:tblStylePr>
+    <w:tblStylePr w:type="lastRow">
+      <w:rPr>
+        <w:b/>
+        <w:color w:val="404040"/>
+      </w:rPr>
+      <w:pPr>
+        <w:pBdr/>
+        <w:spacing/>
+        <w:ind/>
+      </w:pPr>
+      <w:tblPr>
+        <w:tblBorders/>
+      </w:tblPr>
+      <w:tcPr>
+        <w:shd w:val="clear" w:color="ffffff"/>
+        <w:tcBorders>
+          <w:top w:val="none" w:color="000000" w:sz="4" w:space="0"/>
+          <w:left w:val="none" w:color="000000" w:sz="4" w:space="0"/>
+          <w:bottom w:val="none" w:color="000000" w:sz="4" w:space="0"/>
+          <w:right w:val="none" w:color="000000" w:sz="4" w:space="0"/>
+        </w:tcBorders>
+      </w:tcPr>
+    </w:tblStylePr>
     <w:tblStylePr w:type="nwCell">
       <w:pPr>
         <w:pBdr/>
@@ -6033,9 +9224,9 @@
       </w:tcPr>
     </w:tblStylePr>
   </w:style>
-  <w:style w:type="table" w:styleId="37">
+  <w:style w:type="table" w:styleId="736">
     <w:name w:val="Grid Table 3 - Accent 4"/>
-    <w:basedOn w:val="665"/>
+    <w:basedOn w:val="897"/>
     <w:uiPriority w:val="99"/>
     <w:pPr>
       <w:pBdr/>
@@ -6134,29 +9325,6 @@
         <w:tblBorders/>
       </w:tblPr>
       <w:tcPr>
-        <w:shd w:color="ffffff"/>
-        <w:tcBorders>
-          <w:top w:val="none" w:color="000000" w:sz="4" w:space="0"/>
-          <w:left w:val="none" w:color="000000" w:sz="4" w:space="0"/>
-          <w:bottom w:val="none" w:color="000000" w:sz="4" w:space="0"/>
-          <w:right w:val="none" w:color="000000" w:sz="4" w:space="0"/>
-        </w:tcBorders>
-      </w:tcPr>
-    </w:tblStylePr>
-    <w:tblStylePr w:type="firstRow">
-      <w:rPr>
-        <w:b/>
-        <w:color w:val="404040"/>
-      </w:rPr>
-      <w:pPr>
-        <w:pBdr/>
-        <w:spacing/>
-        <w:ind/>
-      </w:pPr>
-      <w:tblPr>
-        <w:tblBorders/>
-      </w:tblPr>
-      <w:tcPr>
         <w:shd w:val="clear" w:color="ffffff"/>
         <w:tcBorders>
           <w:top w:val="none" w:color="000000" w:sz="4" w:space="0"/>
@@ -6166,30 +9334,7 @@
         </w:tcBorders>
       </w:tcPr>
     </w:tblStylePr>
-    <w:tblStylePr w:type="lastCol">
-      <w:rPr>
-        <w:i/>
-        <w:color w:val="404040"/>
-      </w:rPr>
-      <w:pPr>
-        <w:pBdr/>
-        <w:spacing/>
-        <w:ind/>
-      </w:pPr>
-      <w:tblPr>
-        <w:tblBorders/>
-      </w:tblPr>
-      <w:tcPr>
-        <w:shd w:color="ffffff"/>
-        <w:tcBorders>
-          <w:top w:val="none" w:color="000000" w:sz="4" w:space="0"/>
-          <w:left w:val="none" w:color="000000" w:sz="4" w:space="0"/>
-          <w:bottom w:val="none" w:color="000000" w:sz="4" w:space="0"/>
-          <w:right w:val="none" w:color="000000" w:sz="4" w:space="0"/>
-        </w:tcBorders>
-      </w:tcPr>
-    </w:tblStylePr>
-    <w:tblStylePr w:type="lastRow">
+    <w:tblStylePr w:type="firstRow">
       <w:rPr>
         <w:b/>
         <w:color w:val="404040"/>
@@ -6212,6 +9357,52 @@
         </w:tcBorders>
       </w:tcPr>
     </w:tblStylePr>
+    <w:tblStylePr w:type="lastCol">
+      <w:rPr>
+        <w:i/>
+        <w:color w:val="404040"/>
+      </w:rPr>
+      <w:pPr>
+        <w:pBdr/>
+        <w:spacing/>
+        <w:ind/>
+      </w:pPr>
+      <w:tblPr>
+        <w:tblBorders/>
+      </w:tblPr>
+      <w:tcPr>
+        <w:shd w:val="clear" w:color="ffffff"/>
+        <w:tcBorders>
+          <w:top w:val="none" w:color="000000" w:sz="4" w:space="0"/>
+          <w:left w:val="none" w:color="000000" w:sz="4" w:space="0"/>
+          <w:bottom w:val="none" w:color="000000" w:sz="4" w:space="0"/>
+          <w:right w:val="none" w:color="000000" w:sz="4" w:space="0"/>
+        </w:tcBorders>
+      </w:tcPr>
+    </w:tblStylePr>
+    <w:tblStylePr w:type="lastRow">
+      <w:rPr>
+        <w:b/>
+        <w:color w:val="404040"/>
+      </w:rPr>
+      <w:pPr>
+        <w:pBdr/>
+        <w:spacing/>
+        <w:ind/>
+      </w:pPr>
+      <w:tblPr>
+        <w:tblBorders/>
+      </w:tblPr>
+      <w:tcPr>
+        <w:shd w:val="clear" w:color="ffffff"/>
+        <w:tcBorders>
+          <w:top w:val="none" w:color="000000" w:sz="4" w:space="0"/>
+          <w:left w:val="none" w:color="000000" w:sz="4" w:space="0"/>
+          <w:bottom w:val="none" w:color="000000" w:sz="4" w:space="0"/>
+          <w:right w:val="none" w:color="000000" w:sz="4" w:space="0"/>
+        </w:tcBorders>
+      </w:tcPr>
+    </w:tblStylePr>
     <w:tblStylePr w:type="nwCell">
       <w:pPr>
         <w:pBdr/>
@@ -6278,9 +9469,9 @@
       </w:tcPr>
     </w:tblStylePr>
   </w:style>
-  <w:style w:type="table" w:styleId="38">
+  <w:style w:type="table" w:styleId="737">
     <w:name w:val="Grid Table 3 - Accent 5"/>
-    <w:basedOn w:val="665"/>
+    <w:basedOn w:val="897"/>
     <w:uiPriority w:val="99"/>
     <w:pPr>
       <w:pBdr/>
@@ -6379,29 +9570,6 @@
         <w:tblBorders/>
       </w:tblPr>
       <w:tcPr>
-        <w:shd w:color="ffffff"/>
-        <w:tcBorders>
-          <w:top w:val="none" w:color="000000" w:sz="4" w:space="0"/>
-          <w:left w:val="none" w:color="000000" w:sz="4" w:space="0"/>
-          <w:bottom w:val="none" w:color="000000" w:sz="4" w:space="0"/>
-          <w:right w:val="none" w:color="000000" w:sz="4" w:space="0"/>
-        </w:tcBorders>
-      </w:tcPr>
-    </w:tblStylePr>
-    <w:tblStylePr w:type="firstRow">
-      <w:rPr>
-        <w:b/>
-        <w:color w:val="404040"/>
-      </w:rPr>
-      <w:pPr>
-        <w:pBdr/>
-        <w:spacing/>
-        <w:ind/>
-      </w:pPr>
-      <w:tblPr>
-        <w:tblBorders/>
-      </w:tblPr>
-      <w:tcPr>
         <w:shd w:val="clear" w:color="ffffff"/>
         <w:tcBorders>
           <w:top w:val="none" w:color="000000" w:sz="4" w:space="0"/>
@@ -6411,30 +9579,7 @@
         </w:tcBorders>
       </w:tcPr>
     </w:tblStylePr>
-    <w:tblStylePr w:type="lastCol">
-      <w:rPr>
-        <w:i/>
-        <w:color w:val="404040"/>
-      </w:rPr>
-      <w:pPr>
-        <w:pBdr/>
-        <w:spacing/>
-        <w:ind/>
-      </w:pPr>
-      <w:tblPr>
-        <w:tblBorders/>
-      </w:tblPr>
-      <w:tcPr>
-        <w:shd w:color="ffffff"/>
-        <w:tcBorders>
-          <w:top w:val="none" w:color="000000" w:sz="4" w:space="0"/>
-          <w:left w:val="none" w:color="000000" w:sz="4" w:space="0"/>
-          <w:bottom w:val="none" w:color="000000" w:sz="4" w:space="0"/>
-          <w:right w:val="none" w:color="000000" w:sz="4" w:space="0"/>
-        </w:tcBorders>
-      </w:tcPr>
-    </w:tblStylePr>
-    <w:tblStylePr w:type="lastRow">
+    <w:tblStylePr w:type="firstRow">
       <w:rPr>
         <w:b/>
         <w:color w:val="404040"/>
@@ -6457,6 +9602,52 @@
         </w:tcBorders>
       </w:tcPr>
     </w:tblStylePr>
+    <w:tblStylePr w:type="lastCol">
+      <w:rPr>
+        <w:i/>
+        <w:color w:val="404040"/>
+      </w:rPr>
+      <w:pPr>
+        <w:pBdr/>
+        <w:spacing/>
+        <w:ind/>
+      </w:pPr>
+      <w:tblPr>
+        <w:tblBorders/>
+      </w:tblPr>
+      <w:tcPr>
+        <w:shd w:val="clear" w:color="ffffff"/>
+        <w:tcBorders>
+          <w:top w:val="none" w:color="000000" w:sz="4" w:space="0"/>
+          <w:left w:val="none" w:color="000000" w:sz="4" w:space="0"/>
+          <w:bottom w:val="none" w:color="000000" w:sz="4" w:space="0"/>
+          <w:right w:val="none" w:color="000000" w:sz="4" w:space="0"/>
+        </w:tcBorders>
+      </w:tcPr>
+    </w:tblStylePr>
+    <w:tblStylePr w:type="lastRow">
+      <w:rPr>
+        <w:b/>
+        <w:color w:val="404040"/>
+      </w:rPr>
+      <w:pPr>
+        <w:pBdr/>
+        <w:spacing/>
+        <w:ind/>
+      </w:pPr>
+      <w:tblPr>
+        <w:tblBorders/>
+      </w:tblPr>
+      <w:tcPr>
+        <w:shd w:val="clear" w:color="ffffff"/>
+        <w:tcBorders>
+          <w:top w:val="none" w:color="000000" w:sz="4" w:space="0"/>
+          <w:left w:val="none" w:color="000000" w:sz="4" w:space="0"/>
+          <w:bottom w:val="none" w:color="000000" w:sz="4" w:space="0"/>
+          <w:right w:val="none" w:color="000000" w:sz="4" w:space="0"/>
+        </w:tcBorders>
+      </w:tcPr>
+    </w:tblStylePr>
     <w:tblStylePr w:type="nwCell">
       <w:pPr>
         <w:pBdr/>
@@ -6523,9 +9714,9 @@
       </w:tcPr>
     </w:tblStylePr>
   </w:style>
-  <w:style w:type="table" w:styleId="39">
+  <w:style w:type="table" w:styleId="738">
     <w:name w:val="Grid Table 3 - Accent 6"/>
-    <w:basedOn w:val="665"/>
+    <w:basedOn w:val="897"/>
     <w:uiPriority w:val="99"/>
     <w:pPr>
       <w:pBdr/>
@@ -6624,29 +9815,6 @@
         <w:tblBorders/>
       </w:tblPr>
       <w:tcPr>
-        <w:shd w:color="ffffff"/>
-        <w:tcBorders>
-          <w:top w:val="none" w:color="000000" w:sz="4" w:space="0"/>
-          <w:left w:val="none" w:color="000000" w:sz="4" w:space="0"/>
-          <w:bottom w:val="none" w:color="000000" w:sz="4" w:space="0"/>
-          <w:right w:val="none" w:color="000000" w:sz="4" w:space="0"/>
-        </w:tcBorders>
-      </w:tcPr>
-    </w:tblStylePr>
-    <w:tblStylePr w:type="firstRow">
-      <w:rPr>
-        <w:b/>
-        <w:color w:val="404040"/>
-      </w:rPr>
-      <w:pPr>
-        <w:pBdr/>
-        <w:spacing/>
-        <w:ind/>
-      </w:pPr>
-      <w:tblPr>
-        <w:tblBorders/>
-      </w:tblPr>
-      <w:tcPr>
         <w:shd w:val="clear" w:color="ffffff"/>
         <w:tcBorders>
           <w:top w:val="none" w:color="000000" w:sz="4" w:space="0"/>
@@ -6656,30 +9824,7 @@
         </w:tcBorders>
       </w:tcPr>
     </w:tblStylePr>
-    <w:tblStylePr w:type="lastCol">
-      <w:rPr>
-        <w:i/>
-        <w:color w:val="404040"/>
-      </w:rPr>
-      <w:pPr>
-        <w:pBdr/>
-        <w:spacing/>
-        <w:ind/>
-      </w:pPr>
-      <w:tblPr>
-        <w:tblBorders/>
-      </w:tblPr>
-      <w:tcPr>
-        <w:shd w:color="ffffff"/>
-        <w:tcBorders>
-          <w:top w:val="none" w:color="000000" w:sz="4" w:space="0"/>
-          <w:left w:val="none" w:color="000000" w:sz="4" w:space="0"/>
-          <w:bottom w:val="none" w:color="000000" w:sz="4" w:space="0"/>
-          <w:right w:val="none" w:color="000000" w:sz="4" w:space="0"/>
-        </w:tcBorders>
-      </w:tcPr>
-    </w:tblStylePr>
-    <w:tblStylePr w:type="lastRow">
+    <w:tblStylePr w:type="firstRow">
       <w:rPr>
         <w:b/>
         <w:color w:val="404040"/>
@@ -6702,6 +9847,52 @@
         </w:tcBorders>
       </w:tcPr>
     </w:tblStylePr>
+    <w:tblStylePr w:type="lastCol">
+      <w:rPr>
+        <w:i/>
+        <w:color w:val="404040"/>
+      </w:rPr>
+      <w:pPr>
+        <w:pBdr/>
+        <w:spacing/>
+        <w:ind/>
+      </w:pPr>
+      <w:tblPr>
+        <w:tblBorders/>
+      </w:tblPr>
+      <w:tcPr>
+        <w:shd w:val="clear" w:color="ffffff"/>
+        <w:tcBorders>
+          <w:top w:val="none" w:color="000000" w:sz="4" w:space="0"/>
+          <w:left w:val="none" w:color="000000" w:sz="4" w:space="0"/>
+          <w:bottom w:val="none" w:color="000000" w:sz="4" w:space="0"/>
+          <w:right w:val="none" w:color="000000" w:sz="4" w:space="0"/>
+        </w:tcBorders>
+      </w:tcPr>
+    </w:tblStylePr>
+    <w:tblStylePr w:type="lastRow">
+      <w:rPr>
+        <w:b/>
+        <w:color w:val="404040"/>
+      </w:rPr>
+      <w:pPr>
+        <w:pBdr/>
+        <w:spacing/>
+        <w:ind/>
+      </w:pPr>
+      <w:tblPr>
+        <w:tblBorders/>
+      </w:tblPr>
+      <w:tcPr>
+        <w:shd w:val="clear" w:color="ffffff"/>
+        <w:tcBorders>
+          <w:top w:val="none" w:color="000000" w:sz="4" w:space="0"/>
+          <w:left w:val="none" w:color="000000" w:sz="4" w:space="0"/>
+          <w:bottom w:val="none" w:color="000000" w:sz="4" w:space="0"/>
+          <w:right w:val="none" w:color="000000" w:sz="4" w:space="0"/>
+        </w:tcBorders>
+      </w:tcPr>
+    </w:tblStylePr>
     <w:tblStylePr w:type="nwCell">
       <w:pPr>
         <w:pBdr/>
@@ -6768,9 +9959,9 @@
       </w:tcPr>
     </w:tblStylePr>
   </w:style>
-  <w:style w:type="table" w:styleId="40">
+  <w:style w:type="table" w:styleId="739">
     <w:name w:val="Grid Table 4"/>
-    <w:basedOn w:val="665"/>
+    <w:basedOn w:val="897"/>
     <w:uiPriority w:val="59"/>
     <w:pPr>
       <w:pBdr/>
@@ -7001,9 +10192,9 @@
       </w:tcPr>
     </w:tblStylePr>
   </w:style>
-  <w:style w:type="table" w:styleId="41">
+  <w:style w:type="table" w:styleId="740">
     <w:name w:val="Grid Table 4 - Accent 1"/>
-    <w:basedOn w:val="665"/>
+    <w:basedOn w:val="897"/>
     <w:uiPriority w:val="59"/>
     <w:pPr>
       <w:pBdr/>
@@ -7234,9 +10425,9 @@
       </w:tcPr>
     </w:tblStylePr>
   </w:style>
-  <w:style w:type="table" w:styleId="42">
+  <w:style w:type="table" w:styleId="741">
     <w:name w:val="Grid Table 4 - Accent 2"/>
-    <w:basedOn w:val="665"/>
+    <w:basedOn w:val="897"/>
     <w:uiPriority w:val="59"/>
     <w:pPr>
       <w:pBdr/>
@@ -7467,9 +10658,9 @@
       </w:tcPr>
     </w:tblStylePr>
   </w:style>
-  <w:style w:type="table" w:styleId="43">
+  <w:style w:type="table" w:styleId="742">
     <w:name w:val="Grid Table 4 - Accent 3"/>
-    <w:basedOn w:val="665"/>
+    <w:basedOn w:val="897"/>
     <w:uiPriority w:val="59"/>
     <w:pPr>
       <w:pBdr/>
@@ -7700,9 +10891,9 @@
       </w:tcPr>
     </w:tblStylePr>
   </w:style>
-  <w:style w:type="table" w:styleId="44">
+  <w:style w:type="table" w:styleId="743">
     <w:name w:val="Grid Table 4 - Accent 4"/>
-    <w:basedOn w:val="665"/>
+    <w:basedOn w:val="897"/>
     <w:uiPriority w:val="59"/>
     <w:pPr>
       <w:pBdr/>
@@ -7933,9 +11124,9 @@
       </w:tcPr>
     </w:tblStylePr>
   </w:style>
-  <w:style w:type="table" w:styleId="45">
+  <w:style w:type="table" w:styleId="744">
     <w:name w:val="Grid Table 4 - Accent 5"/>
-    <w:basedOn w:val="665"/>
+    <w:basedOn w:val="897"/>
     <w:uiPriority w:val="59"/>
     <w:pPr>
       <w:pBdr/>
@@ -8166,9 +11357,9 @@
       </w:tcPr>
     </w:tblStylePr>
   </w:style>
-  <w:style w:type="table" w:styleId="46">
+  <w:style w:type="table" w:styleId="745">
     <w:name w:val="Grid Table 4 - Accent 6"/>
-    <w:basedOn w:val="665"/>
+    <w:basedOn w:val="897"/>
     <w:uiPriority w:val="59"/>
     <w:pPr>
       <w:pBdr/>
@@ -8399,9 +11590,9 @@
       </w:tcPr>
     </w:tblStylePr>
   </w:style>
-  <w:style w:type="table" w:styleId="47">
+  <w:style w:type="table" w:styleId="746">
     <w:name w:val="Grid Table 5 Dark"/>
-    <w:basedOn w:val="665"/>
+    <w:basedOn w:val="897"/>
     <w:uiPriority w:val="99"/>
     <w:pPr>
       <w:pBdr/>
@@ -8627,9 +11818,9 @@
       </w:tcPr>
     </w:tblStylePr>
   </w:style>
-  <w:style w:type="table" w:styleId="48">
+  <w:style w:type="table" w:styleId="747">
     <w:name w:val="Grid Table 5 Dark- Accent 1"/>
-    <w:basedOn w:val="665"/>
+    <w:basedOn w:val="897"/>
     <w:uiPriority w:val="99"/>
     <w:pPr>
       <w:pBdr/>
@@ -8855,9 +12046,9 @@
       </w:tcPr>
     </w:tblStylePr>
   </w:style>
-  <w:style w:type="table" w:styleId="49">
+  <w:style w:type="table" w:styleId="748">
     <w:name w:val="Grid Table 5 Dark - Accent 2"/>
-    <w:basedOn w:val="665"/>
+    <w:basedOn w:val="897"/>
     <w:uiPriority w:val="99"/>
     <w:pPr>
       <w:pBdr/>
@@ -9083,9 +12274,9 @@
       </w:tcPr>
     </w:tblStylePr>
   </w:style>
-  <w:style w:type="table" w:styleId="50">
+  <w:style w:type="table" w:styleId="749">
     <w:name w:val="Grid Table 5 Dark - Accent 3"/>
-    <w:basedOn w:val="665"/>
+    <w:basedOn w:val="897"/>
     <w:uiPriority w:val="99"/>
     <w:pPr>
       <w:pBdr/>
@@ -9311,9 +12502,9 @@
       </w:tcPr>
     </w:tblStylePr>
   </w:style>
-  <w:style w:type="table" w:styleId="51">
+  <w:style w:type="table" w:styleId="750">
     <w:name w:val="Grid Table 5 Dark- Accent 4"/>
-    <w:basedOn w:val="665"/>
+    <w:basedOn w:val="897"/>
     <w:uiPriority w:val="99"/>
     <w:pPr>
       <w:pBdr/>
@@ -9539,9 +12730,9 @@
       </w:tcPr>
     </w:tblStylePr>
   </w:style>
-  <w:style w:type="table" w:styleId="52">
+  <w:style w:type="table" w:styleId="751">
     <w:name w:val="Grid Table 5 Dark - Accent 5"/>
-    <w:basedOn w:val="665"/>
+    <w:basedOn w:val="897"/>
     <w:uiPriority w:val="99"/>
     <w:pPr>
       <w:pBdr/>
@@ -9767,9 +12958,9 @@
       </w:tcPr>
     </w:tblStylePr>
   </w:style>
-  <w:style w:type="table" w:styleId="53">
+  <w:style w:type="table" w:styleId="752">
     <w:name w:val="Grid Table 5 Dark - Accent 6"/>
-    <w:basedOn w:val="665"/>
+    <w:basedOn w:val="897"/>
     <w:uiPriority w:val="99"/>
     <w:pPr>
       <w:pBdr/>
@@ -9995,9 +13186,9 @@
       </w:tcPr>
     </w:tblStylePr>
   </w:style>
-  <w:style w:type="table" w:styleId="54">
+  <w:style w:type="table" w:styleId="753">
     <w:name w:val="Grid Table 6 Colorful"/>
-    <w:basedOn w:val="665"/>
+    <w:basedOn w:val="897"/>
     <w:uiPriority w:val="99"/>
     <w:pPr>
       <w:pBdr/>
@@ -10225,9 +13416,9 @@
       </w:tcPr>
     </w:tblStylePr>
   </w:style>
-  <w:style w:type="table" w:styleId="55">
+  <w:style w:type="table" w:styleId="754">
     <w:name w:val="Grid Table 6 Colorful - Accent 1"/>
-    <w:basedOn w:val="665"/>
+    <w:basedOn w:val="897"/>
     <w:uiPriority w:val="99"/>
     <w:pPr>
       <w:pBdr/>
@@ -10455,9 +13646,9 @@
       </w:tcPr>
     </w:tblStylePr>
   </w:style>
-  <w:style w:type="table" w:styleId="56">
+  <w:style w:type="table" w:styleId="755">
     <w:name w:val="Grid Table 6 Colorful - Accent 2"/>
-    <w:basedOn w:val="665"/>
+    <w:basedOn w:val="897"/>
     <w:uiPriority w:val="99"/>
     <w:pPr>
       <w:pBdr/>
@@ -10685,9 +13876,9 @@
       </w:tcPr>
     </w:tblStylePr>
   </w:style>
-  <w:style w:type="table" w:styleId="57">
+  <w:style w:type="table" w:styleId="756">
     <w:name w:val="Grid Table 6 Colorful - Accent 3"/>
-    <w:basedOn w:val="665"/>
+    <w:basedOn w:val="897"/>
     <w:uiPriority w:val="99"/>
     <w:pPr>
       <w:pBdr/>
@@ -10915,9 +14106,9 @@
       </w:tcPr>
     </w:tblStylePr>
   </w:style>
-  <w:style w:type="table" w:styleId="58">
+  <w:style w:type="table" w:styleId="757">
     <w:name w:val="Grid Table 6 Colorful - Accent 4"/>
-    <w:basedOn w:val="665"/>
+    <w:basedOn w:val="897"/>
     <w:uiPriority w:val="99"/>
     <w:pPr>
       <w:pBdr/>
@@ -11145,9 +14336,9 @@
       </w:tcPr>
     </w:tblStylePr>
   </w:style>
-  <w:style w:type="table" w:styleId="59">
+  <w:style w:type="table" w:styleId="758">
     <w:name w:val="Grid Table 6 Colorful - Accent 5"/>
-    <w:basedOn w:val="665"/>
+    <w:basedOn w:val="897"/>
     <w:uiPriority w:val="99"/>
     <w:pPr>
       <w:pBdr/>
@@ -11375,9 +14566,9 @@
       </w:tcPr>
     </w:tblStylePr>
   </w:style>
-  <w:style w:type="table" w:styleId="60">
+  <w:style w:type="table" w:styleId="759">
     <w:name w:val="Grid Table 6 Colorful - Accent 6"/>
-    <w:basedOn w:val="665"/>
+    <w:basedOn w:val="897"/>
     <w:uiPriority w:val="99"/>
     <w:pPr>
       <w:pBdr/>
@@ -11605,9 +14796,9 @@
       </w:tcPr>
     </w:tblStylePr>
   </w:style>
-  <w:style w:type="table" w:styleId="61">
+  <w:style w:type="table" w:styleId="760">
     <w:name w:val="Grid Table 7 Colorful"/>
-    <w:basedOn w:val="665"/>
+    <w:basedOn w:val="897"/>
     <w:uiPriority w:val="99"/>
     <w:pPr>
       <w:pBdr/>
@@ -11709,11 +14900,11 @@
         <w:tblBorders/>
       </w:tblPr>
       <w:tcPr>
-        <w:shd w:color="ffffff"/>
+        <w:shd w:val="clear" w:color="ffffff"/>
         <w:tcBorders>
-          <w:top w:val="none"/>
-          <w:left w:val="none"/>
-          <w:bottom w:val="none"/>
+          <w:top w:val="none" w:color="000000" w:sz="4" w:space="0"/>
+          <w:left w:val="none" w:color="000000" w:sz="4" w:space="0"/>
+          <w:bottom w:val="none" w:color="000000" w:sz="4" w:space="0"/>
           <w:right w:val="single" w:color="000000" w:themeColor="text1" w:themeTint="80" w:sz="4" w:space="0"/>
         </w:tcBorders>
       </w:tcPr>
@@ -11736,10 +14927,10 @@
       <w:tcPr>
         <w:shd w:val="clear" w:color="ffffff" w:themeColor="light1" w:fill="ffffff" w:themeFill="light1"/>
         <w:tcBorders>
-          <w:top w:val="none"/>
-          <w:left w:val="none"/>
+          <w:top w:val="none" w:color="000000" w:sz="4" w:space="0"/>
+          <w:left w:val="none" w:color="000000" w:sz="4" w:space="0"/>
           <w:bottom w:val="single" w:color="000000" w:themeColor="text1" w:themeTint="80" w:sz="4" w:space="0"/>
-          <w:right w:val="none"/>
+          <w:right w:val="none" w:color="000000" w:sz="4" w:space="0"/>
         </w:tcBorders>
       </w:tcPr>
     </w:tblStylePr>
@@ -11759,12 +14950,12 @@
         <w:tblBorders/>
       </w:tblPr>
       <w:tcPr>
-        <w:shd w:color="ffffff"/>
+        <w:shd w:val="clear" w:color="ffffff"/>
         <w:tcBorders>
-          <w:top w:val="none"/>
+          <w:top w:val="none" w:color="000000" w:sz="4" w:space="0"/>
           <w:left w:val="single" w:color="000000" w:themeColor="text1" w:themeTint="80" w:sz="4" w:space="0"/>
-          <w:bottom w:val="none"/>
-          <w:right w:val="none"/>
+          <w:bottom w:val="none" w:color="000000" w:sz="4" w:space="0"/>
+          <w:right w:val="none" w:color="000000" w:sz="4" w:space="0"/>
         </w:tcBorders>
       </w:tcPr>
     </w:tblStylePr>
@@ -11787,9 +14978,9 @@
         <w:shd w:val="clear" w:color="ffffff" w:themeColor="light1" w:fill="ffffff" w:themeFill="light1"/>
         <w:tcBorders>
           <w:top w:val="single" w:color="000000" w:themeColor="text1" w:themeTint="80" w:sz="4" w:space="0"/>
-          <w:left w:val="none"/>
-          <w:bottom w:val="none"/>
-          <w:right w:val="none"/>
+          <w:left w:val="none" w:color="000000" w:sz="4" w:space="0"/>
+          <w:bottom w:val="none" w:color="000000" w:sz="4" w:space="0"/>
+          <w:right w:val="none" w:color="000000" w:sz="4" w:space="0"/>
         </w:tcBorders>
       </w:tcPr>
     </w:tblStylePr>
@@ -11859,9 +15050,9 @@
       </w:tcPr>
     </w:tblStylePr>
   </w:style>
-  <w:style w:type="table" w:styleId="62">
+  <w:style w:type="table" w:styleId="761">
     <w:name w:val="Grid Table 7 Colorful - Accent 1"/>
-    <w:basedOn w:val="665"/>
+    <w:basedOn w:val="897"/>
     <w:uiPriority w:val="99"/>
     <w:pPr>
       <w:pBdr/>
@@ -11963,11 +15154,11 @@
         <w:tblBorders/>
       </w:tblPr>
       <w:tcPr>
-        <w:shd w:color="ffffff"/>
+        <w:shd w:val="clear" w:color="ffffff"/>
         <w:tcBorders>
-          <w:top w:val="none"/>
-          <w:left w:val="none"/>
-          <w:bottom w:val="none"/>
+          <w:top w:val="none" w:color="000000" w:sz="4" w:space="0"/>
+          <w:left w:val="none" w:color="000000" w:sz="4" w:space="0"/>
+          <w:bottom w:val="none" w:color="000000" w:sz="4" w:space="0"/>
           <w:right w:val="single" w:color="000000" w:themeColor="accent1" w:themeTint="80" w:sz="4" w:space="0"/>
         </w:tcBorders>
       </w:tcPr>
@@ -11990,10 +15181,10 @@
       <w:tcPr>
         <w:shd w:val="clear" w:color="ffffff" w:themeColor="light1" w:fill="ffffff" w:themeFill="light1"/>
         <w:tcBorders>
-          <w:top w:val="none"/>
-          <w:left w:val="none"/>
+          <w:top w:val="none" w:color="000000" w:sz="4" w:space="0"/>
+          <w:left w:val="none" w:color="000000" w:sz="4" w:space="0"/>
           <w:bottom w:val="single" w:color="000000" w:themeColor="accent1" w:themeTint="80" w:sz="4" w:space="0"/>
-          <w:right w:val="none"/>
+          <w:right w:val="none" w:color="000000" w:sz="4" w:space="0"/>
         </w:tcBorders>
       </w:tcPr>
     </w:tblStylePr>
@@ -12013,12 +15204,12 @@
         <w:tblBorders/>
       </w:tblPr>
       <w:tcPr>
-        <w:shd w:color="ffffff"/>
+        <w:shd w:val="clear" w:color="ffffff"/>
         <w:tcBorders>
-          <w:top w:val="none"/>
+          <w:top w:val="none" w:color="000000" w:sz="4" w:space="0"/>
           <w:left w:val="single" w:color="000000" w:themeColor="accent1" w:themeTint="80" w:sz="4" w:space="0"/>
-          <w:bottom w:val="none"/>
-          <w:right w:val="none"/>
+          <w:bottom w:val="none" w:color="000000" w:sz="4" w:space="0"/>
+          <w:right w:val="none" w:color="000000" w:sz="4" w:space="0"/>
         </w:tcBorders>
       </w:tcPr>
     </w:tblStylePr>
@@ -12041,9 +15232,9 @@
         <w:shd w:val="clear" w:color="ffffff" w:themeColor="light1" w:fill="ffffff" w:themeFill="light1"/>
         <w:tcBorders>
           <w:top w:val="single" w:color="000000" w:themeColor="accent1" w:themeTint="80" w:sz="4" w:space="0"/>
-          <w:left w:val="none"/>
-          <w:bottom w:val="none"/>
-          <w:right w:val="none"/>
+          <w:left w:val="none" w:color="000000" w:sz="4" w:space="0"/>
+          <w:bottom w:val="none" w:color="000000" w:sz="4" w:space="0"/>
+          <w:right w:val="none" w:color="000000" w:sz="4" w:space="0"/>
         </w:tcBorders>
       </w:tcPr>
     </w:tblStylePr>
@@ -12113,9 +15304,9 @@
       </w:tcPr>
     </w:tblStylePr>
   </w:style>
-  <w:style w:type="table" w:styleId="63">
+  <w:style w:type="table" w:styleId="762">
     <w:name w:val="Grid Table 7 Colorful - Accent 2"/>
-    <w:basedOn w:val="665"/>
+    <w:basedOn w:val="897"/>
     <w:uiPriority w:val="99"/>
     <w:pPr>
       <w:pBdr/>
@@ -12217,11 +15408,11 @@
         <w:tblBorders/>
       </w:tblPr>
       <w:tcPr>
-        <w:shd w:color="ffffff"/>
+        <w:shd w:val="clear" w:color="ffffff"/>
         <w:tcBorders>
-          <w:top w:val="none"/>
-          <w:left w:val="none"/>
-          <w:bottom w:val="none"/>
+          <w:top w:val="none" w:color="000000" w:sz="4" w:space="0"/>
+          <w:left w:val="none" w:color="000000" w:sz="4" w:space="0"/>
+          <w:bottom w:val="none" w:color="000000" w:sz="4" w:space="0"/>
           <w:right w:val="single" w:color="000000" w:themeColor="accent2" w:themeTint="97" w:sz="4" w:space="0"/>
         </w:tcBorders>
       </w:tcPr>
@@ -12244,10 +15435,10 @@
       <w:tcPr>
         <w:shd w:val="clear" w:color="ffffff" w:themeColor="light1" w:fill="ffffff" w:themeFill="light1"/>
         <w:tcBorders>
-          <w:top w:val="none"/>
-          <w:left w:val="none"/>
+          <w:top w:val="none" w:color="000000" w:sz="4" w:space="0"/>
+          <w:left w:val="none" w:color="000000" w:sz="4" w:space="0"/>
           <w:bottom w:val="single" w:color="000000" w:themeColor="accent2" w:themeTint="97" w:sz="4" w:space="0"/>
-          <w:right w:val="none"/>
+          <w:right w:val="none" w:color="000000" w:sz="4" w:space="0"/>
         </w:tcBorders>
       </w:tcPr>
     </w:tblStylePr>
@@ -12267,12 +15458,12 @@
         <w:tblBorders/>
       </w:tblPr>
       <w:tcPr>
-        <w:shd w:color="ffffff"/>
+        <w:shd w:val="clear" w:color="ffffff"/>
         <w:tcBorders>
-          <w:top w:val="none"/>
+          <w:top w:val="none" w:color="000000" w:sz="4" w:space="0"/>
           <w:left w:val="single" w:color="000000" w:themeColor="accent2" w:themeTint="97" w:sz="4" w:space="0"/>
-          <w:bottom w:val="none"/>
-          <w:right w:val="none"/>
+          <w:bottom w:val="none" w:color="000000" w:sz="4" w:space="0"/>
+          <w:right w:val="none" w:color="000000" w:sz="4" w:space="0"/>
         </w:tcBorders>
       </w:tcPr>
     </w:tblStylePr>
@@ -12295,9 +15486,9 @@
         <w:shd w:val="clear" w:color="ffffff" w:themeColor="light1" w:fill="ffffff" w:themeFill="light1"/>
         <w:tcBorders>
           <w:top w:val="single" w:color="000000" w:themeColor="accent2" w:themeTint="97" w:sz="4" w:space="0"/>
-          <w:left w:val="none"/>
-          <w:bottom w:val="none"/>
-          <w:right w:val="none"/>
+          <w:left w:val="none" w:color="000000" w:sz="4" w:space="0"/>
+          <w:bottom w:val="none" w:color="000000" w:sz="4" w:space="0"/>
+          <w:right w:val="none" w:color="000000" w:sz="4" w:space="0"/>
         </w:tcBorders>
       </w:tcPr>
     </w:tblStylePr>
@@ -12367,9 +15558,9 @@
       </w:tcPr>
     </w:tblStylePr>
   </w:style>
-  <w:style w:type="table" w:styleId="64">
+  <w:style w:type="table" w:styleId="763">
     <w:name w:val="Grid Table 7 Colorful - Accent 3"/>
-    <w:basedOn w:val="665"/>
+    <w:basedOn w:val="897"/>
     <w:uiPriority w:val="99"/>
     <w:pPr>
       <w:pBdr/>
@@ -12471,11 +15662,11 @@
         <w:tblBorders/>
       </w:tblPr>
       <w:tcPr>
-        <w:shd w:color="ffffff"/>
+        <w:shd w:val="clear" w:color="ffffff"/>
         <w:tcBorders>
-          <w:top w:val="none"/>
-          <w:left w:val="none"/>
-          <w:bottom w:val="none"/>
+          <w:top w:val="none" w:color="000000" w:sz="4" w:space="0"/>
+          <w:left w:val="none" w:color="000000" w:sz="4" w:space="0"/>
+          <w:bottom w:val="none" w:color="000000" w:sz="4" w:space="0"/>
           <w:right w:val="single" w:color="000000" w:themeColor="accent3" w:themeTint="FE" w:sz="4" w:space="0"/>
         </w:tcBorders>
       </w:tcPr>
@@ -12498,10 +15689,10 @@
       <w:tcPr>
         <w:shd w:val="clear" w:color="ffffff" w:themeColor="light1" w:fill="ffffff" w:themeFill="light1"/>
         <w:tcBorders>
-          <w:top w:val="none"/>
-          <w:left w:val="none"/>
+          <w:top w:val="none" w:color="000000" w:sz="4" w:space="0"/>
+          <w:left w:val="none" w:color="000000" w:sz="4" w:space="0"/>
           <w:bottom w:val="single" w:color="000000" w:themeColor="accent3" w:themeTint="FE" w:sz="4" w:space="0"/>
-          <w:right w:val="none"/>
+          <w:right w:val="none" w:color="000000" w:sz="4" w:space="0"/>
         </w:tcBorders>
       </w:tcPr>
     </w:tblStylePr>
@@ -12521,12 +15712,12 @@
         <w:tblBorders/>
       </w:tblPr>
       <w:tcPr>
-        <w:shd w:color="ffffff"/>
+        <w:shd w:val="clear" w:color="ffffff"/>
         <w:tcBorders>
-          <w:top w:val="none"/>
+          <w:top w:val="none" w:color="000000" w:sz="4" w:space="0"/>
           <w:left w:val="single" w:color="000000" w:themeColor="accent3" w:themeTint="FE" w:sz="4" w:space="0"/>
-          <w:bottom w:val="none"/>
-          <w:right w:val="none"/>
+          <w:bottom w:val="none" w:color="000000" w:sz="4" w:space="0"/>
+          <w:right w:val="none" w:color="000000" w:sz="4" w:space="0"/>
         </w:tcBorders>
       </w:tcPr>
     </w:tblStylePr>
@@ -12549,9 +15740,9 @@
         <w:shd w:val="clear" w:color="ffffff" w:themeColor="light1" w:fill="ffffff" w:themeFill="light1"/>
         <w:tcBorders>
           <w:top w:val="single" w:color="000000" w:themeColor="accent3" w:themeTint="FE" w:sz="4" w:space="0"/>
-          <w:left w:val="none"/>
-          <w:bottom w:val="none"/>
-          <w:right w:val="none"/>
+          <w:left w:val="none" w:color="000000" w:sz="4" w:space="0"/>
+          <w:bottom w:val="none" w:color="000000" w:sz="4" w:space="0"/>
+          <w:right w:val="none" w:color="000000" w:sz="4" w:space="0"/>
         </w:tcBorders>
       </w:tcPr>
     </w:tblStylePr>
@@ -12621,9 +15812,9 @@
       </w:tcPr>
     </w:tblStylePr>
   </w:style>
-  <w:style w:type="table" w:styleId="65">
+  <w:style w:type="table" w:styleId="764">
     <w:name w:val="Grid Table 7 Colorful - Accent 4"/>
-    <w:basedOn w:val="665"/>
+    <w:basedOn w:val="897"/>
     <w:uiPriority w:val="99"/>
     <w:pPr>
       <w:pBdr/>
@@ -12725,11 +15916,11 @@
         <w:tblBorders/>
       </w:tblPr>
       <w:tcPr>
-        <w:shd w:color="ffffff"/>
+        <w:shd w:val="clear" w:color="ffffff"/>
         <w:tcBorders>
-          <w:top w:val="none"/>
-          <w:left w:val="none"/>
-          <w:bottom w:val="none"/>
+          <w:top w:val="none" w:color="000000" w:sz="4" w:space="0"/>
+          <w:left w:val="none" w:color="000000" w:sz="4" w:space="0"/>
+          <w:bottom w:val="none" w:color="000000" w:sz="4" w:space="0"/>
           <w:right w:val="single" w:color="000000" w:themeColor="accent4" w:themeTint="9A" w:sz="4" w:space="0"/>
         </w:tcBorders>
       </w:tcPr>
@@ -12752,10 +15943,10 @@
       <w:tcPr>
         <w:shd w:val="clear" w:color="ffffff" w:themeColor="light1" w:fill="ffffff" w:themeFill="light1"/>
         <w:tcBorders>
-          <w:top w:val="none"/>
-          <w:left w:val="none"/>
+          <w:top w:val="none" w:color="000000" w:sz="4" w:space="0"/>
+          <w:left w:val="none" w:color="000000" w:sz="4" w:space="0"/>
           <w:bottom w:val="single" w:color="000000" w:themeColor="accent4" w:themeTint="9A" w:sz="4" w:space="0"/>
-          <w:right w:val="none"/>
+          <w:right w:val="none" w:color="000000" w:sz="4" w:space="0"/>
         </w:tcBorders>
       </w:tcPr>
     </w:tblStylePr>
@@ -12775,12 +15966,12 @@
         <w:tblBorders/>
       </w:tblPr>
       <w:tcPr>
-        <w:shd w:color="ffffff"/>
+        <w:shd w:val="clear" w:color="ffffff"/>
         <w:tcBorders>
-          <w:top w:val="none"/>
+          <w:top w:val="none" w:color="000000" w:sz="4" w:space="0"/>
           <w:left w:val="single" w:color="000000" w:themeColor="accent4" w:themeTint="9A" w:sz="4" w:space="0"/>
-          <w:bottom w:val="none"/>
-          <w:right w:val="none"/>
+          <w:bottom w:val="none" w:color="000000" w:sz="4" w:space="0"/>
+          <w:right w:val="none" w:color="000000" w:sz="4" w:space="0"/>
         </w:tcBorders>
       </w:tcPr>
     </w:tblStylePr>
@@ -12803,9 +15994,9 @@
         <w:shd w:val="clear" w:color="ffffff" w:themeColor="light1" w:fill="ffffff" w:themeFill="light1"/>
         <w:tcBorders>
           <w:top w:val="single" w:color="000000" w:themeColor="accent4" w:themeTint="9A" w:sz="4" w:space="0"/>
-          <w:left w:val="none"/>
-          <w:bottom w:val="none"/>
-          <w:right w:val="none"/>
+          <w:left w:val="none" w:color="000000" w:sz="4" w:space="0"/>
+          <w:bottom w:val="none" w:color="000000" w:sz="4" w:space="0"/>
+          <w:right w:val="none" w:color="000000" w:sz="4" w:space="0"/>
         </w:tcBorders>
       </w:tcPr>
     </w:tblStylePr>
@@ -12875,9 +16066,9 @@
       </w:tcPr>
     </w:tblStylePr>
   </w:style>
-  <w:style w:type="table" w:styleId="66">
+  <w:style w:type="table" w:styleId="765">
     <w:name w:val="Grid Table 7 Colorful - Accent 5"/>
-    <w:basedOn w:val="665"/>
+    <w:basedOn w:val="897"/>
     <w:uiPriority w:val="99"/>
     <w:pPr>
       <w:pBdr/>
@@ -12979,11 +16170,11 @@
         <w:tblBorders/>
       </w:tblPr>
       <w:tcPr>
-        <w:shd w:color="ffffff"/>
+        <w:shd w:val="clear" w:color="ffffff"/>
         <w:tcBorders>
-          <w:top w:val="none"/>
-          <w:left w:val="none"/>
-          <w:bottom w:val="none"/>
+          <w:top w:val="none" w:color="000000" w:sz="4" w:space="0"/>
+          <w:left w:val="none" w:color="000000" w:sz="4" w:space="0"/>
+          <w:bottom w:val="none" w:color="000000" w:sz="4" w:space="0"/>
           <w:right w:val="single" w:color="000000" w:themeColor="accent5" w:themeTint="90" w:sz="4" w:space="0"/>
         </w:tcBorders>
       </w:tcPr>
@@ -13006,10 +16197,10 @@
       <w:tcPr>
         <w:shd w:val="clear" w:color="ffffff" w:themeColor="light1" w:fill="ffffff" w:themeFill="light1"/>
         <w:tcBorders>
-          <w:top w:val="none"/>
-          <w:left w:val="none"/>
+          <w:top w:val="none" w:color="000000" w:sz="4" w:space="0"/>
+          <w:left w:val="none" w:color="000000" w:sz="4" w:space="0"/>
           <w:bottom w:val="single" w:color="000000" w:themeColor="accent5" w:themeTint="90" w:sz="4" w:space="0"/>
-          <w:right w:val="none"/>
+          <w:right w:val="none" w:color="000000" w:sz="4" w:space="0"/>
         </w:tcBorders>
       </w:tcPr>
     </w:tblStylePr>
@@ -13029,12 +16220,12 @@
         <w:tblBorders/>
       </w:tblPr>
       <w:tcPr>
-        <w:shd w:color="ffffff"/>
+        <w:shd w:val="clear" w:color="ffffff"/>
         <w:tcBorders>
-          <w:top w:val="none"/>
+          <w:top w:val="none" w:color="000000" w:sz="4" w:space="0"/>
           <w:left w:val="single" w:color="000000" w:themeColor="accent5" w:themeTint="90" w:sz="4" w:space="0"/>
-          <w:bottom w:val="none"/>
-          <w:right w:val="none"/>
+          <w:bottom w:val="none" w:color="000000" w:sz="4" w:space="0"/>
+          <w:right w:val="none" w:color="000000" w:sz="4" w:space="0"/>
         </w:tcBorders>
       </w:tcPr>
     </w:tblStylePr>
@@ -13057,9 +16248,9 @@
         <w:shd w:val="clear" w:color="ffffff" w:themeColor="light1" w:fill="ffffff" w:themeFill="light1"/>
         <w:tcBorders>
           <w:top w:val="single" w:color="000000" w:themeColor="accent5" w:themeTint="90" w:sz="4" w:space="0"/>
-          <w:left w:val="none"/>
-          <w:bottom w:val="none"/>
-          <w:right w:val="none"/>
+          <w:left w:val="none" w:color="000000" w:sz="4" w:space="0"/>
+          <w:bottom w:val="none" w:color="000000" w:sz="4" w:space="0"/>
+          <w:right w:val="none" w:color="000000" w:sz="4" w:space="0"/>
         </w:tcBorders>
       </w:tcPr>
     </w:tblStylePr>
@@ -13129,9 +16320,9 @@
       </w:tcPr>
     </w:tblStylePr>
   </w:style>
-  <w:style w:type="table" w:styleId="67">
+  <w:style w:type="table" w:styleId="766">
     <w:name w:val="Grid Table 7 Colorful - Accent 6"/>
-    <w:basedOn w:val="665"/>
+    <w:basedOn w:val="897"/>
     <w:uiPriority w:val="99"/>
     <w:pPr>
       <w:pBdr/>
@@ -13233,11 +16424,11 @@
         <w:tblBorders/>
       </w:tblPr>
       <w:tcPr>
-        <w:shd w:color="ffffff"/>
+        <w:shd w:val="clear" w:color="ffffff"/>
         <w:tcBorders>
-          <w:top w:val="none"/>
-          <w:left w:val="none"/>
-          <w:bottom w:val="none"/>
+          <w:top w:val="none" w:color="000000" w:sz="4" w:space="0"/>
+          <w:left w:val="none" w:color="000000" w:sz="4" w:space="0"/>
+          <w:bottom w:val="none" w:color="000000" w:sz="4" w:space="0"/>
           <w:right w:val="single" w:color="000000" w:themeColor="accent6" w:themeTint="90" w:sz="4" w:space="0"/>
         </w:tcBorders>
       </w:tcPr>
@@ -13260,10 +16451,10 @@
       <w:tcPr>
         <w:shd w:val="clear" w:color="ffffff" w:themeColor="light1" w:fill="ffffff" w:themeFill="light1"/>
         <w:tcBorders>
-          <w:top w:val="none"/>
-          <w:left w:val="none"/>
+          <w:top w:val="none" w:color="000000" w:sz="4" w:space="0"/>
+          <w:left w:val="none" w:color="000000" w:sz="4" w:space="0"/>
           <w:bottom w:val="single" w:color="000000" w:themeColor="accent6" w:themeTint="90" w:sz="4" w:space="0"/>
-          <w:right w:val="none"/>
+          <w:right w:val="none" w:color="000000" w:sz="4" w:space="0"/>
         </w:tcBorders>
       </w:tcPr>
     </w:tblStylePr>
@@ -13283,12 +16474,12 @@
         <w:tblBorders/>
       </w:tblPr>
       <w:tcPr>
-        <w:shd w:color="ffffff"/>
+        <w:shd w:val="clear" w:color="ffffff"/>
         <w:tcBorders>
-          <w:top w:val="none"/>
+          <w:top w:val="none" w:color="000000" w:sz="4" w:space="0"/>
           <w:left w:val="single" w:color="000000" w:themeColor="accent6" w:themeTint="90" w:sz="4" w:space="0"/>
-          <w:bottom w:val="none"/>
-          <w:right w:val="none"/>
+          <w:bottom w:val="none" w:color="000000" w:sz="4" w:space="0"/>
+          <w:right w:val="none" w:color="000000" w:sz="4" w:space="0"/>
         </w:tcBorders>
       </w:tcPr>
     </w:tblStylePr>
@@ -13311,9 +16502,9 @@
         <w:shd w:val="clear" w:color="ffffff" w:themeColor="light1" w:fill="ffffff" w:themeFill="light1"/>
         <w:tcBorders>
           <w:top w:val="single" w:color="000000" w:themeColor="accent6" w:themeTint="90" w:sz="4" w:space="0"/>
-          <w:left w:val="none"/>
-          <w:bottom w:val="none"/>
-          <w:right w:val="none"/>
+          <w:left w:val="none" w:color="000000" w:sz="4" w:space="0"/>
+          <w:bottom w:val="none" w:color="000000" w:sz="4" w:space="0"/>
+          <w:right w:val="none" w:color="000000" w:sz="4" w:space="0"/>
         </w:tcBorders>
       </w:tcPr>
     </w:tblStylePr>
@@ -13383,9 +16574,9 @@
       </w:tcPr>
     </w:tblStylePr>
   </w:style>
-  <w:style w:type="table" w:styleId="68">
+  <w:style w:type="table" w:styleId="767">
     <w:name w:val="List Table 1 Light"/>
-    <w:basedOn w:val="665"/>
+    <w:basedOn w:val="897"/>
     <w:uiPriority w:val="99"/>
     <w:pPr>
       <w:pBdr/>
@@ -13599,9 +16790,9 @@
       </w:tcPr>
     </w:tblStylePr>
   </w:style>
-  <w:style w:type="table" w:styleId="69">
+  <w:style w:type="table" w:styleId="768">
     <w:name w:val="List Table 1 Light - Accent 1"/>
-    <w:basedOn w:val="665"/>
+    <w:basedOn w:val="897"/>
     <w:uiPriority w:val="99"/>
     <w:pPr>
       <w:pBdr/>
@@ -13815,9 +17006,9 @@
       </w:tcPr>
     </w:tblStylePr>
   </w:style>
-  <w:style w:type="table" w:styleId="70">
+  <w:style w:type="table" w:styleId="769">
     <w:name w:val="List Table 1 Light - Accent 2"/>
-    <w:basedOn w:val="665"/>
+    <w:basedOn w:val="897"/>
     <w:uiPriority w:val="99"/>
     <w:pPr>
       <w:pBdr/>
@@ -14031,9 +17222,9 @@
       </w:tcPr>
     </w:tblStylePr>
   </w:style>
-  <w:style w:type="table" w:styleId="71">
+  <w:style w:type="table" w:styleId="770">
     <w:name w:val="List Table 1 Light - Accent 3"/>
-    <w:basedOn w:val="665"/>
+    <w:basedOn w:val="897"/>
     <w:uiPriority w:val="99"/>
     <w:pPr>
       <w:pBdr/>
@@ -14247,9 +17438,9 @@
       </w:tcPr>
     </w:tblStylePr>
   </w:style>
-  <w:style w:type="table" w:styleId="72">
+  <w:style w:type="table" w:styleId="771">
     <w:name w:val="List Table 1 Light - Accent 4"/>
-    <w:basedOn w:val="665"/>
+    <w:basedOn w:val="897"/>
     <w:uiPriority w:val="99"/>
     <w:pPr>
       <w:pBdr/>
@@ -14463,9 +17654,9 @@
       </w:tcPr>
     </w:tblStylePr>
   </w:style>
-  <w:style w:type="table" w:styleId="73">
+  <w:style w:type="table" w:styleId="772">
     <w:name w:val="List Table 1 Light - Accent 5"/>
-    <w:basedOn w:val="665"/>
+    <w:basedOn w:val="897"/>
     <w:uiPriority w:val="99"/>
     <w:pPr>
       <w:pBdr/>
@@ -14679,9 +17870,9 @@
       </w:tcPr>
     </w:tblStylePr>
   </w:style>
-  <w:style w:type="table" w:styleId="74">
+  <w:style w:type="table" w:styleId="773">
     <w:name w:val="List Table 1 Light - Accent 6"/>
-    <w:basedOn w:val="665"/>
+    <w:basedOn w:val="897"/>
     <w:uiPriority w:val="99"/>
     <w:pPr>
       <w:pBdr/>
@@ -14895,9 +18086,9 @@
       </w:tcPr>
     </w:tblStylePr>
   </w:style>
-  <w:style w:type="table" w:styleId="75">
+  <w:style w:type="table" w:styleId="774">
     <w:name w:val="List Table 2"/>
-    <w:basedOn w:val="665"/>
+    <w:basedOn w:val="897"/>
     <w:uiPriority w:val="99"/>
     <w:pPr>
       <w:pBdr/>
@@ -15133,9 +18324,9 @@
       </w:tcPr>
     </w:tblStylePr>
   </w:style>
-  <w:style w:type="table" w:styleId="76">
+  <w:style w:type="table" w:styleId="775">
     <w:name w:val="List Table 2 - Accent 1"/>
-    <w:basedOn w:val="665"/>
+    <w:basedOn w:val="897"/>
     <w:uiPriority w:val="99"/>
     <w:pPr>
       <w:pBdr/>
@@ -15371,9 +18562,9 @@
       </w:tcPr>
     </w:tblStylePr>
   </w:style>
-  <w:style w:type="table" w:styleId="77">
+  <w:style w:type="table" w:styleId="776">
     <w:name w:val="List Table 2 - Accent 2"/>
-    <w:basedOn w:val="665"/>
+    <w:basedOn w:val="897"/>
     <w:uiPriority w:val="99"/>
     <w:pPr>
       <w:pBdr/>
@@ -15609,9 +18800,9 @@
       </w:tcPr>
     </w:tblStylePr>
   </w:style>
-  <w:style w:type="table" w:styleId="78">
+  <w:style w:type="table" w:styleId="777">
     <w:name w:val="List Table 2 - Accent 3"/>
-    <w:basedOn w:val="665"/>
+    <w:basedOn w:val="897"/>
     <w:uiPriority w:val="99"/>
     <w:pPr>
       <w:pBdr/>
@@ -15847,9 +19038,9 @@
       </w:tcPr>
     </w:tblStylePr>
   </w:style>
-  <w:style w:type="table" w:styleId="79">
+  <w:style w:type="table" w:styleId="778">
     <w:name w:val="List Table 2 - Accent 4"/>
-    <w:basedOn w:val="665"/>
+    <w:basedOn w:val="897"/>
     <w:uiPriority w:val="99"/>
     <w:pPr>
       <w:pBdr/>
@@ -16085,9 +19276,9 @@
       </w:tcPr>
     </w:tblStylePr>
   </w:style>
-  <w:style w:type="table" w:styleId="80">
+  <w:style w:type="table" w:styleId="779">
     <w:name w:val="List Table 2 - Accent 5"/>
-    <w:basedOn w:val="665"/>
+    <w:basedOn w:val="897"/>
     <w:uiPriority w:val="99"/>
     <w:pPr>
       <w:pBdr/>
@@ -16323,9 +19514,9 @@
       </w:tcPr>
     </w:tblStylePr>
   </w:style>
-  <w:style w:type="table" w:styleId="81">
+  <w:style w:type="table" w:styleId="780">
     <w:name w:val="List Table 2 - Accent 6"/>
-    <w:basedOn w:val="665"/>
+    <w:basedOn w:val="897"/>
     <w:uiPriority w:val="99"/>
     <w:pPr>
       <w:pBdr/>
@@ -16561,9 +19752,9 @@
       </w:tcPr>
     </w:tblStylePr>
   </w:style>
-  <w:style w:type="table" w:styleId="82">
+  <w:style w:type="table" w:styleId="781">
     <w:name w:val="List Table 3"/>
-    <w:basedOn w:val="665"/>
+    <w:basedOn w:val="897"/>
     <w:uiPriority w:val="99"/>
     <w:pPr>
       <w:pBdr/>
@@ -16789,9 +19980,9 @@
       </w:tcPr>
     </w:tblStylePr>
   </w:style>
-  <w:style w:type="table" w:styleId="83">
+  <w:style w:type="table" w:styleId="782">
     <w:name w:val="List Table 3 - Accent 1"/>
-    <w:basedOn w:val="665"/>
+    <w:basedOn w:val="897"/>
     <w:uiPriority w:val="99"/>
     <w:pPr>
       <w:pBdr/>
@@ -17017,9 +20208,9 @@
       </w:tcPr>
     </w:tblStylePr>
   </w:style>
-  <w:style w:type="table" w:styleId="84">
+  <w:style w:type="table" w:styleId="783">
     <w:name w:val="List Table 3 - Accent 2"/>
-    <w:basedOn w:val="665"/>
+    <w:basedOn w:val="897"/>
     <w:uiPriority w:val="99"/>
     <w:pPr>
       <w:pBdr/>
@@ -17245,9 +20436,9 @@
       </w:tcPr>
     </w:tblStylePr>
   </w:style>
-  <w:style w:type="table" w:styleId="85">
+  <w:style w:type="table" w:styleId="784">
     <w:name w:val="List Table 3 - Accent 3"/>
-    <w:basedOn w:val="665"/>
+    <w:basedOn w:val="897"/>
     <w:uiPriority w:val="99"/>
     <w:pPr>
       <w:pBdr/>
@@ -17473,9 +20664,9 @@
       </w:tcPr>
     </w:tblStylePr>
   </w:style>
-  <w:style w:type="table" w:styleId="86">
+  <w:style w:type="table" w:styleId="785">
     <w:name w:val="List Table 3 - Accent 4"/>
-    <w:basedOn w:val="665"/>
+    <w:basedOn w:val="897"/>
     <w:uiPriority w:val="99"/>
     <w:pPr>
       <w:pBdr/>
@@ -17701,9 +20892,9 @@
       </w:tcPr>
     </w:tblStylePr>
   </w:style>
-  <w:style w:type="table" w:styleId="87">
+  <w:style w:type="table" w:styleId="786">
     <w:name w:val="List Table 3 - Accent 5"/>
-    <w:basedOn w:val="665"/>
+    <w:basedOn w:val="897"/>
     <w:uiPriority w:val="99"/>
     <w:pPr>
       <w:pBdr/>
@@ -17929,9 +21120,9 @@
       </w:tcPr>
     </w:tblStylePr>
   </w:style>
-  <w:style w:type="table" w:styleId="88">
+  <w:style w:type="table" w:styleId="787">
     <w:name w:val="List Table 3 - Accent 6"/>
-    <w:basedOn w:val="665"/>
+    <w:basedOn w:val="897"/>
     <w:uiPriority w:val="99"/>
     <w:pPr>
       <w:pBdr/>
@@ -18157,9 +21348,9 @@
       </w:tcPr>
     </w:tblStylePr>
   </w:style>
-  <w:style w:type="table" w:styleId="89">
+  <w:style w:type="table" w:styleId="788">
     <w:name w:val="List Table 4"/>
-    <w:basedOn w:val="665"/>
+    <w:basedOn w:val="897"/>
     <w:uiPriority w:val="99"/>
     <w:pPr>
       <w:pBdr/>
@@ -18382,9 +21573,9 @@
       </w:tcPr>
     </w:tblStylePr>
   </w:style>
-  <w:style w:type="table" w:styleId="90">
+  <w:style w:type="table" w:styleId="789">
     <w:name w:val="List Table 4 - Accent 1"/>
-    <w:basedOn w:val="665"/>
+    <w:basedOn w:val="897"/>
     <w:uiPriority w:val="99"/>
     <w:pPr>
       <w:pBdr/>
@@ -18607,9 +21798,9 @@
       </w:tcPr>
     </w:tblStylePr>
   </w:style>
-  <w:style w:type="table" w:styleId="91">
+  <w:style w:type="table" w:styleId="790">
     <w:name w:val="List Table 4 - Accent 2"/>
-    <w:basedOn w:val="665"/>
+    <w:basedOn w:val="897"/>
     <w:uiPriority w:val="99"/>
     <w:pPr>
       <w:pBdr/>
@@ -18832,9 +22023,9 @@
       </w:tcPr>
     </w:tblStylePr>
   </w:style>
-  <w:style w:type="table" w:styleId="92">
+  <w:style w:type="table" w:styleId="791">
     <w:name w:val="List Table 4 - Accent 3"/>
-    <w:basedOn w:val="665"/>
+    <w:basedOn w:val="897"/>
     <w:uiPriority w:val="99"/>
     <w:pPr>
       <w:pBdr/>
@@ -19057,9 +22248,9 @@
       </w:tcPr>
     </w:tblStylePr>
   </w:style>
-  <w:style w:type="table" w:styleId="93">
+  <w:style w:type="table" w:styleId="792">
     <w:name w:val="List Table 4 - Accent 4"/>
-    <w:basedOn w:val="665"/>
+    <w:basedOn w:val="897"/>
     <w:uiPriority w:val="99"/>
     <w:pPr>
       <w:pBdr/>
@@ -19282,9 +22473,9 @@
       </w:tcPr>
     </w:tblStylePr>
   </w:style>
-  <w:style w:type="table" w:styleId="94">
+  <w:style w:type="table" w:styleId="793">
     <w:name w:val="List Table 4 - Accent 5"/>
-    <w:basedOn w:val="665"/>
+    <w:basedOn w:val="897"/>
     <w:uiPriority w:val="99"/>
     <w:pPr>
       <w:pBdr/>
@@ -19507,9 +22698,9 @@
       </w:tcPr>
     </w:tblStylePr>
   </w:style>
-  <w:style w:type="table" w:styleId="95">
+  <w:style w:type="table" w:styleId="794">
     <w:name w:val="List Table 4 - Accent 6"/>
-    <w:basedOn w:val="665"/>
+    <w:basedOn w:val="897"/>
     <w:uiPriority w:val="99"/>
     <w:pPr>
       <w:pBdr/>
@@ -19732,9 +22923,9 @@
       </w:tcPr>
     </w:tblStylePr>
   </w:style>
-  <w:style w:type="table" w:styleId="96">
+  <w:style w:type="table" w:styleId="795">
     <w:name w:val="List Table 5 Dark"/>
-    <w:basedOn w:val="665"/>
+    <w:basedOn w:val="897"/>
     <w:uiPriority w:val="99"/>
     <w:pPr>
       <w:pBdr/>
@@ -19974,9 +23165,9 @@
       </w:tcPr>
     </w:tblStylePr>
   </w:style>
-  <w:style w:type="table" w:styleId="97">
+  <w:style w:type="table" w:styleId="796">
     <w:name w:val="List Table 5 Dark - Accent 1"/>
-    <w:basedOn w:val="665"/>
+    <w:basedOn w:val="897"/>
     <w:uiPriority w:val="99"/>
     <w:pPr>
       <w:pBdr/>
@@ -20216,9 +23407,9 @@
       </w:tcPr>
     </w:tblStylePr>
   </w:style>
-  <w:style w:type="table" w:styleId="98">
+  <w:style w:type="table" w:styleId="797">
     <w:name w:val="List Table 5 Dark - Accent 2"/>
-    <w:basedOn w:val="665"/>
+    <w:basedOn w:val="897"/>
     <w:uiPriority w:val="99"/>
     <w:pPr>
       <w:pBdr/>
@@ -20458,9 +23649,9 @@
       </w:tcPr>
     </w:tblStylePr>
   </w:style>
-  <w:style w:type="table" w:styleId="99">
+  <w:style w:type="table" w:styleId="798">
     <w:name w:val="List Table 5 Dark - Accent 3"/>
-    <w:basedOn w:val="665"/>
+    <w:basedOn w:val="897"/>
     <w:uiPriority w:val="99"/>
     <w:pPr>
       <w:pBdr/>
@@ -20700,9 +23891,9 @@
       </w:tcPr>
     </w:tblStylePr>
   </w:style>
-  <w:style w:type="table" w:styleId="100">
+  <w:style w:type="table" w:styleId="799">
     <w:name w:val="List Table 5 Dark - Accent 4"/>
-    <w:basedOn w:val="665"/>
+    <w:basedOn w:val="897"/>
     <w:uiPriority w:val="99"/>
     <w:pPr>
       <w:pBdr/>
@@ -20942,9 +24133,9 @@
       </w:tcPr>
     </w:tblStylePr>
   </w:style>
-  <w:style w:type="table" w:styleId="101">
+  <w:style w:type="table" w:styleId="800">
     <w:name w:val="List Table 5 Dark - Accent 5"/>
-    <w:basedOn w:val="665"/>
+    <w:basedOn w:val="897"/>
     <w:uiPriority w:val="99"/>
     <w:pPr>
       <w:pBdr/>
@@ -21184,9 +24375,9 @@
       </w:tcPr>
     </w:tblStylePr>
   </w:style>
-  <w:style w:type="table" w:styleId="102">
+  <w:style w:type="table" w:styleId="801">
     <w:name w:val="List Table 5 Dark - Accent 6"/>
-    <w:basedOn w:val="665"/>
+    <w:basedOn w:val="897"/>
     <w:uiPriority w:val="99"/>
     <w:pPr>
       <w:pBdr/>
@@ -21426,9 +24617,9 @@
       </w:tcPr>
     </w:tblStylePr>
   </w:style>
-  <w:style w:type="table" w:styleId="103">
+  <w:style w:type="table" w:styleId="802">
     <w:name w:val="List Table 6 Colorful"/>
-    <w:basedOn w:val="665"/>
+    <w:basedOn w:val="897"/>
     <w:uiPriority w:val="99"/>
     <w:pPr>
       <w:pBdr/>
@@ -21649,9 +24840,9 @@
       </w:tcPr>
     </w:tblStylePr>
   </w:style>
-  <w:style w:type="table" w:styleId="104">
+  <w:style w:type="table" w:styleId="803">
     <w:name w:val="List Table 6 Colorful - Accent 1"/>
-    <w:basedOn w:val="665"/>
+    <w:basedOn w:val="897"/>
     <w:uiPriority w:val="99"/>
     <w:pPr>
       <w:pBdr/>
@@ -21872,9 +25063,9 @@
       </w:tcPr>
     </w:tblStylePr>
   </w:style>
-  <w:style w:type="table" w:styleId="105">
+  <w:style w:type="table" w:styleId="804">
     <w:name w:val="List Table 6 Colorful - Accent 2"/>
-    <w:basedOn w:val="665"/>
+    <w:basedOn w:val="897"/>
     <w:uiPriority w:val="99"/>
     <w:pPr>
       <w:pBdr/>
@@ -22095,9 +25286,9 @@
       </w:tcPr>
     </w:tblStylePr>
   </w:style>
-  <w:style w:type="table" w:styleId="106">
+  <w:style w:type="table" w:styleId="805">
     <w:name w:val="List Table 6 Colorful - Accent 3"/>
-    <w:basedOn w:val="665"/>
+    <w:basedOn w:val="897"/>
     <w:uiPriority w:val="99"/>
     <w:pPr>
       <w:pBdr/>
@@ -22318,9 +25509,9 @@
       </w:tcPr>
     </w:tblStylePr>
   </w:style>
-  <w:style w:type="table" w:styleId="107">
+  <w:style w:type="table" w:styleId="806">
     <w:name w:val="List Table 6 Colorful - Accent 4"/>
-    <w:basedOn w:val="665"/>
+    <w:basedOn w:val="897"/>
     <w:uiPriority w:val="99"/>
     <w:pPr>
       <w:pBdr/>
@@ -22541,9 +25732,9 @@
       </w:tcPr>
     </w:tblStylePr>
   </w:style>
-  <w:style w:type="table" w:styleId="108">
+  <w:style w:type="table" w:styleId="807">
     <w:name w:val="List Table 6 Colorful - Accent 5"/>
-    <w:basedOn w:val="665"/>
+    <w:basedOn w:val="897"/>
     <w:uiPriority w:val="99"/>
     <w:pPr>
       <w:pBdr/>
@@ -22764,9 +25955,9 @@
       </w:tcPr>
     </w:tblStylePr>
   </w:style>
-  <w:style w:type="table" w:styleId="109">
+  <w:style w:type="table" w:styleId="808">
     <w:name w:val="List Table 6 Colorful - Accent 6"/>
-    <w:basedOn w:val="665"/>
+    <w:basedOn w:val="897"/>
     <w:uiPriority w:val="99"/>
     <w:pPr>
       <w:pBdr/>
@@ -22987,9 +26178,9 @@
       </w:tcPr>
     </w:tblStylePr>
   </w:style>
-  <w:style w:type="table" w:styleId="110">
+  <w:style w:type="table" w:styleId="809">
     <w:name w:val="List Table 7 Colorful"/>
-    <w:basedOn w:val="665"/>
+    <w:basedOn w:val="897"/>
     <w:uiPriority w:val="99"/>
     <w:pPr>
       <w:pBdr/>
@@ -23088,11 +26279,11 @@
         <w:tblBorders/>
       </w:tblPr>
       <w:tcPr>
-        <w:shd w:color="ffffff"/>
+        <w:shd w:val="clear" w:color="ffffff"/>
         <w:tcBorders>
-          <w:top w:val="none"/>
-          <w:left w:val="none"/>
-          <w:bottom w:val="none"/>
+          <w:top w:val="none" w:color="000000" w:sz="4" w:space="0"/>
+          <w:left w:val="none" w:color="000000" w:sz="4" w:space="0"/>
+          <w:bottom w:val="none" w:color="000000" w:sz="4" w:space="0"/>
           <w:right w:val="single" w:color="000000" w:themeColor="text1" w:themeTint="80" w:sz="4" w:space="0"/>
         </w:tcBorders>
       </w:tcPr>
@@ -23115,10 +26306,10 @@
       <w:tcPr>
         <w:shd w:val="clear" w:color="ffffff" w:themeColor="light1" w:fill="ffffff" w:themeFill="light1"/>
         <w:tcBorders>
-          <w:top w:val="none"/>
-          <w:left w:val="none"/>
+          <w:top w:val="none" w:color="000000" w:sz="4" w:space="0"/>
+          <w:left w:val="none" w:color="000000" w:sz="4" w:space="0"/>
           <w:bottom w:val="single" w:color="000000" w:themeColor="text1" w:themeTint="80" w:sz="4" w:space="0"/>
-          <w:right w:val="none"/>
+          <w:right w:val="none" w:color="000000" w:sz="4" w:space="0"/>
         </w:tcBorders>
       </w:tcPr>
     </w:tblStylePr>
@@ -23138,12 +26329,12 @@
         <w:tblBorders/>
       </w:tblPr>
       <w:tcPr>
-        <w:shd w:color="ffffff"/>
+        <w:shd w:val="clear" w:color="ffffff"/>
         <w:tcBorders>
-          <w:top w:val="none"/>
+          <w:top w:val="none" w:color="000000" w:sz="4" w:space="0"/>
           <w:left w:val="single" w:color="000000" w:themeColor="text1" w:themeTint="80" w:sz="4" w:space="0"/>
-          <w:bottom w:val="none"/>
-          <w:right w:val="none"/>
+          <w:bottom w:val="none" w:color="000000" w:sz="4" w:space="0"/>
+          <w:right w:val="none" w:color="000000" w:sz="4" w:space="0"/>
         </w:tcBorders>
       </w:tcPr>
     </w:tblStylePr>
@@ -23166,9 +26357,9 @@
         <w:shd w:val="clear" w:color="ffffff" w:themeColor="light1" w:fill="ffffff" w:themeFill="light1"/>
         <w:tcBorders>
           <w:top w:val="single" w:color="000000" w:themeColor="text1" w:themeTint="80" w:sz="4" w:space="0"/>
-          <w:left w:val="none"/>
-          <w:bottom w:val="none"/>
-          <w:right w:val="none"/>
+          <w:left w:val="none" w:color="000000" w:sz="4" w:space="0"/>
+          <w:bottom w:val="none" w:color="000000" w:sz="4" w:space="0"/>
+          <w:right w:val="none" w:color="000000" w:sz="4" w:space="0"/>
         </w:tcBorders>
       </w:tcPr>
     </w:tblStylePr>
@@ -23243,9 +26434,9 @@
       </w:tcPr>
     </w:tblStylePr>
   </w:style>
-  <w:style w:type="table" w:styleId="111">
+  <w:style w:type="table" w:styleId="810">
     <w:name w:val="List Table 7 Colorful - Accent 1"/>
-    <w:basedOn w:val="665"/>
+    <w:basedOn w:val="897"/>
     <w:uiPriority w:val="99"/>
     <w:pPr>
       <w:pBdr/>
@@ -23344,11 +26535,11 @@
         <w:tblBorders/>
       </w:tblPr>
       <w:tcPr>
-        <w:shd w:color="ffffff"/>
+        <w:shd w:val="clear" w:color="ffffff"/>
         <w:tcBorders>
-          <w:top w:val="none"/>
-          <w:left w:val="none"/>
-          <w:bottom w:val="none"/>
+          <w:top w:val="none" w:color="000000" w:sz="4" w:space="0"/>
+          <w:left w:val="none" w:color="000000" w:sz="4" w:space="0"/>
+          <w:bottom w:val="none" w:color="000000" w:sz="4" w:space="0"/>
           <w:right w:val="single" w:color="000000" w:themeColor="accent1" w:sz="4" w:space="0"/>
         </w:tcBorders>
       </w:tcPr>
@@ -23371,10 +26562,10 @@
       <w:tcPr>
         <w:shd w:val="clear" w:color="ffffff" w:themeColor="light1" w:fill="ffffff" w:themeFill="light1"/>
         <w:tcBorders>
-          <w:top w:val="none"/>
-          <w:left w:val="none"/>
+          <w:top w:val="none" w:color="000000" w:sz="4" w:space="0"/>
+          <w:left w:val="none" w:color="000000" w:sz="4" w:space="0"/>
           <w:bottom w:val="single" w:color="000000" w:themeColor="accent1" w:sz="4" w:space="0"/>
-          <w:right w:val="none"/>
+          <w:right w:val="none" w:color="000000" w:sz="4" w:space="0"/>
         </w:tcBorders>
       </w:tcPr>
     </w:tblStylePr>
@@ -23394,12 +26585,12 @@
         <w:tblBorders/>
       </w:tblPr>
       <w:tcPr>
-        <w:shd w:color="ffffff"/>
+        <w:shd w:val="clear" w:color="ffffff"/>
         <w:tcBorders>
-          <w:top w:val="none"/>
+          <w:top w:val="none" w:color="000000" w:sz="4" w:space="0"/>
           <w:left w:val="single" w:color="000000" w:themeColor="accent1" w:sz="4" w:space="0"/>
-          <w:bottom w:val="none"/>
-          <w:right w:val="none"/>
+          <w:bottom w:val="none" w:color="000000" w:sz="4" w:space="0"/>
+          <w:right w:val="none" w:color="000000" w:sz="4" w:space="0"/>
         </w:tcBorders>
       </w:tcPr>
     </w:tblStylePr>
@@ -23422,9 +26613,9 @@
         <w:shd w:val="clear" w:color="ffffff" w:themeColor="light1" w:fill="ffffff" w:themeFill="light1"/>
         <w:tcBorders>
           <w:top w:val="single" w:color="000000" w:themeColor="accent1" w:sz="4" w:space="0"/>
-          <w:left w:val="none"/>
-          <w:bottom w:val="none"/>
-          <w:right w:val="none"/>
+          <w:left w:val="none" w:color="000000" w:sz="4" w:space="0"/>
+          <w:bottom w:val="none" w:color="000000" w:sz="4" w:space="0"/>
+          <w:right w:val="none" w:color="000000" w:sz="4" w:space="0"/>
         </w:tcBorders>
       </w:tcPr>
     </w:tblStylePr>
@@ -23499,9 +26690,9 @@
       </w:tcPr>
     </w:tblStylePr>
   </w:style>
-  <w:style w:type="table" w:styleId="112">
+  <w:style w:type="table" w:styleId="811">
     <w:name w:val="List Table 7 Colorful - Accent 2"/>
-    <w:basedOn w:val="665"/>
+    <w:basedOn w:val="897"/>
     <w:uiPriority w:val="99"/>
     <w:pPr>
       <w:pBdr/>
@@ -23600,11 +26791,11 @@
         <w:tblBorders/>
       </w:tblPr>
       <w:tcPr>
-        <w:shd w:color="ffffff"/>
+        <w:shd w:val="clear" w:color="ffffff"/>
         <w:tcBorders>
-          <w:top w:val="none"/>
-          <w:left w:val="none"/>
-          <w:bottom w:val="none"/>
+          <w:top w:val="none" w:color="000000" w:sz="4" w:space="0"/>
+          <w:left w:val="none" w:color="000000" w:sz="4" w:space="0"/>
+          <w:bottom w:val="none" w:color="000000" w:sz="4" w:space="0"/>
           <w:right w:val="single" w:color="000000" w:themeColor="accent2" w:themeTint="97" w:sz="4" w:space="0"/>
         </w:tcBorders>
       </w:tcPr>
@@ -23627,10 +26818,10 @@
       <w:tcPr>
         <w:shd w:val="clear" w:color="ffffff" w:themeColor="light1" w:fill="ffffff" w:themeFill="light1"/>
         <w:tcBorders>
-          <w:top w:val="none"/>
-          <w:left w:val="none"/>
+          <w:top w:val="none" w:color="000000" w:sz="4" w:space="0"/>
+          <w:left w:val="none" w:color="000000" w:sz="4" w:space="0"/>
           <w:bottom w:val="single" w:color="000000" w:themeColor="accent2" w:themeTint="97" w:sz="4" w:space="0"/>
-          <w:right w:val="none"/>
+          <w:right w:val="none" w:color="000000" w:sz="4" w:space="0"/>
         </w:tcBorders>
       </w:tcPr>
     </w:tblStylePr>
@@ -23650,12 +26841,12 @@
         <w:tblBorders/>
       </w:tblPr>
       <w:tcPr>
-        <w:shd w:color="ffffff"/>
+        <w:shd w:val="clear" w:color="ffffff"/>
         <w:tcBorders>
-          <w:top w:val="none"/>
+          <w:top w:val="none" w:color="000000" w:sz="4" w:space="0"/>
           <w:left w:val="single" w:color="000000" w:themeColor="accent2" w:themeTint="97" w:sz="4" w:space="0"/>
-          <w:bottom w:val="none"/>
-          <w:right w:val="none"/>
+          <w:bottom w:val="none" w:color="000000" w:sz="4" w:space="0"/>
+          <w:right w:val="none" w:color="000000" w:sz="4" w:space="0"/>
         </w:tcBorders>
       </w:tcPr>
     </w:tblStylePr>
@@ -23678,9 +26869,9 @@
         <w:shd w:val="clear" w:color="ffffff" w:themeColor="light1" w:fill="ffffff" w:themeFill="light1"/>
         <w:tcBorders>
           <w:top w:val="single" w:color="000000" w:themeColor="accent2" w:themeTint="97" w:sz="4" w:space="0"/>
-          <w:left w:val="none"/>
-          <w:bottom w:val="none"/>
-          <w:right w:val="none"/>
+          <w:left w:val="none" w:color="000000" w:sz="4" w:space="0"/>
+          <w:bottom w:val="none" w:color="000000" w:sz="4" w:space="0"/>
+          <w:right w:val="none" w:color="000000" w:sz="4" w:space="0"/>
         </w:tcBorders>
       </w:tcPr>
     </w:tblStylePr>
@@ -23755,9 +26946,9 @@
       </w:tcPr>
     </w:tblStylePr>
   </w:style>
-  <w:style w:type="table" w:styleId="113">
+  <w:style w:type="table" w:styleId="812">
     <w:name w:val="List Table 7 Colorful - Accent 3"/>
-    <w:basedOn w:val="665"/>
+    <w:basedOn w:val="897"/>
     <w:uiPriority w:val="99"/>
     <w:pPr>
       <w:pBdr/>
@@ -23856,11 +27047,11 @@
         <w:tblBorders/>
       </w:tblPr>
       <w:tcPr>
-        <w:shd w:color="ffffff"/>
+        <w:shd w:val="clear" w:color="ffffff"/>
         <w:tcBorders>
-          <w:top w:val="none"/>
-          <w:left w:val="none"/>
-          <w:bottom w:val="none"/>
+          <w:top w:val="none" w:color="000000" w:sz="4" w:space="0"/>
+          <w:left w:val="none" w:color="000000" w:sz="4" w:space="0"/>
+          <w:bottom w:val="none" w:color="000000" w:sz="4" w:space="0"/>
           <w:right w:val="single" w:color="000000" w:themeColor="accent3" w:themeTint="98" w:sz="4" w:space="0"/>
         </w:tcBorders>
       </w:tcPr>
@@ -23883,10 +27074,10 @@
       <w:tcPr>
         <w:shd w:val="clear" w:color="ffffff" w:themeColor="light1" w:fill="ffffff" w:themeFill="light1"/>
         <w:tcBorders>
-          <w:top w:val="none"/>
-          <w:left w:val="none"/>
+          <w:top w:val="none" w:color="000000" w:sz="4" w:space="0"/>
+          <w:left w:val="none" w:color="000000" w:sz="4" w:space="0"/>
           <w:bottom w:val="single" w:color="000000" w:themeColor="accent3" w:themeTint="98" w:sz="4" w:space="0"/>
-          <w:right w:val="none"/>
+          <w:right w:val="none" w:color="000000" w:sz="4" w:space="0"/>
         </w:tcBorders>
       </w:tcPr>
     </w:tblStylePr>
@@ -23906,12 +27097,12 @@
         <w:tblBorders/>
       </w:tblPr>
       <w:tcPr>
-        <w:shd w:color="ffffff"/>
+        <w:shd w:val="clear" w:color="ffffff"/>
         <w:tcBorders>
-          <w:top w:val="none"/>
+          <w:top w:val="none" w:color="000000" w:sz="4" w:space="0"/>
           <w:left w:val="single" w:color="000000" w:themeColor="accent3" w:themeTint="98" w:sz="4" w:space="0"/>
-          <w:bottom w:val="none"/>
-          <w:right w:val="none"/>
+          <w:bottom w:val="none" w:color="000000" w:sz="4" w:space="0"/>
+          <w:right w:val="none" w:color="000000" w:sz="4" w:space="0"/>
         </w:tcBorders>
       </w:tcPr>
     </w:tblStylePr>
@@ -23934,9 +27125,9 @@
         <w:shd w:val="clear" w:color="ffffff" w:themeColor="light1" w:fill="ffffff" w:themeFill="light1"/>
         <w:tcBorders>
           <w:top w:val="single" w:color="000000" w:themeColor="accent3" w:themeTint="98" w:sz="4" w:space="0"/>
-          <w:left w:val="none"/>
-          <w:bottom w:val="none"/>
-          <w:right w:val="none"/>
+          <w:left w:val="none" w:color="000000" w:sz="4" w:space="0"/>
+          <w:bottom w:val="none" w:color="000000" w:sz="4" w:space="0"/>
+          <w:right w:val="none" w:color="000000" w:sz="4" w:space="0"/>
         </w:tcBorders>
       </w:tcPr>
     </w:tblStylePr>
@@ -24011,9 +27202,9 @@
       </w:tcPr>
     </w:tblStylePr>
   </w:style>
-  <w:style w:type="table" w:styleId="114">
+  <w:style w:type="table" w:styleId="813">
     <w:name w:val="List Table 7 Colorful - Accent 4"/>
-    <w:basedOn w:val="665"/>
+    <w:basedOn w:val="897"/>
     <w:uiPriority w:val="99"/>
     <w:pPr>
       <w:pBdr/>
@@ -24112,11 +27303,11 @@
         <w:tblBorders/>
       </w:tblPr>
       <w:tcPr>
-        <w:shd w:color="ffffff"/>
+        <w:shd w:val="clear" w:color="ffffff"/>
         <w:tcBorders>
-          <w:top w:val="none"/>
-          <w:left w:val="none"/>
-          <w:bottom w:val="none"/>
+          <w:top w:val="none" w:color="000000" w:sz="4" w:space="0"/>
+          <w:left w:val="none" w:color="000000" w:sz="4" w:space="0"/>
+          <w:bottom w:val="none" w:color="000000" w:sz="4" w:space="0"/>
           <w:right w:val="single" w:color="000000" w:themeColor="accent4" w:themeTint="9A" w:sz="4" w:space="0"/>
         </w:tcBorders>
       </w:tcPr>
@@ -24139,10 +27330,10 @@
       <w:tcPr>
         <w:shd w:val="clear" w:color="ffffff" w:themeColor="light1" w:fill="ffffff" w:themeFill="light1"/>
         <w:tcBorders>
-          <w:top w:val="none"/>
-          <w:left w:val="none"/>
+          <w:top w:val="none" w:color="000000" w:sz="4" w:space="0"/>
+          <w:left w:val="none" w:color="000000" w:sz="4" w:space="0"/>
           <w:bottom w:val="single" w:color="000000" w:themeColor="accent4" w:themeTint="9A" w:sz="4" w:space="0"/>
-          <w:right w:val="none"/>
+          <w:right w:val="none" w:color="000000" w:sz="4" w:space="0"/>
         </w:tcBorders>
       </w:tcPr>
     </w:tblStylePr>
@@ -24162,12 +27353,12 @@
         <w:tblBorders/>
       </w:tblPr>
       <w:tcPr>
-        <w:shd w:color="ffffff"/>
+        <w:shd w:val="clear" w:color="ffffff"/>
         <w:tcBorders>
-          <w:top w:val="none"/>
+          <w:top w:val="none" w:color="000000" w:sz="4" w:space="0"/>
           <w:left w:val="single" w:color="000000" w:themeColor="accent4" w:themeTint="9A" w:sz="4" w:space="0"/>
-          <w:bottom w:val="none"/>
-          <w:right w:val="none"/>
+          <w:bottom w:val="none" w:color="000000" w:sz="4" w:space="0"/>
+          <w:right w:val="none" w:color="000000" w:sz="4" w:space="0"/>
         </w:tcBorders>
       </w:tcPr>
     </w:tblStylePr>
@@ -24190,9 +27381,9 @@
         <w:shd w:val="clear" w:color="ffffff" w:themeColor="light1" w:fill="ffffff" w:themeFill="light1"/>
         <w:tcBorders>
           <w:top w:val="single" w:color="000000" w:themeColor="accent4" w:themeTint="9A" w:sz="4" w:space="0"/>
-          <w:left w:val="none"/>
-          <w:bottom w:val="none"/>
-          <w:right w:val="none"/>
+          <w:left w:val="none" w:color="000000" w:sz="4" w:space="0"/>
+          <w:bottom w:val="none" w:color="000000" w:sz="4" w:space="0"/>
+          <w:right w:val="none" w:color="000000" w:sz="4" w:space="0"/>
         </w:tcBorders>
       </w:tcPr>
     </w:tblStylePr>
@@ -24267,9 +27458,9 @@
       </w:tcPr>
     </w:tblStylePr>
   </w:style>
-  <w:style w:type="table" w:styleId="115">
+  <w:style w:type="table" w:styleId="814">
     <w:name w:val="List Table 7 Colorful - Accent 5"/>
-    <w:basedOn w:val="665"/>
+    <w:basedOn w:val="897"/>
     <w:uiPriority w:val="99"/>
     <w:pPr>
       <w:pBdr/>
@@ -24368,11 +27559,11 @@
         <w:tblBorders/>
       </w:tblPr>
       <w:tcPr>
-        <w:shd w:color="ffffff"/>
+        <w:shd w:val="clear" w:color="ffffff"/>
         <w:tcBorders>
-          <w:top w:val="none"/>
-          <w:left w:val="none"/>
-          <w:bottom w:val="none"/>
+          <w:top w:val="none" w:color="000000" w:sz="4" w:space="0"/>
+          <w:left w:val="none" w:color="000000" w:sz="4" w:space="0"/>
+          <w:bottom w:val="none" w:color="000000" w:sz="4" w:space="0"/>
           <w:right w:val="single" w:color="000000" w:themeColor="accent5" w:themeTint="9A" w:sz="4" w:space="0"/>
         </w:tcBorders>
       </w:tcPr>
@@ -24395,10 +27586,10 @@
       <w:tcPr>
         <w:shd w:val="clear" w:color="ffffff" w:themeColor="light1" w:fill="ffffff" w:themeFill="light1"/>
         <w:tcBorders>
-          <w:top w:val="none"/>
-          <w:left w:val="none"/>
+          <w:top w:val="none" w:color="000000" w:sz="4" w:space="0"/>
+          <w:left w:val="none" w:color="000000" w:sz="4" w:space="0"/>
           <w:bottom w:val="single" w:color="000000" w:themeColor="accent5" w:themeTint="9A" w:sz="4" w:space="0"/>
-          <w:right w:val="none"/>
+          <w:right w:val="none" w:color="000000" w:sz="4" w:space="0"/>
         </w:tcBorders>
       </w:tcPr>
     </w:tblStylePr>
@@ -24418,12 +27609,12 @@
         <w:tblBorders/>
       </w:tblPr>
       <w:tcPr>
-        <w:shd w:color="ffffff"/>
+        <w:shd w:val="clear" w:color="ffffff"/>
         <w:tcBorders>
-          <w:top w:val="none"/>
+          <w:top w:val="none" w:color="000000" w:sz="4" w:space="0"/>
           <w:left w:val="single" w:color="000000" w:themeColor="accent5" w:themeTint="9A" w:sz="4" w:space="0"/>
-          <w:bottom w:val="none"/>
-          <w:right w:val="none"/>
+          <w:bottom w:val="none" w:color="000000" w:sz="4" w:space="0"/>
+          <w:right w:val="none" w:color="000000" w:sz="4" w:space="0"/>
         </w:tcBorders>
       </w:tcPr>
     </w:tblStylePr>
@@ -24446,9 +27637,9 @@
         <w:shd w:val="clear" w:color="ffffff" w:themeColor="light1" w:fill="ffffff" w:themeFill="light1"/>
         <w:tcBorders>
           <w:top w:val="single" w:color="000000" w:themeColor="accent5" w:themeTint="9A" w:sz="4" w:space="0"/>
-          <w:left w:val="none"/>
-          <w:bottom w:val="none"/>
-          <w:right w:val="none"/>
+          <w:left w:val="none" w:color="000000" w:sz="4" w:space="0"/>
+          <w:bottom w:val="none" w:color="000000" w:sz="4" w:space="0"/>
+          <w:right w:val="none" w:color="000000" w:sz="4" w:space="0"/>
         </w:tcBorders>
       </w:tcPr>
     </w:tblStylePr>
@@ -24523,9 +27714,9 @@
       </w:tcPr>
     </w:tblStylePr>
   </w:style>
-  <w:style w:type="table" w:styleId="116">
+  <w:style w:type="table" w:styleId="815">
     <w:name w:val="List Table 7 Colorful - Accent 6"/>
-    <w:basedOn w:val="665"/>
+    <w:basedOn w:val="897"/>
     <w:uiPriority w:val="99"/>
     <w:pPr>
       <w:pBdr/>
@@ -24624,11 +27815,11 @@
         <w:tblBorders/>
       </w:tblPr>
       <w:tcPr>
-        <w:shd w:color="ffffff"/>
+        <w:shd w:val="clear" w:color="ffffff"/>
         <w:tcBorders>
-          <w:top w:val="none"/>
-          <w:left w:val="none"/>
-          <w:bottom w:val="none"/>
+          <w:top w:val="none" w:color="000000" w:sz="4" w:space="0"/>
+          <w:left w:val="none" w:color="000000" w:sz="4" w:space="0"/>
+          <w:bottom w:val="none" w:color="000000" w:sz="4" w:space="0"/>
           <w:right w:val="single" w:color="000000" w:themeColor="accent6" w:themeTint="98" w:sz="4" w:space="0"/>
         </w:tcBorders>
       </w:tcPr>
@@ -24651,10 +27842,10 @@
       <w:tcPr>
         <w:shd w:val="clear" w:color="ffffff" w:themeColor="light1" w:fill="ffffff" w:themeFill="light1"/>
         <w:tcBorders>
-          <w:top w:val="none"/>
-          <w:left w:val="none"/>
+          <w:top w:val="none" w:color="000000" w:sz="4" w:space="0"/>
+          <w:left w:val="none" w:color="000000" w:sz="4" w:space="0"/>
           <w:bottom w:val="single" w:color="000000" w:themeColor="accent6" w:themeTint="98" w:sz="4" w:space="0"/>
-          <w:right w:val="none"/>
+          <w:right w:val="none" w:color="000000" w:sz="4" w:space="0"/>
         </w:tcBorders>
       </w:tcPr>
     </w:tblStylePr>
@@ -24674,12 +27865,12 @@
         <w:tblBorders/>
       </w:tblPr>
       <w:tcPr>
-        <w:shd w:color="ffffff"/>
+        <w:shd w:val="clear" w:color="ffffff"/>
         <w:tcBorders>
-          <w:top w:val="none"/>
+          <w:top w:val="none" w:color="000000" w:sz="4" w:space="0"/>
           <w:left w:val="single" w:color="000000" w:themeColor="accent6" w:themeTint="98" w:sz="4" w:space="0"/>
-          <w:bottom w:val="none"/>
-          <w:right w:val="none"/>
+          <w:bottom w:val="none" w:color="000000" w:sz="4" w:space="0"/>
+          <w:right w:val="none" w:color="000000" w:sz="4" w:space="0"/>
         </w:tcBorders>
       </w:tcPr>
     </w:tblStylePr>
@@ -24702,9 +27893,9 @@
         <w:shd w:val="clear" w:color="ffffff" w:themeColor="light1" w:fill="ffffff" w:themeFill="light1"/>
         <w:tcBorders>
           <w:top w:val="single" w:color="000000" w:themeColor="accent6" w:themeTint="98" w:sz="4" w:space="0"/>
-          <w:left w:val="none"/>
-          <w:bottom w:val="none"/>
-          <w:right w:val="none"/>
+          <w:left w:val="none" w:color="000000" w:sz="4" w:space="0"/>
+          <w:bottom w:val="none" w:color="000000" w:sz="4" w:space="0"/>
+          <w:right w:val="none" w:color="000000" w:sz="4" w:space="0"/>
         </w:tcBorders>
       </w:tcPr>
     </w:tblStylePr>
@@ -24779,9 +27970,9 @@
       </w:tcPr>
     </w:tblStylePr>
   </w:style>
-  <w:style w:type="table" w:styleId="117">
+  <w:style w:type="table" w:styleId="816">
     <w:name w:val="Lined - Accent"/>
-    <w:basedOn w:val="665"/>
+    <w:basedOn w:val="897"/>
     <w:uiPriority w:val="99"/>
     <w:pPr>
       <w:pBdr/>
@@ -25016,9 +28207,9 @@
       </w:tcPr>
     </w:tblStylePr>
   </w:style>
-  <w:style w:type="table" w:styleId="118">
+  <w:style w:type="table" w:styleId="817">
     <w:name w:val="Lined - Accent 1"/>
-    <w:basedOn w:val="665"/>
+    <w:basedOn w:val="897"/>
     <w:uiPriority w:val="99"/>
     <w:pPr>
       <w:pBdr/>
@@ -25253,9 +28444,9 @@
       </w:tcPr>
     </w:tblStylePr>
   </w:style>
-  <w:style w:type="table" w:styleId="119">
+  <w:style w:type="table" w:styleId="818">
     <w:name w:val="Lined - Accent 2"/>
-    <w:basedOn w:val="665"/>
+    <w:basedOn w:val="897"/>
     <w:uiPriority w:val="99"/>
     <w:pPr>
       <w:pBdr/>
@@ -25490,9 +28681,9 @@
       </w:tcPr>
     </w:tblStylePr>
   </w:style>
-  <w:style w:type="table" w:styleId="120">
+  <w:style w:type="table" w:styleId="819">
     <w:name w:val="Lined - Accent 3"/>
-    <w:basedOn w:val="665"/>
+    <w:basedOn w:val="897"/>
     <w:uiPriority w:val="99"/>
     <w:pPr>
       <w:pBdr/>
@@ -25727,9 +28918,9 @@
       </w:tcPr>
     </w:tblStylePr>
   </w:style>
-  <w:style w:type="table" w:styleId="121">
+  <w:style w:type="table" w:styleId="820">
     <w:name w:val="Lined - Accent 4"/>
-    <w:basedOn w:val="665"/>
+    <w:basedOn w:val="897"/>
     <w:uiPriority w:val="99"/>
     <w:pPr>
       <w:pBdr/>
@@ -25964,9 +29155,9 @@
       </w:tcPr>
     </w:tblStylePr>
   </w:style>
-  <w:style w:type="table" w:styleId="122">
+  <w:style w:type="table" w:styleId="821">
     <w:name w:val="Lined - Accent 5"/>
-    <w:basedOn w:val="665"/>
+    <w:basedOn w:val="897"/>
     <w:uiPriority w:val="99"/>
     <w:pPr>
       <w:pBdr/>
@@ -26201,9 +29392,9 @@
       </w:tcPr>
     </w:tblStylePr>
   </w:style>
-  <w:style w:type="table" w:styleId="123">
+  <w:style w:type="table" w:styleId="822">
     <w:name w:val="Lined - Accent 6"/>
-    <w:basedOn w:val="665"/>
+    <w:basedOn w:val="897"/>
     <w:uiPriority w:val="99"/>
     <w:pPr>
       <w:pBdr/>
@@ -26438,9 +29629,9 @@
       </w:tcPr>
     </w:tblStylePr>
   </w:style>
-  <w:style w:type="table" w:styleId="124">
+  <w:style w:type="table" w:styleId="823">
     <w:name w:val="Bordered &amp; Lined - Accent"/>
-    <w:basedOn w:val="665"/>
+    <w:basedOn w:val="897"/>
     <w:uiPriority w:val="99"/>
     <w:pPr>
       <w:pBdr/>
@@ -26682,9 +29873,9 @@
       </w:tcPr>
     </w:tblStylePr>
   </w:style>
-  <w:style w:type="table" w:styleId="125">
+  <w:style w:type="table" w:styleId="824">
     <w:name w:val="Bordered &amp; Lined - Accent 1"/>
-    <w:basedOn w:val="665"/>
+    <w:basedOn w:val="897"/>
     <w:uiPriority w:val="99"/>
     <w:pPr>
       <w:pBdr/>
@@ -26926,9 +30117,9 @@
       </w:tcPr>
     </w:tblStylePr>
   </w:style>
-  <w:style w:type="table" w:styleId="126">
+  <w:style w:type="table" w:styleId="825">
     <w:name w:val="Bordered &amp; Lined - Accent 2"/>
-    <w:basedOn w:val="665"/>
+    <w:basedOn w:val="897"/>
     <w:uiPriority w:val="99"/>
     <w:pPr>
       <w:pBdr/>
@@ -27170,9 +30361,9 @@
       </w:tcPr>
     </w:tblStylePr>
   </w:style>
-  <w:style w:type="table" w:styleId="127">
+  <w:style w:type="table" w:styleId="826">
     <w:name w:val="Bordered &amp; Lined - Accent 3"/>
-    <w:basedOn w:val="665"/>
+    <w:basedOn w:val="897"/>
     <w:uiPriority w:val="99"/>
     <w:pPr>
       <w:pBdr/>
@@ -27414,9 +30605,9 @@
       </w:tcPr>
     </w:tblStylePr>
   </w:style>
-  <w:style w:type="table" w:styleId="128">
+  <w:style w:type="table" w:styleId="827">
     <w:name w:val="Bordered &amp; Lined - Accent 4"/>
-    <w:basedOn w:val="665"/>
+    <w:basedOn w:val="897"/>
     <w:uiPriority w:val="99"/>
     <w:pPr>
       <w:pBdr/>
@@ -27658,9 +30849,9 @@
       </w:tcPr>
     </w:tblStylePr>
   </w:style>
-  <w:style w:type="table" w:styleId="129">
+  <w:style w:type="table" w:styleId="828">
     <w:name w:val="Bordered &amp; Lined - Accent 5"/>
-    <w:basedOn w:val="665"/>
+    <w:basedOn w:val="897"/>
     <w:uiPriority w:val="99"/>
     <w:pPr>
       <w:pBdr/>
@@ -27902,9 +31093,9 @@
       </w:tcPr>
     </w:tblStylePr>
   </w:style>
-  <w:style w:type="table" w:styleId="130">
+  <w:style w:type="table" w:styleId="829">
     <w:name w:val="Bordered &amp; Lined - Accent 6"/>
-    <w:basedOn w:val="665"/>
+    <w:basedOn w:val="897"/>
     <w:uiPriority w:val="99"/>
     <w:pPr>
       <w:pBdr/>
@@ -28146,9 +31337,9 @@
       </w:tcPr>
     </w:tblStylePr>
   </w:style>
-  <w:style w:type="table" w:styleId="131">
+  <w:style w:type="table" w:styleId="830">
     <w:name w:val="Bordered"/>
-    <w:basedOn w:val="665"/>
+    <w:basedOn w:val="897"/>
     <w:uiPriority w:val="99"/>
     <w:pPr>
       <w:pBdr/>
@@ -28377,9 +31568,9 @@
       </w:tcPr>
     </w:tblStylePr>
   </w:style>
-  <w:style w:type="table" w:styleId="132">
+  <w:style w:type="table" w:styleId="831">
     <w:name w:val="Bordered - Accent 1"/>
-    <w:basedOn w:val="665"/>
+    <w:basedOn w:val="897"/>
     <w:uiPriority w:val="99"/>
     <w:pPr>
       <w:pBdr/>
@@ -28608,9 +31799,9 @@
       </w:tcPr>
     </w:tblStylePr>
   </w:style>
-  <w:style w:type="table" w:styleId="133">
+  <w:style w:type="table" w:styleId="832">
     <w:name w:val="Bordered - Accent 2"/>
-    <w:basedOn w:val="665"/>
+    <w:basedOn w:val="897"/>
     <w:uiPriority w:val="99"/>
     <w:pPr>
       <w:pBdr/>
@@ -28839,9 +32030,9 @@
       </w:tcPr>
     </w:tblStylePr>
   </w:style>
-  <w:style w:type="table" w:styleId="134">
+  <w:style w:type="table" w:styleId="833">
     <w:name w:val="Bordered - Accent 3"/>
-    <w:basedOn w:val="665"/>
+    <w:basedOn w:val="897"/>
     <w:uiPriority w:val="99"/>
     <w:pPr>
       <w:pBdr/>
@@ -29070,9 +32261,9 @@
       </w:tcPr>
     </w:tblStylePr>
   </w:style>
-  <w:style w:type="table" w:styleId="135">
+  <w:style w:type="table" w:styleId="834">
     <w:name w:val="Bordered - Accent 4"/>
-    <w:basedOn w:val="665"/>
+    <w:basedOn w:val="897"/>
     <w:uiPriority w:val="99"/>
     <w:pPr>
       <w:pBdr/>
@@ -29301,9 +32492,9 @@
       </w:tcPr>
     </w:tblStylePr>
   </w:style>
-  <w:style w:type="table" w:styleId="136">
+  <w:style w:type="table" w:styleId="835">
     <w:name w:val="Bordered - Accent 5"/>
-    <w:basedOn w:val="665"/>
+    <w:basedOn w:val="897"/>
     <w:uiPriority w:val="99"/>
     <w:pPr>
       <w:pBdr/>
@@ -29532,9 +32723,9 @@
       </w:tcPr>
     </w:tblStylePr>
   </w:style>
-  <w:style w:type="table" w:styleId="137">
+  <w:style w:type="table" w:styleId="836">
     <w:name w:val="Bordered - Accent 6"/>
-    <w:basedOn w:val="665"/>
+    <w:basedOn w:val="897"/>
     <w:uiPriority w:val="99"/>
     <w:pPr>
       <w:pBdr/>
@@ -29763,11 +32954,11 @@
       </w:tcPr>
     </w:tblStylePr>
   </w:style>
-  <w:style w:type="paragraph" w:styleId="139">
+  <w:style w:type="paragraph" w:styleId="837">
     <w:name w:val="Heading 1"/>
-    <w:basedOn w:val="664"/>
-    <w:next w:val="664"/>
-    <w:link w:val="150"/>
+    <w:basedOn w:val="896"/>
+    <w:next w:val="896"/>
+    <w:link w:val="847"/>
     <w:uiPriority w:val="9"/>
     <w:qFormat/>
     <w:pPr>
@@ -29785,11 +32976,11 @@
       <w:szCs w:val="40"/>
     </w:rPr>
   </w:style>
-  <w:style w:type="paragraph" w:styleId="140">
+  <w:style w:type="paragraph" w:styleId="838">
     <w:name w:val="Heading 2"/>
-    <w:basedOn w:val="664"/>
-    <w:next w:val="664"/>
-    <w:link w:val="151"/>
+    <w:basedOn w:val="896"/>
+    <w:next w:val="896"/>
+    <w:link w:val="848"/>
     <w:uiPriority w:val="9"/>
     <w:unhideWhenUsed/>
     <w:qFormat/>
@@ -29808,11 +32999,11 @@
       <w:szCs w:val="32"/>
     </w:rPr>
   </w:style>
-  <w:style w:type="paragraph" w:styleId="141">
+  <w:style w:type="paragraph" w:styleId="839">
     <w:name w:val="Heading 3"/>
-    <w:basedOn w:val="664"/>
-    <w:next w:val="664"/>
-    <w:link w:val="152"/>
+    <w:basedOn w:val="896"/>
+    <w:next w:val="896"/>
+    <w:link w:val="849"/>
     <w:uiPriority w:val="9"/>
     <w:unhideWhenUsed/>
     <w:qFormat/>
@@ -29831,11 +33022,11 @@
       <w:szCs w:val="28"/>
     </w:rPr>
   </w:style>
-  <w:style w:type="paragraph" w:styleId="142">
+  <w:style w:type="paragraph" w:styleId="840">
     <w:name w:val="Heading 4"/>
-    <w:basedOn w:val="664"/>
-    <w:next w:val="664"/>
-    <w:link w:val="153"/>
+    <w:basedOn w:val="896"/>
+    <w:next w:val="896"/>
+    <w:link w:val="850"/>
     <w:uiPriority w:val="9"/>
     <w:unhideWhenUsed/>
     <w:qFormat/>
@@ -29854,11 +33045,11 @@
       <w:color w:val="0f4761" w:themeColor="accent1" w:themeShade="BF"/>
     </w:rPr>
   </w:style>
-  <w:style w:type="paragraph" w:styleId="143">
+  <w:style w:type="paragraph" w:styleId="841">
     <w:name w:val="Heading 5"/>
-    <w:basedOn w:val="664"/>
-    <w:next w:val="664"/>
-    <w:link w:val="154"/>
+    <w:basedOn w:val="896"/>
+    <w:next w:val="896"/>
+    <w:link w:val="851"/>
     <w:uiPriority w:val="9"/>
     <w:unhideWhenUsed/>
     <w:qFormat/>
@@ -29875,11 +33066,11 @@
       <w:color w:val="0f4761" w:themeColor="accent1" w:themeShade="BF"/>
     </w:rPr>
   </w:style>
-  <w:style w:type="paragraph" w:styleId="144">
+  <w:style w:type="paragraph" w:styleId="842">
     <w:name w:val="Heading 6"/>
-    <w:basedOn w:val="664"/>
-    <w:next w:val="664"/>
-    <w:link w:val="155"/>
+    <w:basedOn w:val="896"/>
+    <w:next w:val="896"/>
+    <w:link w:val="852"/>
     <w:uiPriority w:val="9"/>
     <w:unhideWhenUsed/>
     <w:qFormat/>
@@ -29898,11 +33089,11 @@
       <w:color w:val="595959" w:themeColor="text1" w:themeTint="A6"/>
     </w:rPr>
   </w:style>
-  <w:style w:type="paragraph" w:styleId="145">
+  <w:style w:type="paragraph" w:styleId="843">
     <w:name w:val="Heading 7"/>
-    <w:basedOn w:val="664"/>
-    <w:next w:val="664"/>
-    <w:link w:val="156"/>
+    <w:basedOn w:val="896"/>
+    <w:next w:val="896"/>
+    <w:link w:val="853"/>
     <w:uiPriority w:val="9"/>
     <w:unhideWhenUsed/>
     <w:qFormat/>
@@ -29919,11 +33110,11 @@
       <w:color w:val="595959" w:themeColor="text1" w:themeTint="A6"/>
     </w:rPr>
   </w:style>
-  <w:style w:type="paragraph" w:styleId="146">
+  <w:style w:type="paragraph" w:styleId="844">
     <w:name w:val="Heading 8"/>
-    <w:basedOn w:val="664"/>
-    <w:next w:val="664"/>
-    <w:link w:val="157"/>
+    <w:basedOn w:val="896"/>
+    <w:next w:val="896"/>
+    <w:link w:val="854"/>
     <w:uiPriority w:val="9"/>
     <w:unhideWhenUsed/>
     <w:qFormat/>
@@ -29942,11 +33133,11 @@
       <w:color w:val="272727" w:themeColor="text1" w:themeTint="D8"/>
     </w:rPr>
   </w:style>
-  <w:style w:type="paragraph" w:styleId="147">
+  <w:style w:type="paragraph" w:styleId="845">
     <w:name w:val="Heading 9"/>
-    <w:basedOn w:val="664"/>
-    <w:next w:val="664"/>
-    <w:link w:val="158"/>
+    <w:basedOn w:val="896"/>
+    <w:next w:val="896"/>
+    <w:link w:val="855"/>
     <w:uiPriority w:val="9"/>
     <w:unhideWhenUsed/>
     <w:qFormat/>
@@ -29965,7 +33156,7 @@
       <w:color w:val="272727" w:themeColor="text1" w:themeTint="D8"/>
     </w:rPr>
   </w:style>
-  <w:style w:type="character" w:styleId="148" w:default="1">
+  <w:style w:type="character" w:styleId="846" w:default="1">
     <w:name w:val="Default Paragraph Font"/>
     <w:uiPriority w:val="1"/>
     <w:semiHidden/>
@@ -29976,10 +33167,10 @@
       <w:ind/>
     </w:pPr>
   </w:style>
-  <w:style w:type="character" w:styleId="150">
+  <w:style w:type="character" w:styleId="847">
     <w:name w:val="Heading 1 Char"/>
-    <w:basedOn w:val="148"/>
-    <w:link w:val="139"/>
+    <w:basedOn w:val="846"/>
+    <w:link w:val="837"/>
     <w:uiPriority w:val="9"/>
     <w:pPr>
       <w:pBdr/>
@@ -29993,10 +33184,10 @@
       <w:szCs w:val="40"/>
     </w:rPr>
   </w:style>
-  <w:style w:type="character" w:styleId="151">
+  <w:style w:type="character" w:styleId="848">
     <w:name w:val="Heading 2 Char"/>
-    <w:basedOn w:val="148"/>
-    <w:link w:val="140"/>
+    <w:basedOn w:val="846"/>
+    <w:link w:val="838"/>
     <w:uiPriority w:val="9"/>
     <w:pPr>
       <w:pBdr/>
@@ -30010,10 +33201,10 @@
       <w:szCs w:val="32"/>
     </w:rPr>
   </w:style>
-  <w:style w:type="character" w:styleId="152">
+  <w:style w:type="character" w:styleId="849">
     <w:name w:val="Heading 3 Char"/>
-    <w:basedOn w:val="148"/>
-    <w:link w:val="141"/>
+    <w:basedOn w:val="846"/>
+    <w:link w:val="839"/>
     <w:uiPriority w:val="9"/>
     <w:pPr>
       <w:pBdr/>
@@ -30027,10 +33218,10 @@
       <w:szCs w:val="28"/>
     </w:rPr>
   </w:style>
-  <w:style w:type="character" w:styleId="153">
+  <w:style w:type="character" w:styleId="850">
     <w:name w:val="Heading 4 Char"/>
-    <w:basedOn w:val="148"/>
-    <w:link w:val="142"/>
+    <w:basedOn w:val="846"/>
+    <w:link w:val="840"/>
     <w:uiPriority w:val="9"/>
     <w:pPr>
       <w:pBdr/>
@@ -30044,10 +33235,10 @@
       <w:color w:val="0f4761" w:themeColor="accent1" w:themeShade="BF"/>
     </w:rPr>
   </w:style>
-  <w:style w:type="character" w:styleId="154">
+  <w:style w:type="character" w:styleId="851">
     <w:name w:val="Heading 5 Char"/>
-    <w:basedOn w:val="148"/>
-    <w:link w:val="143"/>
+    <w:basedOn w:val="846"/>
+    <w:link w:val="841"/>
     <w:uiPriority w:val="9"/>
     <w:pPr>
       <w:pBdr/>
@@ -30059,10 +33250,10 @@
       <w:color w:val="0f4761" w:themeColor="accent1" w:themeShade="BF"/>
     </w:rPr>
   </w:style>
-  <w:style w:type="character" w:styleId="155">
+  <w:style w:type="character" w:styleId="852">
     <w:name w:val="Heading 6 Char"/>
-    <w:basedOn w:val="148"/>
-    <w:link w:val="144"/>
+    <w:basedOn w:val="846"/>
+    <w:link w:val="842"/>
     <w:uiPriority w:val="9"/>
     <w:pPr>
       <w:pBdr/>
@@ -30076,10 +33267,10 @@
       <w:color w:val="595959" w:themeColor="text1" w:themeTint="A6"/>
     </w:rPr>
   </w:style>
-  <w:style w:type="character" w:styleId="156">
+  <w:style w:type="character" w:styleId="853">
     <w:name w:val="Heading 7 Char"/>
-    <w:basedOn w:val="148"/>
-    <w:link w:val="145"/>
+    <w:basedOn w:val="846"/>
+    <w:link w:val="843"/>
     <w:uiPriority w:val="9"/>
     <w:pPr>
       <w:pBdr/>
@@ -30091,10 +33282,10 @@
       <w:color w:val="595959" w:themeColor="text1" w:themeTint="A6"/>
     </w:rPr>
   </w:style>
-  <w:style w:type="character" w:styleId="157">
+  <w:style w:type="character" w:styleId="854">
     <w:name w:val="Heading 8 Char"/>
-    <w:basedOn w:val="148"/>
-    <w:link w:val="146"/>
+    <w:basedOn w:val="846"/>
+    <w:link w:val="844"/>
     <w:uiPriority w:val="9"/>
     <w:pPr>
       <w:pBdr/>
@@ -30108,10 +33299,10 @@
       <w:color w:val="272727" w:themeColor="text1" w:themeTint="D8"/>
     </w:rPr>
   </w:style>
-  <w:style w:type="character" w:styleId="158">
+  <w:style w:type="character" w:styleId="855">
     <w:name w:val="Heading 9 Char"/>
-    <w:basedOn w:val="148"/>
-    <w:link w:val="147"/>
+    <w:basedOn w:val="846"/>
+    <w:link w:val="845"/>
     <w:uiPriority w:val="9"/>
     <w:pPr>
       <w:pBdr/>
@@ -30125,11 +33316,11 @@
       <w:color w:val="272727" w:themeColor="text1" w:themeTint="D8"/>
     </w:rPr>
   </w:style>
-  <w:style w:type="paragraph" w:styleId="159">
+  <w:style w:type="paragraph" w:styleId="856">
     <w:name w:val="Title"/>
-    <w:basedOn w:val="664"/>
-    <w:next w:val="664"/>
-    <w:link w:val="160"/>
+    <w:basedOn w:val="896"/>
+    <w:next w:val="896"/>
+    <w:link w:val="857"/>
     <w:uiPriority w:val="10"/>
     <w:qFormat/>
     <w:pPr>
@@ -30145,10 +33336,10 @@
       <w:szCs w:val="56"/>
     </w:rPr>
   </w:style>
-  <w:style w:type="character" w:styleId="160">
+  <w:style w:type="character" w:styleId="857">
     <w:name w:val="Title Char"/>
-    <w:basedOn w:val="148"/>
-    <w:link w:val="159"/>
+    <w:basedOn w:val="846"/>
+    <w:link w:val="856"/>
     <w:uiPriority w:val="10"/>
     <w:pPr>
       <w:pBdr/>
@@ -30162,11 +33353,11 @@
       <w:szCs w:val="56"/>
     </w:rPr>
   </w:style>
-  <w:style w:type="paragraph" w:styleId="161">
+  <w:style w:type="paragraph" w:styleId="858">
     <w:name w:val="Subtitle"/>
-    <w:basedOn w:val="664"/>
-    <w:next w:val="664"/>
-    <w:link w:val="162"/>
+    <w:basedOn w:val="896"/>
+    <w:next w:val="896"/>
+    <w:link w:val="859"/>
     <w:uiPriority w:val="11"/>
     <w:qFormat/>
     <w:pPr>
@@ -30184,10 +33375,10 @@
       <w:szCs w:val="28"/>
     </w:rPr>
   </w:style>
-  <w:style w:type="character" w:styleId="162">
+  <w:style w:type="character" w:styleId="859">
     <w:name w:val="Subtitle Char"/>
-    <w:basedOn w:val="148"/>
-    <w:link w:val="161"/>
+    <w:basedOn w:val="846"/>
+    <w:link w:val="858"/>
     <w:uiPriority w:val="11"/>
     <w:pPr>
       <w:pBdr/>
@@ -30201,11 +33392,11 @@
       <w:szCs w:val="28"/>
     </w:rPr>
   </w:style>
-  <w:style w:type="paragraph" w:styleId="163">
+  <w:style w:type="paragraph" w:styleId="860">
     <w:name w:val="Quote"/>
-    <w:basedOn w:val="664"/>
-    <w:next w:val="664"/>
-    <w:link w:val="164"/>
+    <w:basedOn w:val="896"/>
+    <w:next w:val="896"/>
+    <w:link w:val="861"/>
     <w:uiPriority w:val="29"/>
     <w:qFormat/>
     <w:pPr>
@@ -30220,10 +33411,10 @@
       <w:color w:val="404040" w:themeColor="text1" w:themeTint="BF"/>
     </w:rPr>
   </w:style>
-  <w:style w:type="character" w:styleId="164">
+  <w:style w:type="character" w:styleId="861">
     <w:name w:val="Quote Char"/>
-    <w:basedOn w:val="148"/>
-    <w:link w:val="163"/>
+    <w:basedOn w:val="846"/>
+    <w:link w:val="860"/>
     <w:uiPriority w:val="29"/>
     <w:pPr>
       <w:pBdr/>
@@ -30236,9 +33427,9 @@
       <w:color w:val="404040" w:themeColor="text1" w:themeTint="BF"/>
     </w:rPr>
   </w:style>
-  <w:style w:type="character" w:styleId="166">
+  <w:style w:type="character" w:styleId="862">
     <w:name w:val="Intense Emphasis"/>
-    <w:basedOn w:val="148"/>
+    <w:basedOn w:val="846"/>
     <w:uiPriority w:val="21"/>
     <w:qFormat/>
     <w:pPr>
@@ -30252,11 +33443,11 @@
       <w:color w:val="0f4761" w:themeColor="accent1" w:themeShade="BF"/>
     </w:rPr>
   </w:style>
-  <w:style w:type="paragraph" w:styleId="167">
+  <w:style w:type="paragraph" w:styleId="863">
     <w:name w:val="Intense Quote"/>
-    <w:basedOn w:val="664"/>
-    <w:next w:val="664"/>
-    <w:link w:val="168"/>
+    <w:basedOn w:val="896"/>
+    <w:next w:val="896"/>
+    <w:link w:val="864"/>
     <w:uiPriority w:val="30"/>
     <w:qFormat/>
     <w:pPr>
@@ -30274,10 +33465,10 @@
       <w:color w:val="0f4761" w:themeColor="accent1" w:themeShade="BF"/>
     </w:rPr>
   </w:style>
-  <w:style w:type="character" w:styleId="168">
+  <w:style w:type="character" w:styleId="864">
     <w:name w:val="Intense Quote Char"/>
-    <w:basedOn w:val="148"/>
-    <w:link w:val="167"/>
+    <w:basedOn w:val="846"/>
+    <w:link w:val="863"/>
     <w:uiPriority w:val="30"/>
     <w:pPr>
       <w:pBdr/>
@@ -30290,9 +33481,9 @@
       <w:color w:val="0f4761" w:themeColor="accent1" w:themeShade="BF"/>
     </w:rPr>
   </w:style>
-  <w:style w:type="character" w:styleId="169">
+  <w:style w:type="character" w:styleId="865">
     <w:name w:val="Intense Reference"/>
-    <w:basedOn w:val="148"/>
+    <w:basedOn w:val="846"/>
     <w:uiPriority w:val="32"/>
     <w:qFormat/>
     <w:pPr>
@@ -30308,9 +33499,9 @@
       <w:spacing w:val="5"/>
     </w:rPr>
   </w:style>
-  <w:style w:type="character" w:styleId="171">
+  <w:style w:type="character" w:styleId="866">
     <w:name w:val="Subtle Emphasis"/>
-    <w:basedOn w:val="148"/>
+    <w:basedOn w:val="846"/>
     <w:uiPriority w:val="19"/>
     <w:qFormat/>
     <w:pPr>
@@ -30324,9 +33515,9 @@
       <w:color w:val="404040" w:themeColor="text1" w:themeTint="BF"/>
     </w:rPr>
   </w:style>
-  <w:style w:type="character" w:styleId="172">
+  <w:style w:type="character" w:styleId="867">
     <w:name w:val="Emphasis"/>
-    <w:basedOn w:val="148"/>
+    <w:basedOn w:val="846"/>
     <w:uiPriority w:val="20"/>
     <w:qFormat/>
     <w:pPr>
@@ -30339,9 +33530,9 @@
       <w:iCs/>
     </w:rPr>
   </w:style>
-  <w:style w:type="character" w:styleId="173">
+  <w:style w:type="character" w:styleId="868">
     <w:name w:val="Strong"/>
-    <w:basedOn w:val="148"/>
+    <w:basedOn w:val="846"/>
     <w:uiPriority w:val="22"/>
     <w:qFormat/>
     <w:pPr>
@@ -30354,9 +33545,9 @@
       <w:bCs/>
     </w:rPr>
   </w:style>
-  <w:style w:type="character" w:styleId="174">
+  <w:style w:type="character" w:styleId="869">
     <w:name w:val="Subtle Reference"/>
-    <w:basedOn w:val="148"/>
+    <w:basedOn w:val="846"/>
     <w:uiPriority w:val="31"/>
     <w:qFormat/>
     <w:pPr>
@@ -30369,9 +33560,9 @@
       <w:color w:val="5a5a5a" w:themeColor="text1" w:themeTint="A5"/>
     </w:rPr>
   </w:style>
-  <w:style w:type="character" w:styleId="175">
+  <w:style w:type="character" w:styleId="870">
     <w:name w:val="Book Title"/>
-    <w:basedOn w:val="148"/>
+    <w:basedOn w:val="846"/>
     <w:uiPriority w:val="33"/>
     <w:qFormat/>
     <w:pPr>
@@ -30387,10 +33578,10 @@
       <w:spacing w:val="5"/>
     </w:rPr>
   </w:style>
-  <w:style w:type="paragraph" w:styleId="176">
+  <w:style w:type="paragraph" w:styleId="871">
     <w:name w:val="Header"/>
-    <w:basedOn w:val="664"/>
-    <w:link w:val="177"/>
+    <w:basedOn w:val="896"/>
+    <w:link w:val="872"/>
     <w:uiPriority w:val="99"/>
     <w:unhideWhenUsed/>
     <w:pPr>
@@ -30403,10 +33594,10 @@
       <w:ind/>
     </w:pPr>
   </w:style>
-  <w:style w:type="character" w:styleId="177">
+  <w:style w:type="character" w:styleId="872">
     <w:name w:val="Header Char"/>
-    <w:basedOn w:val="148"/>
-    <w:link w:val="176"/>
+    <w:basedOn w:val="846"/>
+    <w:link w:val="871"/>
     <w:uiPriority w:val="99"/>
     <w:pPr>
       <w:pBdr/>
@@ -30414,10 +33605,10 @@
       <w:ind/>
     </w:pPr>
   </w:style>
-  <w:style w:type="paragraph" w:styleId="178">
+  <w:style w:type="paragraph" w:styleId="873">
     <w:name w:val="Footer"/>
-    <w:basedOn w:val="664"/>
-    <w:link w:val="179"/>
+    <w:basedOn w:val="896"/>
+    <w:link w:val="874"/>
     <w:uiPriority w:val="99"/>
     <w:unhideWhenUsed/>
     <w:pPr>
@@ -30430,10 +33621,10 @@
       <w:ind/>
     </w:pPr>
   </w:style>
-  <w:style w:type="character" w:styleId="179">
+  <w:style w:type="character" w:styleId="874">
     <w:name w:val="Footer Char"/>
-    <w:basedOn w:val="148"/>
-    <w:link w:val="178"/>
+    <w:basedOn w:val="846"/>
+    <w:link w:val="873"/>
     <w:uiPriority w:val="99"/>
     <w:pPr>
       <w:pBdr/>
@@ -30441,10 +33632,10 @@
       <w:ind/>
     </w:pPr>
   </w:style>
-  <w:style w:type="paragraph" w:styleId="180">
+  <w:style w:type="paragraph" w:styleId="875">
     <w:name w:val="Caption"/>
-    <w:basedOn w:val="664"/>
-    <w:next w:val="664"/>
+    <w:basedOn w:val="896"/>
+    <w:next w:val="896"/>
     <w:uiPriority w:val="35"/>
     <w:unhideWhenUsed/>
     <w:qFormat/>
@@ -30461,10 +33652,10 @@
       <w:szCs w:val="18"/>
     </w:rPr>
   </w:style>
-  <w:style w:type="paragraph" w:styleId="181">
+  <w:style w:type="paragraph" w:styleId="876">
     <w:name w:val="footnote text"/>
-    <w:basedOn w:val="664"/>
-    <w:link w:val="182"/>
+    <w:basedOn w:val="896"/>
+    <w:link w:val="877"/>
     <w:uiPriority w:val="99"/>
     <w:semiHidden/>
     <w:unhideWhenUsed/>
@@ -30478,10 +33669,10 @@
       <w:szCs w:val="20"/>
     </w:rPr>
   </w:style>
-  <w:style w:type="character" w:styleId="182">
+  <w:style w:type="character" w:styleId="877">
     <w:name w:val="Footnote Text Char"/>
-    <w:basedOn w:val="148"/>
-    <w:link w:val="181"/>
+    <w:basedOn w:val="846"/>
+    <w:link w:val="876"/>
     <w:uiPriority w:val="99"/>
     <w:semiHidden/>
     <w:pPr>
@@ -30494,9 +33685,9 @@
       <w:szCs w:val="20"/>
     </w:rPr>
   </w:style>
-  <w:style w:type="character" w:styleId="183">
+  <w:style w:type="character" w:styleId="878">
     <w:name w:val="footnote reference"/>
-    <w:basedOn w:val="148"/>
+    <w:basedOn w:val="846"/>
     <w:uiPriority w:val="99"/>
     <w:semiHidden/>
     <w:unhideWhenUsed/>
@@ -30509,10 +33700,10 @@
       <w:vertAlign w:val="superscript"/>
     </w:rPr>
   </w:style>
-  <w:style w:type="paragraph" w:styleId="184">
+  <w:style w:type="paragraph" w:styleId="879">
     <w:name w:val="endnote text"/>
-    <w:basedOn w:val="664"/>
-    <w:link w:val="185"/>
+    <w:basedOn w:val="896"/>
+    <w:link w:val="880"/>
     <w:uiPriority w:val="99"/>
     <w:semiHidden/>
     <w:unhideWhenUsed/>
@@ -30526,10 +33717,10 @@
       <w:szCs w:val="20"/>
     </w:rPr>
   </w:style>
-  <w:style w:type="character" w:styleId="185">
+  <w:style w:type="character" w:styleId="880">
     <w:name w:val="Endnote Text Char"/>
-    <w:basedOn w:val="148"/>
-    <w:link w:val="184"/>
+    <w:basedOn w:val="846"/>
+    <w:link w:val="879"/>
     <w:uiPriority w:val="99"/>
     <w:semiHidden/>
     <w:pPr>
@@ -30542,9 +33733,9 @@
       <w:szCs w:val="20"/>
     </w:rPr>
   </w:style>
-  <w:style w:type="character" w:styleId="186">
+  <w:style w:type="character" w:styleId="881">
     <w:name w:val="endnote reference"/>
-    <w:basedOn w:val="148"/>
+    <w:basedOn w:val="846"/>
     <w:uiPriority w:val="99"/>
     <w:semiHidden/>
     <w:unhideWhenUsed/>
@@ -30557,9 +33748,9 @@
       <w:vertAlign w:val="superscript"/>
     </w:rPr>
   </w:style>
-  <w:style w:type="character" w:styleId="187">
+  <w:style w:type="character" w:styleId="882">
     <w:name w:val="Hyperlink"/>
-    <w:basedOn w:val="148"/>
+    <w:basedOn w:val="846"/>
     <w:uiPriority w:val="99"/>
     <w:unhideWhenUsed/>
     <w:pPr>
@@ -30572,9 +33763,9 @@
       <w:u w:val="single"/>
     </w:rPr>
   </w:style>
-  <w:style w:type="character" w:styleId="188">
+  <w:style w:type="character" w:styleId="883">
     <w:name w:val="FollowedHyperlink"/>
-    <w:basedOn w:val="148"/>
+    <w:basedOn w:val="846"/>
     <w:uiPriority w:val="99"/>
     <w:semiHidden/>
     <w:unhideWhenUsed/>
@@ -30588,10 +33779,10 @@
       <w:u w:val="single"/>
     </w:rPr>
   </w:style>
-  <w:style w:type="paragraph" w:styleId="189">
+  <w:style w:type="paragraph" w:styleId="884">
     <w:name w:val="toc 1"/>
-    <w:basedOn w:val="664"/>
-    <w:next w:val="664"/>
+    <w:basedOn w:val="896"/>
+    <w:next w:val="896"/>
     <w:uiPriority w:val="39"/>
     <w:unhideWhenUsed/>
     <w:pPr>
@@ -30600,10 +33791,10 @@
       <w:ind/>
     </w:pPr>
   </w:style>
-  <w:style w:type="paragraph" w:styleId="190">
+  <w:style w:type="paragraph" w:styleId="885">
     <w:name w:val="toc 2"/>
-    <w:basedOn w:val="664"/>
-    <w:next w:val="664"/>
+    <w:basedOn w:val="896"/>
+    <w:next w:val="896"/>
     <w:uiPriority w:val="39"/>
     <w:unhideWhenUsed/>
     <w:pPr>
@@ -30612,10 +33803,10 @@
       <w:ind w:left="220"/>
     </w:pPr>
   </w:style>
-  <w:style w:type="paragraph" w:styleId="191">
+  <w:style w:type="paragraph" w:styleId="886">
     <w:name w:val="toc 3"/>
-    <w:basedOn w:val="664"/>
-    <w:next w:val="664"/>
+    <w:basedOn w:val="896"/>
+    <w:next w:val="896"/>
     <w:uiPriority w:val="39"/>
     <w:unhideWhenUsed/>
     <w:pPr>
@@ -30624,10 +33815,10 @@
       <w:ind w:left="440"/>
     </w:pPr>
   </w:style>
-  <w:style w:type="paragraph" w:styleId="192">
+  <w:style w:type="paragraph" w:styleId="887">
     <w:name w:val="toc 4"/>
-    <w:basedOn w:val="664"/>
-    <w:next w:val="664"/>
+    <w:basedOn w:val="896"/>
+    <w:next w:val="896"/>
     <w:uiPriority w:val="39"/>
     <w:unhideWhenUsed/>
     <w:pPr>
@@ -30636,10 +33827,10 @@
       <w:ind w:left="660"/>
     </w:pPr>
   </w:style>
-  <w:style w:type="paragraph" w:styleId="193">
+  <w:style w:type="paragraph" w:styleId="888">
     <w:name w:val="toc 5"/>
-    <w:basedOn w:val="664"/>
-    <w:next w:val="664"/>
+    <w:basedOn w:val="896"/>
+    <w:next w:val="896"/>
     <w:uiPriority w:val="39"/>
     <w:unhideWhenUsed/>
     <w:pPr>
@@ -30648,10 +33839,10 @@
       <w:ind w:left="880"/>
     </w:pPr>
   </w:style>
-  <w:style w:type="paragraph" w:styleId="194">
+  <w:style w:type="paragraph" w:styleId="889">
     <w:name w:val="toc 6"/>
-    <w:basedOn w:val="664"/>
-    <w:next w:val="664"/>
+    <w:basedOn w:val="896"/>
+    <w:next w:val="896"/>
     <w:uiPriority w:val="39"/>
     <w:unhideWhenUsed/>
     <w:pPr>
@@ -30660,10 +33851,10 @@
       <w:ind w:left="1100"/>
     </w:pPr>
   </w:style>
-  <w:style w:type="paragraph" w:styleId="195">
+  <w:style w:type="paragraph" w:styleId="890">
     <w:name w:val="toc 7"/>
-    <w:basedOn w:val="664"/>
-    <w:next w:val="664"/>
+    <w:basedOn w:val="896"/>
+    <w:next w:val="896"/>
     <w:uiPriority w:val="39"/>
     <w:unhideWhenUsed/>
     <w:pPr>
@@ -30672,10 +33863,10 @@
       <w:ind w:left="1320"/>
     </w:pPr>
   </w:style>
-  <w:style w:type="paragraph" w:styleId="196">
+  <w:style w:type="paragraph" w:styleId="891">
     <w:name w:val="toc 8"/>
-    <w:basedOn w:val="664"/>
-    <w:next w:val="664"/>
+    <w:basedOn w:val="896"/>
+    <w:next w:val="896"/>
     <w:uiPriority w:val="39"/>
     <w:unhideWhenUsed/>
     <w:pPr>
@@ -30684,10 +33875,10 @@
       <w:ind w:left="1540"/>
     </w:pPr>
   </w:style>
-  <w:style w:type="paragraph" w:styleId="197">
+  <w:style w:type="paragraph" w:styleId="892">
     <w:name w:val="toc 9"/>
-    <w:basedOn w:val="664"/>
-    <w:next w:val="664"/>
+    <w:basedOn w:val="896"/>
+    <w:next w:val="896"/>
     <w:uiPriority w:val="39"/>
     <w:unhideWhenUsed/>
     <w:pPr>
@@ -30696,9 +33887,9 @@
       <w:ind w:left="1760"/>
     </w:pPr>
   </w:style>
-  <w:style w:type="character" w:styleId="198">
+  <w:style w:type="character" w:styleId="893">
     <w:name w:val="Placeholder Text"/>
-    <w:basedOn w:val="148"/>
+    <w:basedOn w:val="846"/>
     <w:uiPriority w:val="99"/>
     <w:semiHidden/>
     <w:pPr>
@@ -30710,7 +33901,7 @@
       <w:color w:val="666666"/>
     </w:rPr>
   </w:style>
-  <w:style w:type="paragraph" w:styleId="208">
+  <w:style w:type="paragraph" w:styleId="894">
     <w:name w:val="TOC Heading"/>
     <w:uiPriority w:val="39"/>
     <w:unhideWhenUsed/>
@@ -30720,10 +33911,10 @@
       <w:ind/>
     </w:pPr>
   </w:style>
-  <w:style w:type="paragraph" w:styleId="209">
+  <w:style w:type="paragraph" w:styleId="895">
     <w:name w:val="table of figures"/>
-    <w:basedOn w:val="664"/>
-    <w:next w:val="664"/>
+    <w:basedOn w:val="896"/>
+    <w:next w:val="896"/>
     <w:uiPriority w:val="99"/>
     <w:unhideWhenUsed/>
     <w:pPr>
@@ -30732,7 +33923,7 @@
       <w:ind/>
     </w:pPr>
   </w:style>
-  <w:style w:type="paragraph" w:styleId="664" w:default="1">
+  <w:style w:type="paragraph" w:styleId="896" w:default="1">
     <w:name w:val="Normal"/>
     <w:qFormat/>
     <w:pPr>
@@ -30741,7 +33932,7 @@
       <w:ind/>
     </w:pPr>
   </w:style>
-  <w:style w:type="table" w:styleId="665" w:default="1">
+  <w:style w:type="table" w:styleId="897" w:default="1">
     <w:name w:val="Normal Table"/>
     <w:uiPriority w:val="99"/>
     <w:semiHidden/>
@@ -30934,7 +34125,7 @@
       </w:tcPr>
     </w:tblStylePr>
   </w:style>
-  <w:style w:type="numbering" w:styleId="666" w:default="1">
+  <w:style w:type="numbering" w:styleId="898" w:default="1">
     <w:name w:val="No List"/>
     <w:uiPriority w:val="99"/>
     <w:semiHidden/>
@@ -30945,9 +34136,9 @@
       <w:ind/>
     </w:pPr>
   </w:style>
-  <w:style w:type="paragraph" w:styleId="667">
+  <w:style w:type="paragraph" w:styleId="899">
     <w:name w:val="No Spacing"/>
-    <w:basedOn w:val="664"/>
+    <w:basedOn w:val="896"/>
     <w:uiPriority w:val="1"/>
     <w:qFormat/>
     <w:pPr>
@@ -30956,9 +34147,9 @@
       <w:ind/>
     </w:pPr>
   </w:style>
-  <w:style w:type="paragraph" w:styleId="668">
+  <w:style w:type="paragraph" w:styleId="900">
     <w:name w:val="List Paragraph"/>
-    <w:basedOn w:val="664"/>
+    <w:basedOn w:val="896"/>
     <w:uiPriority w:val="34"/>
     <w:qFormat/>
     <w:pPr>
